--- a/papers/复核链/阶段二_独立终审报告_2026-10-25.docx
+++ b/papers/复核链/阶段二_独立终审报告_2026-10-25.docx
@@ -16,12 +16,6 @@
         <w:pStyle w:val="BlockText"/>
       </w:pPr>
       <w:r>
-        <w:t xml:space="preserve">★</w:t>
-      </w:r>
-      <w:r>
-        <w:t xml:space="preserve"> </w:t>
-      </w:r>
-      <w:r>
         <w:rPr>
           <w:bCs/>
           <w:b/>
@@ -29,7 +23,7 @@
         <w:t xml:space="preserve">审计员</w:t>
       </w:r>
       <w:r>
-        <w:t xml:space="preserve">：Verifier（独立审稿人）｜★</w:t>
+        <w:t xml:space="preserve">：Verifier（独立审稿人）｜</w:t>
       </w:r>
       <w:r>
         <w:t xml:space="preserve"> </w:t>
@@ -42,10 +36,7 @@
         <w:t xml:space="preserve">模式</w:t>
       </w:r>
       <w:r>
-        <w:t xml:space="preserve">：只读审计（★</w:t>
-      </w:r>
-      <w:r>
-        <w:t xml:space="preserve"> </w:t>
+        <w:t xml:space="preserve">：只读审计（</w:t>
       </w:r>
       <w:r>
         <w:rPr>
@@ -76,20 +67,14 @@
         <w:t xml:space="preserve"> </w:t>
       </w:r>
       <w:r>
-        <w:t xml:space="preserve">★</w:t>
-      </w:r>
-      <w:r>
-        <w:t xml:space="preserve"> </w:t>
-      </w:r>
-      <w:r>
-        <w:rPr>
-          <w:bCs/>
-          <w:b/>
-        </w:rPr>
-        <w:t xml:space="preserve">纪律</w:t>
-      </w:r>
-      <w:r>
-        <w:t xml:space="preserve">：★</w:t>
+        <w:rPr>
+          <w:bCs/>
+          <w:b/>
+        </w:rPr>
+        <w:t xml:space="preserve">要求</w:t>
+      </w:r>
+      <w:r>
+        <w:t xml:space="preserve">：</w:t>
       </w:r>
       <w:r>
         <w:t xml:space="preserve"> </w:t>
@@ -102,7 +87,7 @@
         <w:t xml:space="preserve">凡判"对方说错"必带【对象 + 坐标 + 我自己复算的实测值】</w:t>
       </w:r>
       <w:r>
-        <w:t xml:space="preserve">；★</w:t>
+        <w:t xml:space="preserve">；</w:t>
       </w:r>
       <w:r>
         <w:t xml:space="preserve"> </w:t>
@@ -115,7 +100,7 @@
         <w:t xml:space="preserve">凡"自检 N/N"必实跑</w:t>
       </w:r>
       <w:r>
-        <w:t xml:space="preserve">；★</w:t>
+        <w:t xml:space="preserve">；</w:t>
       </w:r>
       <w:r>
         <w:t xml:space="preserve"> </w:t>
@@ -128,7 +113,7 @@
         <w:t xml:space="preserve">结论只对本报告列出的 sha 负责</w:t>
       </w:r>
       <w:r>
-        <w:t xml:space="preserve">；★</w:t>
+        <w:t xml:space="preserve">；</w:t>
       </w:r>
       <w:r>
         <w:t xml:space="preserve"> </w:t>
@@ -141,16 +126,16 @@
         <w:t xml:space="preserve">任何"当前 sha"必须当场重取</w:t>
       </w:r>
       <w:r>
-        <w:t xml:space="preserve">（★ 父会话在同步中自踩过一次"引用旧输出"的坑，本报告全部当场重取）。</w:t>
+        <w:t xml:space="preserve">（父会话在同步中自踩过一次"引用旧输出"的坑，本报告全部当场重取）。</w:t>
       </w:r>
     </w:p>
-    <w:bookmarkStart w:id="20" w:name="审稿基线-2026-10-24-183825-utc-当场重取"/>
+    <w:bookmarkStart w:id="20" w:name="审稿基线2026-10-24-183825-utc-当场重取"/>
     <w:p>
       <w:pPr>
         <w:pStyle w:val="Heading2"/>
       </w:pPr>
       <w:r>
-        <w:t xml:space="preserve">★ 审稿基线（★ 2026-10-24 18:38:25 UTC</w:t>
+        <w:t xml:space="preserve">审稿基线（2026-10-24 18:38:25 UTC</w:t>
       </w:r>
       <w:r>
         <w:t xml:space="preserve"> </w:t>
@@ -296,7 +281,7 @@
               <w:jc w:val="left"/>
             </w:pPr>
             <w:r>
-              <w:t xml:space="preserve">★ 定稿</w:t>
+              <w:t xml:space="preserve">定稿</w:t>
             </w:r>
           </w:p>
         </w:tc>
@@ -378,7 +363,7 @@
               <w:jc w:val="left"/>
             </w:pPr>
             <w:r>
-              <w:t xml:space="preserve">★ 定稿</w:t>
+              <w:t xml:space="preserve">定稿</w:t>
             </w:r>
           </w:p>
         </w:tc>
@@ -460,7 +445,23 @@
               <w:jc w:val="left"/>
             </w:pPr>
             <w:r>
-              <w:t xml:space="preserve">★</w:t>
+              <w:rPr>
+                <w:bCs/>
+                <w:b/>
+              </w:rPr>
+              <w:t xml:space="preserve">W1 仍在改</w:t>
+            </w:r>
+          </w:p>
+        </w:tc>
+        <w:tc>
+          <w:tcPr/>
+          <w:p>
+            <w:pPr>
+              <w:pStyle w:val="Compact"/>
+              <w:jc w:val="center"/>
+            </w:pPr>
+            <w:r>
+              <w:t xml:space="preserve">⏸</w:t>
             </w:r>
             <w:r>
               <w:t xml:space="preserve"> </w:t>
@@ -470,32 +471,10 @@
                 <w:bCs/>
                 <w:b/>
               </w:rPr>
-              <w:t xml:space="preserve">W1 仍在改</w:t>
-            </w:r>
-          </w:p>
-        </w:tc>
-        <w:tc>
-          <w:tcPr/>
-          <w:p>
-            <w:pPr>
-              <w:pStyle w:val="Compact"/>
-              <w:jc w:val="center"/>
-            </w:pPr>
-            <w:r>
-              <w:t xml:space="preserve">⏸</w:t>
-            </w:r>
-            <w:r>
-              <w:t xml:space="preserve"> </w:t>
-            </w:r>
-            <w:r>
-              <w:rPr>
-                <w:bCs/>
-                <w:b/>
-              </w:rPr>
               <w:t xml:space="preserve">暂不审</w:t>
             </w:r>
             <w:r>
-              <w:t xml:space="preserve">（★ 但我已抓出一条会被击穿的硬伤，见 §3）</w:t>
+              <w:t xml:space="preserve">（但我已抓出一条会被击穿的硬伤，见 §3）</w:t>
             </w:r>
           </w:p>
         </w:tc>
@@ -552,7 +531,23 @@
               <w:jc w:val="left"/>
             </w:pPr>
             <w:r>
-              <w:t xml:space="preserve">★</w:t>
+              <w:rPr>
+                <w:bCs/>
+                <w:b/>
+              </w:rPr>
+              <w:t xml:space="preserve">W4 仍在改</w:t>
+            </w:r>
+          </w:p>
+        </w:tc>
+        <w:tc>
+          <w:tcPr/>
+          <w:p>
+            <w:pPr>
+              <w:pStyle w:val="Compact"/>
+              <w:jc w:val="center"/>
+            </w:pPr>
+            <w:r>
+              <w:t xml:space="preserve">⏸</w:t>
             </w:r>
             <w:r>
               <w:t xml:space="preserve"> </w:t>
@@ -562,32 +557,10 @@
                 <w:bCs/>
                 <w:b/>
               </w:rPr>
-              <w:t xml:space="preserve">W4 仍在改</w:t>
-            </w:r>
-          </w:p>
-        </w:tc>
-        <w:tc>
-          <w:tcPr/>
-          <w:p>
-            <w:pPr>
-              <w:pStyle w:val="Compact"/>
-              <w:jc w:val="center"/>
-            </w:pPr>
-            <w:r>
-              <w:t xml:space="preserve">⏸</w:t>
-            </w:r>
-            <w:r>
-              <w:t xml:space="preserve"> </w:t>
-            </w:r>
-            <w:r>
-              <w:rPr>
-                <w:bCs/>
-                <w:b/>
-              </w:rPr>
               <w:t xml:space="preserve">暂不审</w:t>
             </w:r>
             <w:r>
-              <w:t xml:space="preserve">（★ 复算已做完并暂存）</w:t>
+              <w:t xml:space="preserve">（复算已做完并暂存）</w:t>
             </w:r>
           </w:p>
         </w:tc>
@@ -656,7 +629,7 @@
               <w:jc w:val="center"/>
             </w:pPr>
             <w:r>
-              <w:t xml:space="preserve">未审（★ 非本轮四方向）</w:t>
+              <w:t xml:space="preserve">未审（非这一轮四方向）</w:t>
             </w:r>
           </w:p>
         </w:tc>
@@ -667,12 +640,6 @@
         <w:pStyle w:val="BodyText"/>
       </w:pPr>
       <w:r>
-        <w:t xml:space="preserve">★</w:t>
-      </w:r>
-      <w:r>
-        <w:t xml:space="preserve"> </w:t>
-      </w:r>
-      <w:r>
         <w:rPr>
           <w:bCs/>
           <w:b/>
@@ -680,17 +647,14 @@
         <w:t xml:space="preserve">漂移台账</w:t>
       </w:r>
       <w:r>
-        <w:t xml:space="preserve">：① 682→1007→1015 行｜② 1267→1724→1769 行｜③ 806→1247 行｜④ 757→1415→1434 行 ⇒ ★</w:t>
-      </w:r>
-      <w:r>
-        <w:t xml:space="preserve"> </w:t>
-      </w:r>
-      <w:r>
-        <w:rPr>
-          <w:bCs/>
-          <w:b/>
-        </w:rPr>
-        <w:t xml:space="preserve">四篇在本轮全部重写</w:t>
+        <w:t xml:space="preserve">：① 682→1007→1015 行｜② 1267→1724→1769 行｜③ 806→1247 行｜④ 757→1415→1434 行，</w:t>
+      </w:r>
+      <w:r>
+        <w:rPr>
+          <w:bCs/>
+          <w:b/>
+        </w:rPr>
+        <w:t xml:space="preserve">四篇在这一轮全部重写</w:t>
       </w:r>
       <w:r>
         <w:t xml:space="preserve">。</w:t>
@@ -842,12 +806,6 @@
               <w:jc w:val="left"/>
             </w:pPr>
             <w:r>
-              <w:t xml:space="preserve">★</w:t>
-            </w:r>
-            <w:r>
-              <w:t xml:space="preserve"> </w:t>
-            </w:r>
-            <w:r>
               <w:rPr>
                 <w:bCs/>
                 <w:b/>
@@ -867,12 +825,6 @@
               <w:jc w:val="left"/>
             </w:pPr>
             <w:r>
-              <w:t xml:space="preserve">★</w:t>
-            </w:r>
-            <w:r>
-              <w:t xml:space="preserve"> </w:t>
-            </w:r>
-            <w:r>
               <w:rPr>
                 <w:bCs/>
                 <w:b/>
@@ -889,19 +841,19 @@
               <w:jc w:val="left"/>
             </w:pPr>
             <w:r>
-              <w:t xml:space="preserve">★ 未削弱（三条限定全在、未局部化）</w:t>
-            </w:r>
-          </w:p>
-        </w:tc>
-        <w:tc>
-          <w:tcPr/>
-          <w:p>
-            <w:pPr>
-              <w:pStyle w:val="Compact"/>
-              <w:jc w:val="left"/>
-            </w:pPr>
-            <w:r>
-              <w:t xml:space="preserve">★ 有 1 处</w:t>
+              <w:t xml:space="preserve">未削弱（三条限定全在、未局部化）</w:t>
+            </w:r>
+          </w:p>
+        </w:tc>
+        <w:tc>
+          <w:tcPr/>
+          <w:p>
+            <w:pPr>
+              <w:pStyle w:val="Compact"/>
+              <w:jc w:val="left"/>
+            </w:pPr>
+            <w:r>
+              <w:t xml:space="preserve">有 1 处</w:t>
             </w:r>
             <w:r>
               <w:rPr>
@@ -1008,12 +960,6 @@
               <w:jc w:val="left"/>
             </w:pPr>
             <w:r>
-              <w:t xml:space="preserve">★</w:t>
-            </w:r>
-            <w:r>
-              <w:t xml:space="preserve"> </w:t>
-            </w:r>
-            <w:r>
               <w:rPr>
                 <w:bCs/>
                 <w:b/>
@@ -1142,10 +1088,7 @@
               <w:jc w:val="center"/>
             </w:pPr>
             <w:r>
-              <w:t xml:space="preserve">⏸ 暂不审（★</w:t>
-            </w:r>
-            <w:r>
-              <w:t xml:space="preserve"> </w:t>
+              <w:t xml:space="preserve">⏸ 暂不审（</w:t>
             </w:r>
             <w:r>
               <w:rPr>
@@ -1245,10 +1188,7 @@
               <w:jc w:val="center"/>
             </w:pPr>
             <w:r>
-              <w:t xml:space="preserve">⏸ 暂不审（★</w:t>
-            </w:r>
-            <w:r>
-              <w:t xml:space="preserve"> </w:t>
+              <w:t xml:space="preserve">⏸ 暂不审（</w:t>
             </w:r>
             <w:r>
               <w:rPr>
@@ -1269,12 +1209,6 @@
         <w:pStyle w:val="BodyText"/>
       </w:pPr>
       <w:r>
-        <w:t xml:space="preserve">★</w:t>
-      </w:r>
-      <w:r>
-        <w:t xml:space="preserve"> </w:t>
-      </w:r>
-      <w:r>
         <w:rPr>
           <w:bCs/>
           <w:b/>
@@ -1282,7 +1216,7 @@
         <w:t xml:space="preserve">必须说清的一句话</w:t>
       </w:r>
       <w:r>
-        <w:t xml:space="preserve">：★</w:t>
+        <w:t xml:space="preserve">：</w:t>
       </w:r>
       <w:r>
         <w:t xml:space="preserve"> </w:t>
@@ -1298,7 +1232,7 @@
         <w:t xml:space="preserve"> </w:t>
       </w:r>
       <w:r>
-        <w:t xml:space="preserve">—— 最强表述逐字落地、三条限定一条没少、没有越界成"好/差"；★</w:t>
+        <w:t xml:space="preserve">—— 最强表述逐字落地、三条限定一条没少、没有越界成"好/差"；</w:t>
       </w:r>
       <w:r>
         <w:t xml:space="preserve"> </w:t>
@@ -1345,7 +1279,7 @@
         <w:pStyle w:val="FirstParagraph"/>
       </w:pPr>
       <w:r>
-        <w:t xml:space="preserve">★ 稿内 3 处逐字（</w:t>
+        <w:t xml:space="preserve">稿内 3 处逐字（</w:t>
       </w:r>
       <w:r>
         <w:rPr>
@@ -1400,12 +1334,6 @@
       <w:pPr>
         <w:pStyle w:val="BodyText"/>
       </w:pPr>
-      <w:r>
-        <w:t xml:space="preserve">★</w:t>
-      </w:r>
-      <w:r>
-        <w:t xml:space="preserve"> </w:t>
-      </w:r>
       <w:r>
         <w:rPr>
           <w:bCs/>
@@ -1616,12 +1544,6 @@
               <w:jc w:val="left"/>
             </w:pPr>
             <w:r>
-              <w:t xml:space="preserve">★</w:t>
-            </w:r>
-            <w:r>
-              <w:t xml:space="preserve"> </w:t>
-            </w:r>
-            <w:r>
               <w:rPr>
                 <w:bCs/>
                 <w:b/>
@@ -1709,12 +1631,6 @@
               <w:jc w:val="left"/>
             </w:pPr>
             <w:r>
-              <w:t xml:space="preserve">★</w:t>
-            </w:r>
-            <w:r>
-              <w:t xml:space="preserve"> </w:t>
-            </w:r>
-            <w:r>
               <w:rPr>
                 <w:bCs/>
                 <w:b/>
@@ -1751,12 +1667,6 @@
               <w:pStyle w:val="Compact"/>
               <w:jc w:val="left"/>
             </w:pPr>
-            <w:r>
-              <w:t xml:space="preserve">★</w:t>
-            </w:r>
-            <w:r>
-              <w:t xml:space="preserve"> </w:t>
-            </w:r>
             <w:r>
               <w:rPr>
                 <w:bCs/>
@@ -1801,12 +1711,6 @@
         <w:pStyle w:val="BodyText"/>
       </w:pPr>
       <w:r>
-        <w:t xml:space="preserve">⇒ ★★</w:t>
-      </w:r>
-      <w:r>
-        <w:t xml:space="preserve"> </w:t>
-      </w:r>
-      <w:r>
         <w:rPr>
           <w:bCs/>
           <w:b/>
@@ -1814,7 +1718,7 @@
         <w:t xml:space="preserve">两条腿与稿内逐位一致</w:t>
       </w:r>
       <w:r>
-        <w:t xml:space="preserve">；★</w:t>
+        <w:t xml:space="preserve">；</w:t>
       </w:r>
       <w:r>
         <w:t xml:space="preserve"> </w:t>
@@ -1833,7 +1737,7 @@
         <w:t xml:space="preserve"> </w:t>
       </w:r>
       <w:r>
-        <w:t xml:space="preserve">⇒ ✔</w:t>
+        <w:t xml:space="preserve">✔</w:t>
       </w:r>
       <w:r>
         <w:t xml:space="preserve"> </w:t>
@@ -1874,20 +1778,17 @@
         <w:t xml:space="preserve"> </w:t>
       </w:r>
       <w:r>
-        <w:t xml:space="preserve">明写「⇒ ⇒ ★</w:t>
-      </w:r>
-      <w:r>
-        <w:t xml:space="preserve"> </w:t>
-      </w:r>
-      <w:r>
-        <w:rPr>
-          <w:bCs/>
-          <w:b/>
-        </w:rPr>
-        <w:t xml:space="preserve">⇒ 这不是"工作流更差"，而是"工作流说了更多话、但没覆盖更多结论"</w:t>
-      </w:r>
-      <w:r>
-        <w:t xml:space="preserve">」；★ 硬红线扫描</w:t>
+        <w:t xml:space="preserve">明写「，</w:t>
+      </w:r>
+      <w:r>
+        <w:rPr>
+          <w:bCs/>
+          <w:b/>
+        </w:rPr>
+        <w:t xml:space="preserve">这不是"工作流更差"，而是"工作流说了更多话、但没覆盖更多结论"</w:t>
+      </w:r>
+      <w:r>
+        <w:t xml:space="preserve">」；硬红线扫描</w:t>
       </w:r>
       <w:r>
         <w:t xml:space="preserve"> </w:t>
@@ -1999,12 +1900,6 @@
         <w:pStyle w:val="BodyText"/>
       </w:pPr>
       <w:r>
-        <w:t xml:space="preserve">★</w:t>
-      </w:r>
-      <w:r>
-        <w:t xml:space="preserve"> </w:t>
-      </w:r>
-      <w:r>
         <w:rPr>
           <w:bCs/>
           <w:b/>
@@ -2012,7 +1907,7 @@
         <w:t xml:space="preserve">我自己的独立复算</w:t>
       </w:r>
       <w:r>
-        <w:t xml:space="preserve">（★ 不看 E1 的数，只从</w:t>
+        <w:t xml:space="preserve">（不看 E1 的数，只从</w:t>
       </w:r>
       <w:r>
         <w:t xml:space="preserve"> </w:t>
@@ -2027,7 +1922,7 @@
         <w:t xml:space="preserve"> </w:t>
       </w:r>
       <w:r>
-        <w:t xml:space="preserve">重算，★ 两种承重聚合都算）：</w:t>
+        <w:t xml:space="preserve">重算，两种承重聚合都算）：</w:t>
       </w:r>
     </w:p>
     <w:p>
@@ -2090,12 +1985,6 @@
       <w:pPr>
         <w:pStyle w:val="FirstParagraph"/>
       </w:pPr>
-      <w:r>
-        <w:t xml:space="preserve">⇒ ★★★</w:t>
-      </w:r>
-      <w:r>
-        <w:t xml:space="preserve"> </w:t>
-      </w:r>
       <w:r>
         <w:rPr>
           <w:bCs/>
@@ -2184,7 +2073,33 @@
               <w:jc w:val="left"/>
             </w:pPr>
             <w:r>
-              <w:t xml:space="preserve">★★</w:t>
+              <w:rPr>
+                <w:bCs/>
+                <w:b/>
+              </w:rPr>
+              <w:t xml:space="preserve">口径未声明</w:t>
+            </w:r>
+          </w:p>
+        </w:tc>
+        <w:tc>
+          <w:tcPr/>
+          <w:p>
+            <w:pPr>
+              <w:pStyle w:val="Compact"/>
+              <w:jc w:val="left"/>
+            </w:pPr>
+            <w:r>
+              <w:t xml:space="preserve">稿内这行</w:t>
+            </w:r>
+            <w:r>
+              <w:rPr>
+                <w:bCs/>
+                <w:b/>
+              </w:rPr>
+              <w:t xml:space="preserve">只有 AND 承重聚合</w:t>
+            </w:r>
+            <w:r>
+              <w:t xml:space="preserve">能复现；</w:t>
             </w:r>
             <w:r>
               <w:t xml:space="preserve"> </w:t>
@@ -2194,45 +2109,10 @@
                 <w:bCs/>
                 <w:b/>
               </w:rPr>
-              <w:t xml:space="preserve">口径未声明</w:t>
-            </w:r>
-          </w:p>
-        </w:tc>
-        <w:tc>
-          <w:tcPr/>
-          <w:p>
-            <w:pPr>
-              <w:pStyle w:val="Compact"/>
-              <w:jc w:val="left"/>
-            </w:pPr>
-            <w:r>
-              <w:t xml:space="preserve">稿内这行</w:t>
-            </w:r>
-            <w:r>
-              <w:rPr>
-                <w:bCs/>
-                <w:b/>
-              </w:rPr>
-              <w:t xml:space="preserve">只有 AND 承重聚合</w:t>
-            </w:r>
-            <w:r>
-              <w:t xml:space="preserve">能复现；★</w:t>
-            </w:r>
-            <w:r>
-              <w:t xml:space="preserve"> </w:t>
-            </w:r>
-            <w:r>
-              <w:rPr>
-                <w:bCs/>
-                <w:b/>
-              </w:rPr>
               <w:t xml:space="preserve">E1 声明的主口径是 OR</w:t>
             </w:r>
             <w:r>
-              <w:t xml:space="preserve">（E1 报告「承重聚合 OR → AND：口径 B 净 +14 → +14（不变）」⇒ ★</w:t>
-            </w:r>
-            <w:r>
-              <w:t xml:space="preserve"> </w:t>
+              <w:t xml:space="preserve">（E1 报告「承重聚合 OR → AND：口径 B 净 +14 → +14（不变）」，</w:t>
             </w:r>
             <w:r>
               <w:rPr>
@@ -2242,10 +2122,7 @@
               <w:t xml:space="preserve">AND 只是敏感性变体</w:t>
             </w:r>
             <w:r>
-              <w:t xml:space="preserve">）⇒ ★</w:t>
-            </w:r>
-            <w:r>
-              <w:t xml:space="preserve"> </w:t>
+              <w:t xml:space="preserve">），</w:t>
             </w:r>
             <w:r>
               <w:rPr>
@@ -2255,13 +2132,7 @@
               <w:t xml:space="preserve">稿内把承重子层单独换了口径却没写</w:t>
             </w:r>
             <w:r>
-              <w:t xml:space="preserve"> </w:t>
-            </w:r>
-            <w:r>
-              <w:t xml:space="preserve">⇒ ★</w:t>
-            </w:r>
-            <w:r>
-              <w:t xml:space="preserve"> </w:t>
+              <w:t xml:space="preserve">，</w:t>
             </w:r>
             <w:r>
               <w:rPr>
@@ -2298,14 +2169,71 @@
               <w:jc w:val="left"/>
             </w:pPr>
             <w:r>
-              <w:t xml:space="preserve">★★★</w:t>
-            </w:r>
-            <w:r>
+              <w:rPr>
+                <w:rStyle w:val="VerbatimChar"/>
+                <w:bCs/>
+                <w:b/>
+              </w:rPr>
+              <w:t xml:space="preserve">W_train_L3</w:t>
+            </w:r>
+            <w:r>
+              <w:rPr>
+                <w:bCs/>
+                <w:b/>
+              </w:rPr>
               <w:t xml:space="preserve"> </w:t>
             </w:r>
             <w:r>
               <w:rPr>
+                <w:bCs/>
+                <w:b/>
+              </w:rPr>
+              <w:t xml:space="preserve">那一列数错</w:t>
+            </w:r>
+          </w:p>
+        </w:tc>
+        <w:tc>
+          <w:tcPr/>
+          <w:p>
+            <w:pPr>
+              <w:pStyle w:val="Compact"/>
+              <w:jc w:val="left"/>
+            </w:pPr>
+            <w:r>
+              <w:t xml:space="preserve">稿内两臂都写</w:t>
+            </w:r>
+            <w:r>
+              <w:t xml:space="preserve"> </w:t>
+            </w:r>
+            <w:r>
+              <w:rPr>
                 <w:rStyle w:val="VerbatimChar"/>
+              </w:rPr>
+              <w:t xml:space="preserve">−4 / −1 / −2 / 0</w:t>
+            </w:r>
+            <w:r>
+              <w:t xml:space="preserve">；</w:t>
+            </w:r>
+            <w:r>
+              <w:t xml:space="preserve"> </w:t>
+            </w:r>
+            <w:r>
+              <w:rPr>
+                <w:bCs/>
+                <w:b/>
+              </w:rPr>
+              <w:t xml:space="preserve">我的复算</w:t>
+            </w:r>
+            <w:r>
+              <w:rPr>
+                <w:bCs/>
+                <w:b/>
+              </w:rPr>
+              <w:t xml:space="preserve"> </w:t>
+            </w:r>
+            <w:r>
+              <w:rPr>
+                <w:rStyle w:val="VerbatimChar"/>
                 <w:bCs/>
                 <w:b/>
               </w:rPr>
@@ -2323,41 +2251,57 @@
                 <w:bCs/>
                 <w:b/>
               </w:rPr>
-              <w:t xml:space="preserve">那一列数错</w:t>
-            </w:r>
-          </w:p>
-        </w:tc>
-        <w:tc>
-          <w:tcPr/>
-          <w:p>
-            <w:pPr>
-              <w:pStyle w:val="Compact"/>
-              <w:jc w:val="left"/>
-            </w:pPr>
-            <w:r>
-              <w:t xml:space="preserve">稿内两臂都写</w:t>
-            </w:r>
-            <w:r>
+              <w:t xml:space="preserve">=</w:t>
+            </w:r>
+            <w:r>
+              <w:rPr>
+                <w:bCs/>
+                <w:b/>
+              </w:rPr>
               <w:t xml:space="preserve"> </w:t>
             </w:r>
             <w:r>
               <w:rPr>
                 <w:rStyle w:val="VerbatimChar"/>
-              </w:rPr>
-              <w:t xml:space="preserve">−4 / −1 / −2 / 0</w:t>
-            </w:r>
-            <w:r>
-              <w:t xml:space="preserve">；★</w:t>
-            </w:r>
-            <w:r>
+                <w:bCs/>
+                <w:b/>
+              </w:rPr>
+              <w:t xml:space="preserve">−4 / −1 / −1 / +4</w:t>
+            </w:r>
+            <w:r>
+              <w:t xml:space="preserve">，</w:t>
+            </w:r>
+            <w:r>
+              <w:rPr>
+                <w:bCs/>
+                <w:b/>
+              </w:rPr>
+              <w:t xml:space="preserve">第 3 个值应为 −1、第 4 个应为 +4</w:t>
+            </w:r>
+            <w:r>
+              <w:t xml:space="preserve">，</w:t>
+            </w:r>
+            <w:r>
+              <w:rPr>
+                <w:bCs/>
+                <w:b/>
+              </w:rPr>
+              <w:t xml:space="preserve">"4/4 逐配对非正"对</w:t>
+            </w:r>
+            <w:r>
+              <w:rPr>
+                <w:bCs/>
+                <w:b/>
+              </w:rPr>
               <w:t xml:space="preserve"> </w:t>
             </w:r>
             <w:r>
               <w:rPr>
-                <w:bCs/>
-                <w:b/>
-              </w:rPr>
-              <w:t xml:space="preserve">我的复算</w:t>
+                <w:rStyle w:val="VerbatimChar"/>
+                <w:bCs/>
+                <w:b/>
+              </w:rPr>
+              <w:t xml:space="preserve">W_train_L3</w:t>
             </w:r>
             <w:r>
               <w:rPr>
@@ -2368,110 +2312,13 @@
             </w:r>
             <w:r>
               <w:rPr>
-                <w:rStyle w:val="VerbatimChar"/>
-                <w:bCs/>
-                <w:b/>
-              </w:rPr>
-              <w:t xml:space="preserve">W_train_L3</w:t>
-            </w:r>
-            <w:r>
-              <w:rPr>
-                <w:bCs/>
-                <w:b/>
-              </w:rPr>
-              <w:t xml:space="preserve"> </w:t>
-            </w:r>
-            <w:r>
-              <w:rPr>
-                <w:bCs/>
-                <w:b/>
-              </w:rPr>
-              <w:t xml:space="preserve">=</w:t>
-            </w:r>
-            <w:r>
-              <w:rPr>
-                <w:bCs/>
-                <w:b/>
-              </w:rPr>
-              <w:t xml:space="preserve"> </w:t>
-            </w:r>
-            <w:r>
-              <w:rPr>
-                <w:rStyle w:val="VerbatimChar"/>
-                <w:bCs/>
-                <w:b/>
-              </w:rPr>
-              <w:t xml:space="preserve">−4 / −1 / −1 / +4</w:t>
-            </w:r>
-            <w:r>
-              <w:t xml:space="preserve"> </w:t>
-            </w:r>
-            <w:r>
-              <w:t xml:space="preserve">⇒ ★</w:t>
-            </w:r>
-            <w:r>
-              <w:t xml:space="preserve"> </w:t>
-            </w:r>
-            <w:r>
-              <w:rPr>
-                <w:bCs/>
-                <w:b/>
-              </w:rPr>
-              <w:t xml:space="preserve">第 3 个值应为 −1、第 4 个应为 +4</w:t>
-            </w:r>
-            <w:r>
-              <w:t xml:space="preserve"> </w:t>
-            </w:r>
-            <w:r>
-              <w:t xml:space="preserve">⇒ ★★</w:t>
-            </w:r>
-            <w:r>
-              <w:t xml:space="preserve"> </w:t>
-            </w:r>
-            <w:r>
-              <w:rPr>
-                <w:bCs/>
-                <w:b/>
-              </w:rPr>
-              <w:t xml:space="preserve">"4/4 逐配对非正"对</w:t>
-            </w:r>
-            <w:r>
-              <w:rPr>
-                <w:bCs/>
-                <w:b/>
-              </w:rPr>
-              <w:t xml:space="preserve"> </w:t>
-            </w:r>
-            <w:r>
-              <w:rPr>
-                <w:rStyle w:val="VerbatimChar"/>
-                <w:bCs/>
-                <w:b/>
-              </w:rPr>
-              <w:t xml:space="preserve">W_train_L3</w:t>
-            </w:r>
-            <w:r>
-              <w:rPr>
-                <w:bCs/>
-                <w:b/>
-              </w:rPr>
-              <w:t xml:space="preserve"> </w:t>
-            </w:r>
-            <w:r>
-              <w:rPr>
                 <w:bCs/>
                 <w:b/>
               </w:rPr>
               <w:t xml:space="preserve">不成立（实为 3/4，第 4 对是 +4）</w:t>
             </w:r>
             <w:r>
-              <w:t xml:space="preserve"> </w:t>
-            </w:r>
-            <w:r>
-              <w:t xml:space="preserve">⇒ ★</w:t>
-            </w:r>
-            <w:r>
-              <w:t xml:space="preserve"> </w:t>
+              <w:t xml:space="preserve">，</w:t>
             </w:r>
             <w:r>
               <w:rPr>
@@ -2552,7 +2399,23 @@
               <w:jc w:val="left"/>
             </w:pPr>
             <w:r>
-              <w:t xml:space="preserve">★★★</w:t>
+              <w:rPr>
+                <w:bCs/>
+                <w:b/>
+              </w:rPr>
+              <w:t xml:space="preserve">符号随口径翻转，而稿内只报了负的那一侧</w:t>
+            </w:r>
+          </w:p>
+        </w:tc>
+        <w:tc>
+          <w:tcPr/>
+          <w:p>
+            <w:pPr>
+              <w:pStyle w:val="Compact"/>
+              <w:jc w:val="left"/>
+            </w:pPr>
+            <w:r>
+              <w:t xml:space="preserve">OR 口径下承重子层汇总 =</w:t>
             </w:r>
             <w:r>
               <w:t xml:space="preserve"> </w:t>
@@ -2562,19 +2425,10 @@
                 <w:bCs/>
                 <w:b/>
               </w:rPr>
-              <w:t xml:space="preserve">符号随口径翻转，而稿内只报了负的那一侧</w:t>
-            </w:r>
-          </w:p>
-        </w:tc>
-        <w:tc>
-          <w:tcPr/>
-          <w:p>
-            <w:pPr>
-              <w:pStyle w:val="Compact"/>
-              <w:jc w:val="left"/>
-            </w:pPr>
-            <w:r>
-              <w:t xml:space="preserve">OR 口径下承重子层汇总 =</w:t>
+              <w:t xml:space="preserve">+6 / +7（为正）</w:t>
+            </w:r>
+            <w:r>
+              <w:t xml:space="preserve">、承重新增 =</w:t>
             </w:r>
             <w:r>
               <w:t xml:space="preserve"> </w:t>
@@ -2584,65 +2438,46 @@
                 <w:bCs/>
                 <w:b/>
               </w:rPr>
-              <w:t xml:space="preserve">+6 / +7（为正）</w:t>
-            </w:r>
-            <w:r>
-              <w:t xml:space="preserve">、承重新增 =</w:t>
-            </w:r>
-            <w:r>
+              <w:t xml:space="preserve">20 / 21</w:t>
+            </w:r>
+            <w:r>
+              <w:t xml:space="preserve">，</w:t>
+            </w:r>
+            <w:r>
+              <w:rPr>
+                <w:bCs/>
+                <w:b/>
+              </w:rPr>
+              <w:t xml:space="preserve">稿内</w:t>
+            </w:r>
+            <w:r>
+              <w:rPr>
+                <w:bCs/>
+                <w:b/>
+              </w:rPr>
               <w:t xml:space="preserve"> </w:t>
             </w:r>
             <w:r>
               <w:rPr>
-                <w:bCs/>
-                <w:b/>
-              </w:rPr>
-              <w:t xml:space="preserve">20 / 21</w:t>
-            </w:r>
-            <w:r>
+                <w:rStyle w:val="VerbatimChar"/>
+                <w:bCs/>
+                <w:b/>
+              </w:rPr>
+              <w:t xml:space="preserve">:1018</w:t>
+            </w:r>
+            <w:r>
+              <w:rPr>
+                <w:bCs/>
+                <w:b/>
+              </w:rPr>
               <w:t xml:space="preserve"> </w:t>
             </w:r>
             <w:r>
-              <w:t xml:space="preserve">⇒ ★</w:t>
-            </w:r>
-            <w:r>
-              <w:t xml:space="preserve"> </w:t>
-            </w:r>
-            <w:r>
-              <w:rPr>
-                <w:bCs/>
-                <w:b/>
-              </w:rPr>
-              <w:t xml:space="preserve">稿内</w:t>
-            </w:r>
-            <w:r>
-              <w:rPr>
-                <w:bCs/>
-                <w:b/>
-              </w:rPr>
-              <w:t xml:space="preserve"> </w:t>
-            </w:r>
-            <w:r>
-              <w:rPr>
-                <w:rStyle w:val="VerbatimChar"/>
-                <w:bCs/>
-                <w:b/>
-              </w:rPr>
-              <w:t xml:space="preserve">:1018</w:t>
-            </w:r>
-            <w:r>
-              <w:rPr>
-                <w:bCs/>
-                <w:b/>
-              </w:rPr>
-              <w:t xml:space="preserve"> </w:t>
-            </w:r>
-            <w:r>
-              <w:rPr>
-                <w:bCs/>
-                <w:b/>
-              </w:rPr>
-              <w:t xml:space="preserve">的「4 对汇总的新增 32 条里只有 7 条承重（低承重 25）⇒ 它新增的多是【不承重的话】」在主口径下正好相反</w:t>
+              <w:rPr>
+                <w:bCs/>
+                <w:b/>
+              </w:rPr>
+              <w:t xml:space="preserve">的「4 对汇总的新增 32 条里只有 7 条承重（低承重 25），它新增的多是【不承重的话】」在主口径下正好相反</w:t>
             </w:r>
           </w:p>
         </w:tc>
@@ -2653,12 +2488,6 @@
         <w:pStyle w:val="BodyText"/>
       </w:pPr>
       <w:r>
-        <w:t xml:space="preserve">★</w:t>
-      </w:r>
-      <w:r>
-        <w:t xml:space="preserve"> </w:t>
-      </w:r>
-      <w:r>
         <w:rPr>
           <w:bCs/>
           <w:b/>
@@ -2691,7 +2520,7 @@
           <w:bCs/>
           <w:b/>
         </w:rPr>
-        <w:t xml:space="preserve">【承重子层】逐配对 −4 / −1 / −2 / 0 ⇒ 方向为负</w:t>
+        <w:t xml:space="preserve">【承重子层】逐配对 −4 / −1 / −2 / 0，方向为负</w:t>
       </w:r>
       <w:r>
         <w:t xml:space="preserve">」</w:t>
@@ -2756,7 +2585,7 @@
         <w:t xml:space="preserve">:1018</w:t>
       </w:r>
       <w:r>
-        <w:t xml:space="preserve">（限定 ① 的支撑子句）：「新增 32 条里只有 7 条承重 ⇒ 它新增的多是【不承重的话】」</w:t>
+        <w:t xml:space="preserve">（限定 ① 的支撑子句）：「新增 32 条里只有 7 条承重，它新增的多是【不承重的话】」</w:t>
       </w:r>
     </w:p>
     <w:p>
@@ -2764,12 +2593,6 @@
         <w:pStyle w:val="BodyText"/>
       </w:pPr>
       <w:r>
-        <w:t xml:space="preserve">★</w:t>
-      </w:r>
-      <w:r>
-        <w:t xml:space="preserve"> </w:t>
-      </w:r>
-      <w:r>
         <w:rPr>
           <w:bCs/>
           <w:b/>
@@ -2823,7 +2646,7 @@
         <w:t xml:space="preserve">load_bearing</w:t>
       </w:r>
       <w:r>
-        <w:t xml:space="preserve">）；★</w:t>
+        <w:t xml:space="preserve">）；</w:t>
       </w:r>
       <w:r>
         <w:t xml:space="preserve"> </w:t>
@@ -2918,7 +2741,7 @@
         <w:t xml:space="preserve"> </w:t>
       </w:r>
       <w:r>
-        <w:t xml:space="preserve">4. ★</w:t>
+        <w:t xml:space="preserve">4.</w:t>
       </w:r>
       <w:r>
         <w:t xml:space="preserve"> </w:t>
@@ -2982,13 +2805,7 @@
         <w:t xml:space="preserve">必须同时报 OR 口径的 +6/+7</w:t>
       </w:r>
       <w:r>
-        <w:t xml:space="preserve"> </w:t>
-      </w:r>
-      <w:r>
-        <w:t xml:space="preserve">⇒ ★</w:t>
-      </w:r>
-      <w:r>
-        <w:t xml:space="preserve"> </w:t>
+        <w:t xml:space="preserve">，</w:t>
       </w:r>
       <w:r>
         <w:rPr>
@@ -2999,13 +2816,13 @@
       </w:r>
     </w:p>
     <w:bookmarkEnd w:id="23"/>
-    <w:bookmarkStart w:id="24" w:name="硬错-②-核验点-a未标定层被升格成结论句的一档"/>
+    <w:bookmarkStart w:id="24" w:name="硬错-②核验点-a未标定层被升格成结论句的一档"/>
     <w:p>
       <w:pPr>
         <w:pStyle w:val="Heading3"/>
       </w:pPr>
       <w:r>
-        <w:t xml:space="preserve">1.3 ❌ 硬错 ②（★ 核验点 A）：</w:t>
+        <w:t xml:space="preserve">1.3 ❌ 硬错 ②（核验点 A）：</w:t>
       </w:r>
       <w:r>
         <w:rPr>
@@ -3020,12 +2837,6 @@
         <w:pStyle w:val="FirstParagraph"/>
       </w:pPr>
       <w:r>
-        <w:t xml:space="preserve">★</w:t>
-      </w:r>
-      <w:r>
-        <w:t xml:space="preserve"> </w:t>
-      </w:r>
-      <w:r>
         <w:rPr>
           <w:bCs/>
           <w:b/>
@@ -3043,17 +2854,17 @@
         <w:t xml:space="preserve">每一个结论句</w:t>
       </w:r>
       <w:r>
-        <w:t xml:space="preserve">必须自带"该层未标定零分布 ⇒ 只作方向性证据"；★</w:t>
-      </w:r>
-      <w:r>
-        <w:t xml:space="preserve"> </w:t>
-      </w:r>
-      <w:r>
-        <w:rPr>
-          <w:bCs/>
-          <w:b/>
-        </w:rPr>
-        <w:t xml:space="preserve">若哪一处缺 ⇒ 报 FAIL</w:t>
+        <w:t xml:space="preserve">必须自带"该层未标定零分布，只作方向性证据"；</w:t>
+      </w:r>
+      <w:r>
+        <w:t xml:space="preserve"> </w:t>
+      </w:r>
+      <w:r>
+        <w:rPr>
+          <w:bCs/>
+          <w:b/>
+        </w:rPr>
+        <w:t xml:space="preserve">若哪一处缺，报 FAIL</w:t>
       </w:r>
       <w:r>
         <w:t xml:space="preserve">」</w:t>
@@ -3230,7 +3041,7 @@
                 <w:bCs/>
                 <w:b/>
               </w:rPr>
-              <w:t xml:space="preserve">缺限定 ⇒ 按 owner 判据 FAIL</w:t>
+              <w:t xml:space="preserve">缺限定，按 owner 判据 FAIL</w:t>
             </w:r>
           </w:p>
         </w:tc>
@@ -3294,7 +3105,7 @@
                 <w:bCs/>
                 <w:b/>
               </w:rPr>
-              <w:t xml:space="preserve">缺限定 ⇒ 按 owner 判据 FAIL</w:t>
+              <w:t xml:space="preserve">缺限定，按 owner 判据 FAIL</w:t>
             </w:r>
           </w:p>
         </w:tc>
@@ -3305,12 +3116,6 @@
         <w:pStyle w:val="BodyText"/>
       </w:pPr>
       <w:r>
-        <w:t xml:space="preserve">★</w:t>
-      </w:r>
-      <w:r>
-        <w:t xml:space="preserve"> </w:t>
-      </w:r>
-      <w:r>
         <w:rPr>
           <w:bCs/>
           <w:b/>
@@ -3318,7 +3123,7 @@
         <w:t xml:space="preserve">补一条比 owner 判据更硬的</w:t>
       </w:r>
       <w:r>
-        <w:t xml:space="preserve">（我在核验点 A 里加的）：★ 风险</w:t>
+        <w:t xml:space="preserve">（我在核验点 A 里加的）：风险</w:t>
       </w:r>
       <w:r>
         <w:rPr>
@@ -3328,7 +3133,7 @@
         <w:t xml:space="preserve">不只在"超出噪声带"这个词上</w:t>
       </w:r>
       <w:r>
-        <w:t xml:space="preserve">，★</w:t>
+        <w:t xml:space="preserve">，</w:t>
       </w:r>
       <w:r>
         <w:t xml:space="preserve"> </w:t>
@@ -3363,7 +3168,7 @@
       </w:r>
     </w:p>
     <w:bookmarkEnd w:id="24"/>
-    <w:bookmarkStart w:id="25" w:name="硬错-③arxiv2607.26899-未落地且方向判反-五项错"/>
+    <w:bookmarkStart w:id="25" w:name="X60986124600111c587663fcad34dae10f660ade"/>
     <w:p>
       <w:pPr>
         <w:pStyle w:val="Heading3"/>
@@ -3388,7 +3193,69 @@
         <w:t xml:space="preserve">未落地，且方向判反</w:t>
       </w:r>
       <w:r>
-        <w:t xml:space="preserve">（★ 五项错）</w:t>
+        <w:t xml:space="preserve">（五项错）稿内唯一一处</w:t>
+      </w:r>
+      <w:r>
+        <w:t xml:space="preserve"> </w:t>
+      </w:r>
+      <w:r>
+        <w:rPr>
+          <w:rStyle w:val="VerbatimChar"/>
+        </w:rPr>
+        <w:t xml:space="preserve">:359</w:t>
+      </w:r>
+      <w:r>
+        <w:t xml:space="preserve">（</w:t>
+      </w:r>
+      <w:r>
+        <w:rPr>
+          <w:bCs/>
+          <w:b/>
+        </w:rPr>
+        <w:t xml:space="preserve">与旧版</w:t>
+      </w:r>
+      <w:r>
+        <w:rPr>
+          <w:bCs/>
+          <w:b/>
+        </w:rPr>
+        <w:t xml:space="preserve"> </w:t>
+      </w:r>
+      <w:r>
+        <w:rPr>
+          <w:rStyle w:val="VerbatimChar"/>
+          <w:bCs/>
+          <w:b/>
+        </w:rPr>
+        <w:t xml:space="preserve">:140</w:t>
+      </w:r>
+      <w:r>
+        <w:rPr>
+          <w:bCs/>
+          <w:b/>
+        </w:rPr>
+        <w:t xml:space="preserve"> </w:t>
+      </w:r>
+      <w:r>
+        <w:rPr>
+          <w:bCs/>
+          <w:b/>
+        </w:rPr>
+        <w:t xml:space="preserve">逐字相同，这一轮改稿原样搬运，没动</w:t>
+      </w:r>
+      <w:r>
+        <w:t xml:space="preserve">）：</w:t>
+      </w:r>
+    </w:p>
+    <w:p>
+      <w:pPr>
+        <w:pStyle w:val="BlockText"/>
+      </w:pPr>
+      <w:r>
+        <w:rPr>
+          <w:rStyle w:val="VerbatimChar"/>
+        </w:rPr>
+        <w:t xml:space="preserve">📄 外部佐证（arXiv:2607.26899）："AI ideation compressed collective diversity for everyone, whereas AI refinement preserved both"。这与本文 §5.2 观测到的"工作流层（refinement 型链路）净收益为负"方向一致。</w:t>
       </w:r>
     </w:p>
     <w:p>
@@ -3396,89 +3263,6 @@
         <w:pStyle w:val="FirstParagraph"/>
       </w:pPr>
       <w:r>
-        <w:t xml:space="preserve">★ 稿内唯一一处</w:t>
-      </w:r>
-      <w:r>
-        <w:t xml:space="preserve"> </w:t>
-      </w:r>
-      <w:r>
-        <w:rPr>
-          <w:rStyle w:val="VerbatimChar"/>
-        </w:rPr>
-        <w:t xml:space="preserve">:359</w:t>
-      </w:r>
-      <w:r>
-        <w:t xml:space="preserve">（★</w:t>
-      </w:r>
-      <w:r>
-        <w:t xml:space="preserve"> </w:t>
-      </w:r>
-      <w:r>
-        <w:rPr>
-          <w:bCs/>
-          <w:b/>
-        </w:rPr>
-        <w:t xml:space="preserve">与旧版</w:t>
-      </w:r>
-      <w:r>
-        <w:rPr>
-          <w:bCs/>
-          <w:b/>
-        </w:rPr>
-        <w:t xml:space="preserve"> </w:t>
-      </w:r>
-      <w:r>
-        <w:rPr>
-          <w:rStyle w:val="VerbatimChar"/>
-          <w:bCs/>
-          <w:b/>
-        </w:rPr>
-        <w:t xml:space="preserve">:140</w:t>
-      </w:r>
-      <w:r>
-        <w:rPr>
-          <w:bCs/>
-          <w:b/>
-        </w:rPr>
-        <w:t xml:space="preserve"> </w:t>
-      </w:r>
-      <w:r>
-        <w:rPr>
-          <w:bCs/>
-          <w:b/>
-        </w:rPr>
-        <w:t xml:space="preserve">逐字相同 ⇒ 本轮改稿原样搬运，没动</w:t>
-      </w:r>
-      <w:r>
-        <w:t xml:space="preserve">）：</w:t>
-      </w:r>
-      <w:r>
-        <w:t xml:space="preserve"> </w:t>
-      </w:r>
-      <w:r>
-        <w:t xml:space="preserve">&gt;</w:t>
-      </w:r>
-      <w:r>
-        <w:t xml:space="preserve"> </w:t>
-      </w:r>
-      <w:r>
-        <w:rPr>
-          <w:rStyle w:val="VerbatimChar"/>
-        </w:rPr>
-        <w:t xml:space="preserve">📄 外部佐证（arXiv:2607.26899）："AI ideation compressed collective diversity for everyone, whereas AI refinement preserved both"。这与本文 §5.2 观测到的"工作流层（refinement 型链路）净收益为负"方向一致。</w:t>
-      </w:r>
-    </w:p>
-    <w:p>
-      <w:pPr>
-        <w:pStyle w:val="BodyText"/>
-      </w:pPr>
-      <w:r>
-        <w:t xml:space="preserve">★</w:t>
-      </w:r>
-      <w:r>
-        <w:t xml:space="preserve"> </w:t>
-      </w:r>
-      <w:r>
         <w:rPr>
           <w:bCs/>
           <w:b/>
@@ -3486,7 +3270,7 @@
         <w:t xml:space="preserve">我独立抓源核对</w:t>
       </w:r>
       <w:r>
-        <w:t xml:space="preserve">（arXiv 官方 API + 网页，★ 不引用任何先前结论）：</w:t>
+        <w:t xml:space="preserve">（arXiv 官方 API + 网页，不引用任何先前结论）：</w:t>
       </w:r>
     </w:p>
     <w:tbl>
@@ -3562,129 +3346,117 @@
               <w:jc w:val="left"/>
             </w:pPr>
             <w:r>
-              <w:t xml:space="preserve">★★</w:t>
-            </w:r>
-            <w:r>
+              <w:rPr>
+                <w:bCs/>
+                <w:b/>
+              </w:rPr>
+              <w:t xml:space="preserve">引文漏了承重分句、非逐字，却打了</w:t>
+            </w:r>
+            <w:r>
+              <w:rPr>
+                <w:bCs/>
+                <w:b/>
+              </w:rPr>
               <w:t xml:space="preserve"> </w:t>
             </w:r>
             <w:r>
               <w:rPr>
-                <w:bCs/>
-                <w:b/>
-              </w:rPr>
-              <w:t xml:space="preserve">引文漏了承重分句、非逐字，却打了</w:t>
-            </w:r>
-            <w:r>
-              <w:rPr>
-                <w:bCs/>
-                <w:b/>
-              </w:rPr>
+                <w:rStyle w:val="VerbatimChar"/>
+                <w:bCs/>
+                <w:b/>
+              </w:rPr>
+              <w:t xml:space="preserve">📄</w:t>
+            </w:r>
+          </w:p>
+        </w:tc>
+        <w:tc>
+          <w:tcPr/>
+          <w:p>
+            <w:pPr>
+              <w:pStyle w:val="Compact"/>
+              <w:jc w:val="left"/>
+            </w:pPr>
+            <w:r>
+              <w:t xml:space="preserve">真实摘要：</w:t>
+            </w:r>
+            <w:r>
+              <w:rPr>
+                <w:bCs/>
+                <w:b/>
+              </w:rPr>
+              <w:t xml:space="preserve">"AI ideation compressed collective diversity for everyone and left the L2 advantage undetectable, whereas AI refinement preserved both."</w:t>
+            </w:r>
+            <w:r>
+              <w:t xml:space="preserve">，稿内漏了 "and left the L2 advantage undetectable"；</w:t>
+            </w:r>
+            <w:r>
               <w:t xml:space="preserve"> </w:t>
             </w:r>
             <w:r>
               <w:rPr>
+                <w:bCs/>
+                <w:b/>
+              </w:rPr>
+              <w:t xml:space="preserve">本篇</w:t>
+            </w:r>
+            <w:r>
+              <w:rPr>
+                <w:bCs/>
+                <w:b/>
+              </w:rPr>
+              <w:t xml:space="preserve"> </w:t>
+            </w:r>
+            <w:r>
+              <w:rPr>
                 <w:rStyle w:val="VerbatimChar"/>
                 <w:bCs/>
                 <w:b/>
               </w:rPr>
               <w:t xml:space="preserve">📄</w:t>
             </w:r>
-          </w:p>
-        </w:tc>
-        <w:tc>
-          <w:tcPr/>
-          <w:p>
-            <w:pPr>
-              <w:pStyle w:val="Compact"/>
-              <w:jc w:val="left"/>
-            </w:pPr>
-            <w:r>
-              <w:t xml:space="preserve">真实摘要：</w:t>
-            </w:r>
-            <w:r>
-              <w:rPr>
-                <w:bCs/>
-                <w:b/>
-              </w:rPr>
-              <w:t xml:space="preserve">"AI ideation compressed collective diversity for everyone and left the L2 advantage undetectable, whereas AI refinement preserved both."</w:t>
-            </w:r>
-            <w:r>
+            <w:r>
+              <w:rPr>
+                <w:bCs/>
+                <w:b/>
+              </w:rPr>
               <w:t xml:space="preserve"> </w:t>
             </w:r>
             <w:r>
-              <w:t xml:space="preserve">⇒ 稿内漏了 "and left the L2 advantage undetectable"；★</w:t>
+              <w:rPr>
+                <w:bCs/>
+                <w:b/>
+              </w:rPr>
+              <w:t xml:space="preserve">的既定含义是"逐字核过"</w:t>
+            </w:r>
+            <w:r>
+              <w:t xml:space="preserve">（见</w:t>
             </w:r>
             <w:r>
               <w:t xml:space="preserve"> </w:t>
             </w:r>
             <w:r>
               <w:rPr>
-                <w:bCs/>
-                <w:b/>
-              </w:rPr>
-              <w:t xml:space="preserve">本篇</w:t>
-            </w:r>
-            <w:r>
-              <w:rPr>
-                <w:bCs/>
-                <w:b/>
-              </w:rPr>
+                <w:rStyle w:val="VerbatimChar"/>
+              </w:rPr>
+              <w:t xml:space="preserve">:379-381</w:t>
+            </w:r>
+            <w:r>
               <w:t xml:space="preserve"> </w:t>
             </w:r>
             <w:r>
+              <w:t xml:space="preserve">ToT、</w:t>
+            </w:r>
+            <w:r>
               <w:rPr>
                 <w:rStyle w:val="VerbatimChar"/>
-                <w:bCs/>
-                <w:b/>
-              </w:rPr>
-              <w:t xml:space="preserve">📄</w:t>
-            </w:r>
-            <w:r>
-              <w:rPr>
-                <w:bCs/>
-                <w:b/>
-              </w:rPr>
+              </w:rPr>
+              <w:t xml:space="preserve">:428</w:t>
+            </w:r>
+            <w:r>
               <w:t xml:space="preserve"> </w:t>
             </w:r>
             <w:r>
-              <w:rPr>
-                <w:bCs/>
-                <w:b/>
-              </w:rPr>
-              <w:t xml:space="preserve">的既定含义是"逐字核过"</w:t>
-            </w:r>
-            <w:r>
-              <w:t xml:space="preserve">（见</w:t>
-            </w:r>
-            <w:r>
-              <w:t xml:space="preserve"> </w:t>
-            </w:r>
-            <w:r>
-              <w:rPr>
-                <w:rStyle w:val="VerbatimChar"/>
-              </w:rPr>
-              <w:t xml:space="preserve">:379-381</w:t>
-            </w:r>
-            <w:r>
-              <w:t xml:space="preserve"> </w:t>
-            </w:r>
-            <w:r>
-              <w:t xml:space="preserve">ToT、</w:t>
-            </w:r>
-            <w:r>
-              <w:rPr>
-                <w:rStyle w:val="VerbatimChar"/>
-              </w:rPr>
-              <w:t xml:space="preserve">:428</w:t>
-            </w:r>
-            <w:r>
-              <w:t xml:space="preserve"> </w:t>
-            </w:r>
-            <w:r>
-              <w:t xml:space="preserve">Chen）⇒</w:t>
-            </w:r>
-            <w:r>
-              <w:t xml:space="preserve"> </w:t>
+              <w:t xml:space="preserve">Chen），</w:t>
             </w:r>
             <w:r>
               <w:rPr>
@@ -3717,7 +3489,33 @@
               <w:jc w:val="left"/>
             </w:pPr>
             <w:r>
-              <w:t xml:space="preserve">★★★</w:t>
+              <w:rPr>
+                <w:bCs/>
+                <w:b/>
+              </w:rPr>
+              <w:t xml:space="preserve">"方向一致"判反</w:t>
+            </w:r>
+          </w:p>
+        </w:tc>
+        <w:tc>
+          <w:tcPr/>
+          <w:p>
+            <w:pPr>
+              <w:pStyle w:val="Compact"/>
+              <w:jc w:val="left"/>
+            </w:pPr>
+            <w:r>
+              <w:t xml:space="preserve">源文结论 = 「</w:t>
+            </w:r>
+            <w:r>
+              <w:rPr>
+                <w:bCs/>
+                <w:b/>
+              </w:rPr>
+              <w:t xml:space="preserve">AI refinement preserved both</w:t>
+            </w:r>
+            <w:r>
+              <w:t xml:space="preserve">」（refinement</w:t>
             </w:r>
             <w:r>
               <w:t xml:space="preserve"> </w:t>
@@ -3727,42 +3525,10 @@
                 <w:bCs/>
                 <w:b/>
               </w:rPr>
-              <w:t xml:space="preserve">"方向一致"判反</w:t>
-            </w:r>
-          </w:p>
-        </w:tc>
-        <w:tc>
-          <w:tcPr/>
-          <w:p>
-            <w:pPr>
-              <w:pStyle w:val="Compact"/>
-              <w:jc w:val="left"/>
-            </w:pPr>
-            <w:r>
-              <w:t xml:space="preserve">源文结论 = 「</w:t>
-            </w:r>
-            <w:r>
-              <w:rPr>
-                <w:bCs/>
-                <w:b/>
-              </w:rPr>
-              <w:t xml:space="preserve">AI refinement preserved both</w:t>
-            </w:r>
-            <w:r>
-              <w:t xml:space="preserve">」（refinement</w:t>
-            </w:r>
-            <w:r>
-              <w:t xml:space="preserve"> </w:t>
-            </w:r>
-            <w:r>
-              <w:rPr>
-                <w:bCs/>
-                <w:b/>
-              </w:rPr>
               <w:t xml:space="preserve">保留</w:t>
             </w:r>
             <w:r>
-              <w:t xml:space="preserve">多样性）⇒ 与本篇"refinement 型链路</w:t>
+              <w:t xml:space="preserve">多样性），与本篇"refinement 型链路</w:t>
             </w:r>
             <w:r>
               <w:rPr>
@@ -3805,63 +3571,54 @@
               <w:jc w:val="left"/>
             </w:pPr>
             <w:r>
-              <w:t xml:space="preserve">★★</w:t>
+              <w:rPr>
+                <w:bCs/>
+                <w:b/>
+              </w:rPr>
+              <w:t xml:space="preserve">与本篇自身判决打架</w:t>
+            </w:r>
+          </w:p>
+        </w:tc>
+        <w:tc>
+          <w:tcPr/>
+          <w:p>
+            <w:pPr>
+              <w:pStyle w:val="Compact"/>
+              <w:jc w:val="left"/>
+            </w:pPr>
+            <w:r>
+              <w:t xml:space="preserve">本篇 §5.2.4 / §5.9③ 的双边判决是「</w:t>
+            </w:r>
+            <w:r>
+              <w:rPr>
+                <w:bCs/>
+                <w:b/>
+              </w:rPr>
+              <w:t xml:space="preserve">不可分辨</w:t>
+            </w:r>
+            <w:r>
+              <w:t xml:space="preserve">」（</w:t>
+            </w:r>
+            <w:r>
+              <w:rPr>
+                <w:rStyle w:val="VerbatimChar"/>
+              </w:rPr>
+              <w:t xml:space="preserve">:27</w:t>
+            </w:r>
+            <w:r>
+              <w:t xml:space="preserve">/</w:t>
+            </w:r>
+            <w:r>
+              <w:rPr>
+                <w:rStyle w:val="VerbatimChar"/>
+              </w:rPr>
+              <w:t xml:space="preserve">:1220</w:t>
             </w:r>
             <w:r>
               <w:t xml:space="preserve"> </w:t>
             </w:r>
             <w:r>
-              <w:rPr>
-                <w:bCs/>
-                <w:b/>
-              </w:rPr>
-              <w:t xml:space="preserve">与本篇自身判决打架</w:t>
-            </w:r>
-          </w:p>
-        </w:tc>
-        <w:tc>
-          <w:tcPr/>
-          <w:p>
-            <w:pPr>
-              <w:pStyle w:val="Compact"/>
-              <w:jc w:val="left"/>
-            </w:pPr>
-            <w:r>
-              <w:t xml:space="preserve">本篇 §5.2.4 / §5.9③ 的双边判决是「</w:t>
-            </w:r>
-            <w:r>
-              <w:rPr>
-                <w:bCs/>
-                <w:b/>
-              </w:rPr>
-              <w:t xml:space="preserve">不可分辨</w:t>
-            </w:r>
-            <w:r>
-              <w:t xml:space="preserve">」（</w:t>
-            </w:r>
-            <w:r>
-              <w:rPr>
-                <w:rStyle w:val="VerbatimChar"/>
-              </w:rPr>
-              <w:t xml:space="preserve">:27</w:t>
-            </w:r>
-            <w:r>
-              <w:t xml:space="preserve">/</w:t>
-            </w:r>
-            <w:r>
-              <w:rPr>
-                <w:rStyle w:val="VerbatimChar"/>
-              </w:rPr>
-              <w:t xml:space="preserve">:1220</w:t>
-            </w:r>
-            <w:r>
-              <w:t xml:space="preserve"> </w:t>
-            </w:r>
-            <w:r>
-              <w:t xml:space="preserve">明写"既不写净收益为负，也不写净收益为正"）⇒</w:t>
-            </w:r>
-            <w:r>
-              <w:t xml:space="preserve"> </w:t>
+              <w:t xml:space="preserve">明写"既不写净收益为负，也不写净收益为正"），</w:t>
             </w:r>
             <w:r>
               <w:rPr>
@@ -3899,7 +3656,23 @@
               <w:jc w:val="left"/>
             </w:pPr>
             <w:r>
-              <w:t xml:space="preserve">★</w:t>
+              <w:rPr>
+                <w:bCs/>
+                <w:b/>
+              </w:rPr>
+              <w:t xml:space="preserve">跨域未标</w:t>
+            </w:r>
+          </w:p>
+        </w:tc>
+        <w:tc>
+          <w:tcPr/>
+          <w:p>
+            <w:pPr>
+              <w:pStyle w:val="Compact"/>
+              <w:jc w:val="left"/>
+            </w:pPr>
+            <w:r>
+              <w:t xml:space="preserve">源文 =</w:t>
             </w:r>
             <w:r>
               <w:t xml:space="preserve"> </w:t>
@@ -3909,19 +3682,10 @@
                 <w:bCs/>
                 <w:b/>
               </w:rPr>
-              <w:t xml:space="preserve">跨域未标</w:t>
-            </w:r>
-          </w:p>
-        </w:tc>
-        <w:tc>
-          <w:tcPr/>
-          <w:p>
-            <w:pPr>
-              <w:pStyle w:val="Compact"/>
-              <w:jc w:val="left"/>
-            </w:pPr>
-            <w:r>
-              <w:t xml:space="preserve">源文 =</w:t>
+              <w:t xml:space="preserve">预注册的英语创造性隐喻实验（人类 L1/L2 写作者）</w:t>
+            </w:r>
+            <w:r>
+              <w:t xml:space="preserve">；本篇 =</w:t>
             </w:r>
             <w:r>
               <w:t xml:space="preserve"> </w:t>
@@ -3931,26 +3695,10 @@
                 <w:bCs/>
                 <w:b/>
               </w:rPr>
-              <w:t xml:space="preserve">预注册的英语创造性隐喻实验（人类 L1/L2 写作者）</w:t>
-            </w:r>
-            <w:r>
-              <w:t xml:space="preserve">；本篇 =</w:t>
-            </w:r>
-            <w:r>
-              <w:t xml:space="preserve"> </w:t>
-            </w:r>
-            <w:r>
-              <w:rPr>
-                <w:bCs/>
-                <w:b/>
-              </w:rPr>
               <w:t xml:space="preserve">中文法律域多 Agent</w:t>
             </w:r>
             <w:r>
-              <w:t xml:space="preserve"> </w:t>
-            </w:r>
-            <w:r>
-              <w:t xml:space="preserve">⇒ 任务域/主体/语种全不同</w:t>
+              <w:t xml:space="preserve">，任务域/主体/语种全不同</w:t>
             </w:r>
           </w:p>
         </w:tc>
@@ -3976,61 +3724,55 @@
               <w:jc w:val="left"/>
             </w:pPr>
             <w:r>
-              <w:t xml:space="preserve">★</w:t>
+              <w:rPr>
+                <w:bCs/>
+                <w:b/>
+              </w:rPr>
+              <w:t xml:space="preserve">核验状态标错</w:t>
+            </w:r>
+          </w:p>
+        </w:tc>
+        <w:tc>
+          <w:tcPr/>
+          <w:p>
+            <w:pPr>
+              <w:pStyle w:val="Compact"/>
+              <w:jc w:val="left"/>
+            </w:pPr>
+            <w:r>
+              <w:t xml:space="preserve">阶段一</w:t>
             </w:r>
             <w:r>
               <w:t xml:space="preserve"> </w:t>
             </w:r>
             <w:r>
               <w:rPr>
-                <w:bCs/>
-                <w:b/>
-              </w:rPr>
-              <w:t xml:space="preserve">核验状态标错</w:t>
-            </w:r>
-          </w:p>
-        </w:tc>
-        <w:tc>
-          <w:tcPr/>
-          <w:p>
-            <w:pPr>
-              <w:pStyle w:val="Compact"/>
-              <w:jc w:val="left"/>
-            </w:pPr>
-            <w:r>
-              <w:t xml:space="preserve">阶段一</w:t>
+                <w:rStyle w:val="VerbatimChar"/>
+              </w:rPr>
+              <w:t xml:space="preserve">evidence/回源核_公式12.md:490</w:t>
             </w:r>
             <w:r>
               <w:t xml:space="preserve"> </w:t>
             </w:r>
             <w:r>
+              <w:t xml:space="preserve">已判「</w:t>
+            </w:r>
+            <w:r>
               <w:rPr>
                 <w:rStyle w:val="VerbatimChar"/>
               </w:rPr>
-              <w:t xml:space="preserve">evidence/回源核_公式12.md:490</w:t>
+              <w:t xml:space="preserve">arXiv:2607.26899</w:t>
             </w:r>
             <w:r>
               <w:t xml:space="preserve"> </w:t>
             </w:r>
             <w:r>
-              <w:t xml:space="preserve">已判「</w:t>
-            </w:r>
-            <w:r>
-              <w:rPr>
-                <w:rStyle w:val="VerbatimChar"/>
-              </w:rPr>
-              <w:t xml:space="preserve">arXiv:2607.26899</w:t>
+              <w:t xml:space="preserve">的题名/作者/原文 → ✘</w:t>
             </w:r>
             <w:r>
               <w:t xml:space="preserve"> </w:t>
             </w:r>
             <w:r>
-              <w:t xml:space="preserve">的题名/作者/原文 → ✘</w:t>
-            </w:r>
-            <w:r>
-              <w:t xml:space="preserve"> </w:t>
-            </w:r>
-            <w:r>
               <w:rPr>
                 <w:bCs/>
                 <w:b/>
@@ -4038,10 +3780,7 @@
               <w:t xml:space="preserve">未核到</w:t>
             </w:r>
             <w:r>
-              <w:t xml:space="preserve">」⇒ ★</w:t>
-            </w:r>
-            <w:r>
-              <w:t xml:space="preserve"> </w:t>
+              <w:t xml:space="preserve">」，</w:t>
             </w:r>
             <w:r>
               <w:rPr>
@@ -4059,12 +3798,6 @@
         <w:pStyle w:val="BodyText"/>
       </w:pPr>
       <w:r>
-        <w:t xml:space="preserve">⇒ ★★</w:t>
-      </w:r>
-      <w:r>
-        <w:t xml:space="preserve"> </w:t>
-      </w:r>
-      <w:r>
         <w:rPr>
           <w:bCs/>
           <w:b/>
@@ -4104,17 +3837,17 @@
         <w:t xml:space="preserve">and left the L2 advantage undetectable</w:t>
       </w:r>
       <w:r>
-        <w:t xml:space="preserve">…；★</w:t>
-      </w:r>
-      <w:r>
-        <w:t xml:space="preserve"> </w:t>
-      </w:r>
-      <w:r>
-        <w:rPr>
-          <w:bCs/>
-          <w:b/>
-        </w:rPr>
-        <w:t xml:space="preserve">该文是人类英语隐喻写作的预注册实验，任务域/主体/语种均与本文不同 ⇒ 不可作方向性佐证</w:t>
+        <w:t xml:space="preserve">…；</w:t>
+      </w:r>
+      <w:r>
+        <w:t xml:space="preserve"> </w:t>
+      </w:r>
+      <w:r>
+        <w:rPr>
+          <w:bCs/>
+          <w:b/>
+        </w:rPr>
+        <w:t xml:space="preserve">该文是人类英语隐喻写作的预注册实验，任务域/主体/语种均与本文不同，不可作方向性佐证</w:t>
       </w:r>
       <w:r>
         <w:t xml:space="preserve">；且其结论为 refinement</w:t>
@@ -4140,11 +3873,11 @@
         <w:t xml:space="preserve">不构成同向</w:t>
       </w:r>
       <w:r>
-        <w:t xml:space="preserve">（★ 原文未捞到 ⇒ 标【待取证】）」。</w:t>
+        <w:t xml:space="preserve">（原文未捞到，标【待取证】）」。</w:t>
       </w:r>
     </w:p>
     <w:bookmarkEnd w:id="25"/>
-    <w:bookmarkStart w:id="26" w:name="核验点-cw2-的改法是对的-好不是掩盖"/>
+    <w:bookmarkStart w:id="26" w:name="核验点-cw2-的改法是对的好不是掩盖"/>
     <w:p>
       <w:pPr>
         <w:pStyle w:val="Heading3"/>
@@ -4160,7 +3893,7 @@
         <w:t xml:space="preserve">W2 的改法是对的</w:t>
       </w:r>
       <w:r>
-        <w:t xml:space="preserve">（★ 好，不是掩盖）</w:t>
+        <w:t xml:space="preserve">（好，不是掩盖）</w:t>
       </w:r>
     </w:p>
     <w:p>
@@ -4168,12 +3901,6 @@
         <w:pStyle w:val="FirstParagraph"/>
       </w:pPr>
       <w:r>
-        <w:t xml:space="preserve">★</w:t>
-      </w:r>
-      <w:r>
-        <w:t xml:space="preserve"> </w:t>
-      </w:r>
-      <w:r>
         <w:rPr>
           <w:rStyle w:val="VerbatimChar"/>
         </w:rPr>
@@ -4256,10 +3983,7 @@
         <w:t xml:space="preserve"> </w:t>
       </w:r>
       <w:r>
-        <w:t xml:space="preserve">4 对全在带内）⇒ ⇒</w:t>
-      </w:r>
-      <w:r>
-        <w:t xml:space="preserve"> </w:t>
+        <w:t xml:space="preserve">4 对全在带内），</w:t>
       </w:r>
       <w:r>
         <w:rPr>
@@ -4275,12 +3999,6 @@
         <w:t xml:space="preserve"> </w:t>
       </w:r>
       <w:r>
-        <w:t xml:space="preserve">★</w:t>
-      </w:r>
-      <w:r>
-        <w:t xml:space="preserve"> </w:t>
-      </w:r>
-      <w:r>
         <w:rPr>
           <w:bCs/>
           <w:b/>
@@ -4288,10 +4006,7 @@
         <w:t xml:space="preserve">我的复算</w:t>
       </w:r>
       <w:r>
-        <w:t xml:space="preserve">：零分布 n=8 的 |净| 序列 = 2,3,2,2,1,0,8,4 ⇒</w:t>
-      </w:r>
-      <w:r>
-        <w:t xml:space="preserve"> </w:t>
+        <w:t xml:space="preserve">：零分布 n=8 的 |净| 序列 = 2,3,2,2,1,0,8,4，</w:t>
       </w:r>
       <w:r>
         <w:rPr>
@@ -4301,20 +4016,17 @@
         <w:t xml:space="preserve">max = 8</w:t>
       </w:r>
       <w:r>
-        <w:t xml:space="preserve">；口径 A 逐配对 = −1,+3,−9,0 ✔ ⇒ ★</w:t>
-      </w:r>
-      <w:r>
-        <w:t xml:space="preserve"> </w:t>
-      </w:r>
-      <w:r>
-        <w:rPr>
-          <w:bCs/>
-          <w:b/>
-        </w:rPr>
-        <w:t xml:space="preserve">|−9| = 9 &gt; 8 ⇒ 确实超带</w:t>
-      </w:r>
-      <w:r>
-        <w:t xml:space="preserve">；★</w:t>
+        <w:t xml:space="preserve">；口径 A 逐配对 = −1,+3,−9,0 ✔，</w:t>
+      </w:r>
+      <w:r>
+        <w:rPr>
+          <w:bCs/>
+          <w:b/>
+        </w:rPr>
+        <w:t xml:space="preserve">|−9| = 9 &gt; 8，确实超带</w:t>
+      </w:r>
+      <w:r>
+        <w:t xml:space="preserve">；</w:t>
       </w:r>
       <w:r>
         <w:t xml:space="preserve"> </w:t>
@@ -4327,7 +4039,7 @@
         <w:t xml:space="preserve">判决仍是"不可分辨"（更保守），未被松动</w:t>
       </w:r>
       <w:r>
-        <w:t xml:space="preserve">；★</w:t>
+        <w:t xml:space="preserve">；</w:t>
       </w:r>
       <w:r>
         <w:t xml:space="preserve"> </w:t>
@@ -4381,7 +4093,7 @@
           <w:bCs/>
           <w:b/>
         </w:rPr>
-        <w:t xml:space="preserve">另有两处独立写出 ⇒ 是披露不是掩盖</w:t>
+        <w:t xml:space="preserve">另有两处独立写出，是披露不是掩盖</w:t>
       </w:r>
       <w:r>
         <w:t xml:space="preserve">。</w:t>
@@ -4390,78 +4102,49 @@
         <w:t xml:space="preserve"> </w:t>
       </w:r>
       <w:r>
-        <w:t xml:space="preserve">★</w:t>
-      </w:r>
-      <w:r>
-        <w:t xml:space="preserve"> </w:t>
-      </w:r>
-      <w:r>
-        <w:rPr>
-          <w:bCs/>
-          <w:b/>
-        </w:rPr>
-        <w:t xml:space="preserve">★ 唯一可提的一句</w:t>
-      </w:r>
-      <w:r>
-        <w:t xml:space="preserve">（比 owner 的判据更细）：★</w:t>
-      </w:r>
-      <w:r>
-        <w:t xml:space="preserve"> </w:t>
-      </w:r>
-      <w:r>
-        <w:rPr>
-          <w:bCs/>
-          <w:b/>
-        </w:rPr>
+        <w:t xml:space="preserve">** 唯一可提的一句</w:t>
+      </w:r>
+      <w:r>
+        <w:rPr>
+          <w:bCs/>
+          <w:b/>
+        </w:rPr>
+        <w:t xml:space="preserve">（比 owner 的判据更细）：</w:t>
+      </w:r>
+      <w:r>
+        <w:rPr>
+          <w:bCs/>
+          <w:b/>
+        </w:rPr>
+        <w:t xml:space="preserve"> </w:t>
+      </w:r>
+      <w:r>
         <w:t xml:space="preserve">那个超带的 −9 恰好是</w:t>
       </w:r>
       <w:r>
-        <w:rPr>
-          <w:bCs/>
-          <w:b/>
-        </w:rPr>
         <w:t xml:space="preserve"> </w:t>
       </w:r>
       <w:r>
         <w:rPr>
           <w:rStyle w:val="VerbatimChar"/>
-          <w:bCs/>
-          <w:b/>
         </w:rPr>
         <w:t xml:space="preserve">W_design_L2</w:t>
       </w:r>
       <w:r>
-        <w:rPr>
-          <w:bCs/>
-          <w:b/>
-        </w:rPr>
-        <w:t xml:space="preserve"> </w:t>
-      </w:r>
-      <w:r>
-        <w:rPr>
-          <w:bCs/>
-          <w:b/>
-        </w:rPr>
-        <w:t xml:space="preserve">四个配对里符号相反的那一个 ⇒ 它本身就是"符号不一致"的证据</w:t>
-      </w:r>
-      <w:r>
-        <w:t xml:space="preserve"> </w:t>
-      </w:r>
-      <w:r>
-        <w:t xml:space="preserve">⇒ ★</w:t>
-      </w:r>
-      <w:r>
-        <w:t xml:space="preserve"> </w:t>
-      </w:r>
-      <w:r>
-        <w:rPr>
-          <w:bCs/>
-          <w:b/>
-        </w:rPr>
-        <w:t xml:space="preserve">建议把这句写进去</w:t>
-      </w:r>
-      <w:r>
-        <w:t xml:space="preserve">，则 −9 从"需要解释的异常"变成"判决的支撑"。</w:t>
+        <w:t xml:space="preserve"> </w:t>
+      </w:r>
+      <w:r>
+        <w:t xml:space="preserve">四个配对里符号相反的那一个，它本身就是"符号不一致"的证据</w:t>
+      </w:r>
+      <w:r>
+        <w:rPr>
+          <w:bCs/>
+          <w:b/>
+        </w:rPr>
+        <w:t xml:space="preserve">，</w:t>
+      </w:r>
+      <w:r>
+        <w:t xml:space="preserve">建议把这句写进去**，则 −9 从"需要解释的异常"变成"判决的支撑"。</w:t>
       </w:r>
     </w:p>
     <w:bookmarkEnd w:id="26"/>
@@ -4560,7 +4243,7 @@
               <w:t xml:space="preserve">:27/938/1018/1217/1220/1268/1743/1750</w:t>
             </w:r>
             <w:r>
-              <w:t xml:space="preserve">）｜② 5 处（每个 −7/−11 旁都有"逐配对"或 ±8/不可分辨）｜③ 7 处（批 2 一律"代数推导 + 符号未定 ⇒ 仍待原始产出"；★</w:t>
+              <w:t xml:space="preserve">）｜② 5 处（每个 −7/−11 旁都有"逐配对"或 ±8/不可分辨）｜③ 7 处（批 2 一律"代数推导 + 符号未定，仍待原始产出"；</w:t>
             </w:r>
             <w:r>
               <w:t xml:space="preserve"> </w:t>
@@ -4803,7 +4486,7 @@
                 <w:bCs/>
                 <w:b/>
               </w:rPr>
-              <w:t xml:space="preserve">杠杆公式的"无预注册 ⇒ 探索性"</w:t>
+              <w:t xml:space="preserve">杠杆公式的"无预注册，探索性"</w:t>
             </w:r>
           </w:p>
         </w:tc>
@@ -4940,7 +4623,7 @@
               <w:t xml:space="preserve">「本文无法判定」= 唯一 1 处违反 owner 禁令</w:t>
             </w:r>
             <w:r>
-              <w:t xml:space="preserve">（★ 须改写）｜✔ 另有 24 条</w:t>
+              <w:t xml:space="preserve">（须改写）｜✔ 另有 24 条</w:t>
             </w:r>
             <w:r>
               <w:rPr>
@@ -4950,10 +4633,7 @@
               <w:t xml:space="preserve">实质限定句</w:t>
             </w:r>
             <w:r>
-              <w:t xml:space="preserve">齐备（★</w:t>
-            </w:r>
-            <w:r>
-              <w:t xml:space="preserve"> </w:t>
+              <w:t xml:space="preserve">齐备（</w:t>
             </w:r>
             <w:r>
               <w:rPr>
@@ -5182,7 +4862,7 @@
               <w:t xml:space="preserve"> </w:t>
             </w:r>
             <w:r>
-              <w:t xml:space="preserve">嵌套错位｜★</w:t>
+              <w:t xml:space="preserve">嵌套错位｜</w:t>
             </w:r>
             <w:r>
               <w:t xml:space="preserve"> </w:t>
@@ -5274,12 +4954,6 @@
         <w:pStyle w:val="FirstParagraph"/>
       </w:pPr>
       <w:r>
-        <w:t xml:space="preserve">★</w:t>
-      </w:r>
-      <w:r>
-        <w:t xml:space="preserve"> </w:t>
-      </w:r>
-      <w:r>
         <w:rPr>
           <w:rStyle w:val="VerbatimChar"/>
         </w:rPr>
@@ -5336,7 +5010,7 @@
         <w:t xml:space="preserve"> </w:t>
       </w:r>
       <w:r>
-        <w:t xml:space="preserve">| ★</w:t>
+        <w:t xml:space="preserve">|</w:t>
       </w:r>
       <w:r>
         <w:t xml:space="preserve"> </w:t>
@@ -5387,7 +5061,7 @@
         <w:t xml:space="preserve"> </w:t>
       </w:r>
       <w:r>
-        <w:t xml:space="preserve">| ★</w:t>
+        <w:t xml:space="preserve">|</w:t>
       </w:r>
       <w:r>
         <w:t xml:space="preserve"> </w:t>
@@ -5411,12 +5085,6 @@
         <w:pStyle w:val="BodyText"/>
       </w:pPr>
       <w:r>
-        <w:t xml:space="preserve">★</w:t>
-      </w:r>
-      <w:r>
-        <w:t xml:space="preserve"> </w:t>
-      </w:r>
-      <w:r>
         <w:rPr>
           <w:rStyle w:val="VerbatimChar"/>
         </w:rPr>
@@ -5430,13 +5098,10 @@
           <w:bCs/>
           <w:b/>
         </w:rPr>
-        <w:t xml:space="preserve">所以"因子化 ⇒ 参数更少"这句话【只】在对照【全交互扁平】时成立</w:t>
-      </w:r>
-      <w:r>
-        <w:t xml:space="preserve">；★ 对照【36 路扁平】时，因子化的参数反而更多 ⇒ ⇒</w:t>
-      </w:r>
-      <w:r>
-        <w:t xml:space="preserve"> </w:t>
+        <w:t xml:space="preserve">所以"因子化，参数更少"这句话【只】在对照【全交互扁平】时成立</w:t>
+      </w:r>
+      <w:r>
+        <w:t xml:space="preserve">；对照【36 路扁平】时，因子化的参数反而更多，</w:t>
       </w:r>
       <w:r>
         <w:rPr>
@@ -5452,12 +5117,6 @@
         <w:t xml:space="preserve"> </w:t>
       </w:r>
       <w:r>
-        <w:t xml:space="preserve">★</w:t>
-      </w:r>
-      <w:r>
-        <w:t xml:space="preserve"> </w:t>
-      </w:r>
-      <w:r>
         <w:rPr>
           <w:rStyle w:val="VerbatimChar"/>
         </w:rPr>
@@ -5467,10 +5126,7 @@
         <w:t xml:space="preserve"> </w:t>
       </w:r>
       <w:r>
-        <w:t xml:space="preserve">给出真理由：每个参数只对应一个语义明确的子空间 ⇒ 可表达函数类被限制成各因子可加 ⇒</w:t>
-      </w:r>
-      <w:r>
-        <w:t xml:space="preserve"> </w:t>
+        <w:t xml:space="preserve">给出真理由：每个参数只对应一个语义明确的子空间，可表达函数类被限制成各因子可加，</w:t>
       </w:r>
       <w:r>
         <w:rPr>
@@ -5483,12 +5139,6 @@
         <w:t xml:space="preserve"> </w:t>
       </w:r>
       <w:r>
-        <w:t xml:space="preserve">★ ★★</w:t>
-      </w:r>
-      <w:r>
-        <w:t xml:space="preserve"> </w:t>
-      </w:r>
-      <w:r>
         <w:rPr>
           <w:rStyle w:val="VerbatimChar"/>
         </w:rPr>
@@ -5505,13 +5155,13 @@
         <w:t xml:space="preserve">还多补了一层我没想到的诚实限定</w:t>
       </w:r>
       <w:r>
-        <w:t xml:space="preserve">（★ 我承认这是 ③ 优于我建议的地方）：</w:t>
-      </w:r>
-      <w:r>
-        <w:t xml:space="preserve"> </w:t>
-      </w:r>
-      <w:r>
-        <w:t xml:space="preserve">&gt; 「⚠️ ★</w:t>
+        <w:t xml:space="preserve">（我承认这是 ③ 优于我建议的地方）：</w:t>
+      </w:r>
+      <w:r>
+        <w:t xml:space="preserve"> </w:t>
+      </w:r>
+      <w:r>
+        <w:t xml:space="preserve">&gt; 「⚠️</w:t>
       </w:r>
       <w:r>
         <w:t xml:space="preserve"> </w:t>
@@ -5524,7 +5174,7 @@
         <w:t xml:space="preserve">诚实的边界（限定，保留）</w:t>
       </w:r>
       <w:r>
-        <w:t xml:space="preserve">：★</w:t>
+        <w:t xml:space="preserve">：</w:t>
       </w:r>
       <w:r>
         <w:t xml:space="preserve"> </w:t>
@@ -5537,13 +5187,7 @@
         <w:t xml:space="preserve">本批没有做"因子化 vs 扁平"的对照实验</w:t>
       </w:r>
       <w:r>
-        <w:t xml:space="preserve"> </w:t>
-      </w:r>
-      <w:r>
-        <w:t xml:space="preserve">⇒ ⇒ ★</w:t>
-      </w:r>
-      <w:r>
-        <w:t xml:space="preserve"> </w:t>
+        <w:t xml:space="preserve">，</w:t>
       </w:r>
       <w:r>
         <w:rPr>
@@ -5553,7 +5197,7 @@
         <w:t xml:space="preserve">"更容易学"目前是【设计论证】，不是【实测结论】</w:t>
       </w:r>
       <w:r>
-        <w:t xml:space="preserve">；★ ★ 而 §4.5.3 的偏好表给出的恰恰是</w:t>
+        <w:t xml:space="preserve">；而 §4.5.3 的偏好表给出的恰恰是</w:t>
       </w:r>
       <w:r>
         <w:rPr>
@@ -5599,10 +5243,7 @@
         <w:t xml:space="preserve"> </w:t>
       </w:r>
       <w:r>
-        <w:t xml:space="preserve">退化）⇒ ⇒ ★</w:t>
-      </w:r>
-      <w:r>
-        <w:t xml:space="preserve"> </w:t>
+        <w:t xml:space="preserve">退化），</w:t>
       </w:r>
       <w:r>
         <w:rPr>
@@ -5647,7 +5288,7 @@
         <w:pStyle w:val="FirstParagraph"/>
       </w:pPr>
       <w:r>
-        <w:t xml:space="preserve">★ §5 开头给出</w:t>
+        <w:t xml:space="preserve">§5 开头给出</w:t>
       </w:r>
       <w:r>
         <w:rPr>
@@ -5657,7 +5298,7 @@
         <w:t xml:space="preserve">证据形态三档 L1 / L2 / L0</w:t>
       </w:r>
       <w:r>
-        <w:t xml:space="preserve">；★</w:t>
+        <w:t xml:space="preserve">；</w:t>
       </w:r>
       <w:r>
         <w:t xml:space="preserve"> </w:t>
@@ -5669,7 +5310,7 @@
         <w:t xml:space="preserve">:42</w:t>
       </w:r>
       <w:r>
-        <w:t xml:space="preserve">：「★ ★</w:t>
+        <w:t xml:space="preserve">：「</w:t>
       </w:r>
       <w:r>
         <w:t xml:space="preserve"> </w:t>
@@ -5682,7 +5323,7 @@
         <w:t xml:space="preserve">证据形态</w:t>
       </w:r>
       <w:r>
-        <w:t xml:space="preserve">：★ 该缺陷由</w:t>
+        <w:t xml:space="preserve">：该缺陷由</w:t>
       </w:r>
       <w:r>
         <w:rPr>
@@ -5692,7 +5333,7 @@
         <w:t xml:space="preserve">外部仓的日志报告</w:t>
       </w:r>
       <w:r>
-        <w:t xml:space="preserve">所记载，★ 而</w:t>
+        <w:t xml:space="preserve">所记载，而</w:t>
       </w:r>
       <w:r>
         <w:rPr>
@@ -5702,7 +5343,7 @@
         <w:t xml:space="preserve">修复前的代码版本不在交付物里</w:t>
       </w:r>
       <w:r>
-        <w:t xml:space="preserve">（★ 本仓 grep = 0 命中、★ 该文件只有 1 个 commit）⇒ ⇒ ★ 本节是【方法论规范】而非【本篇读数的依据】，★</w:t>
+        <w:t xml:space="preserve">（本仓 grep = 0 命中、该文件只有 1 个 commit），本节是【方法论规范】而非【本篇读数的依据】，</w:t>
       </w:r>
       <w:r>
         <w:t xml:space="preserve"> </w:t>
@@ -5721,12 +5362,6 @@
         <w:t xml:space="preserve"> </w:t>
       </w:r>
       <w:r>
-        <w:t xml:space="preserve">★ ★★</w:t>
-      </w:r>
-      <w:r>
-        <w:t xml:space="preserve"> </w:t>
-      </w:r>
-      <w:r>
         <w:rPr>
           <w:bCs/>
           <w:b/>
@@ -5734,7 +5369,7 @@
         <w:t xml:space="preserve">最关键的一条它做到了我建议的更严</w:t>
       </w:r>
       <w:r>
-        <w:t xml:space="preserve">：★</w:t>
+        <w:t xml:space="preserve">：</w:t>
       </w:r>
       <w:r>
         <w:t xml:space="preserve"> </w:t>
@@ -5781,7 +5416,7 @@
         <w:t xml:space="preserve">在 T-L3-04 澄清之前不进入本文的任何支持性论证</w:t>
       </w:r>
       <w:r>
-        <w:t xml:space="preserve">」），★</w:t>
+        <w:t xml:space="preserve">」），</w:t>
       </w:r>
       <w:r>
         <w:t xml:space="preserve"> </w:t>
@@ -5794,13 +5429,7 @@
         <w:t xml:space="preserve">但同时明确"读数仍在（不删）、结论句也仍在（不撤）"</w:t>
       </w:r>
       <w:r>
-        <w:t xml:space="preserve"> </w:t>
-      </w:r>
-      <w:r>
-        <w:t xml:space="preserve">⇒ ★</w:t>
-      </w:r>
-      <w:r>
-        <w:t xml:space="preserve"> </w:t>
+        <w:t xml:space="preserve">，</w:t>
       </w:r>
       <w:r>
         <w:rPr>
@@ -5813,12 +5442,6 @@
         <w:t xml:space="preserve"> </w:t>
       </w:r>
       <w:r>
-        <w:t xml:space="preserve">★</w:t>
-      </w:r>
-      <w:r>
-        <w:t xml:space="preserve"> </w:t>
-      </w:r>
-      <w:r>
         <w:rPr>
           <w:rStyle w:val="VerbatimChar"/>
         </w:rPr>
@@ -5848,7 +5471,7 @@
         <w:t xml:space="preserve">不在本仓任何源码文件里</w:t>
       </w:r>
       <w:r>
-        <w:t xml:space="preserve">……全仓 grep = 0 命中……★ 外部仓里</w:t>
+        <w:t xml:space="preserve">……全仓 grep = 0 命中…… 外部仓里</w:t>
       </w:r>
       <w:r>
         <w:t xml:space="preserve"> </w:t>
@@ -5885,17 +5508,14 @@
         <w:t xml:space="preserve">e012f1e2</w:t>
       </w:r>
       <w:r>
-        <w:t xml:space="preserve">）⇒ ⇒ ★</w:t>
-      </w:r>
-      <w:r>
-        <w:t xml:space="preserve"> </w:t>
-      </w:r>
-      <w:r>
-        <w:rPr>
-          <w:bCs/>
-          <w:b/>
-        </w:rPr>
-        <w:t xml:space="preserve">"修复前"那个状态在交付物里【不可核】，★ 也【拿不到历史版本】</w:t>
+        <w:t xml:space="preserve">），</w:t>
+      </w:r>
+      <w:r>
+        <w:rPr>
+          <w:bCs/>
+          <w:b/>
+        </w:rPr>
+        <w:t xml:space="preserve">"修复前"那个状态在交付物里【不可核】，也【拿不到历史版本】</w:t>
       </w:r>
       <w:r>
         <w:t xml:space="preserve">」</w:t>
@@ -5904,12 +5524,6 @@
         <w:t xml:space="preserve"> </w:t>
       </w:r>
       <w:r>
-        <w:t xml:space="preserve">★</w:t>
-      </w:r>
-      <w:r>
-        <w:t xml:space="preserve"> </w:t>
-      </w:r>
-      <w:r>
         <w:rPr>
           <w:rStyle w:val="VerbatimChar"/>
         </w:rPr>
@@ -5919,7 +5533,7 @@
         <w:t xml:space="preserve"> </w:t>
       </w:r>
       <w:r>
-        <w:t xml:space="preserve">精确化主张形态：「§5.1 主张的是【"当时那批的日志报告所记载的缺陷"】，★</w:t>
+        <w:t xml:space="preserve">精确化主张形态：「§5.1 主张的是【"当时那批的日志报告所记载的缺陷"】，</w:t>
       </w:r>
       <w:r>
         <w:t xml:space="preserve"> </w:t>
@@ -5957,7 +5571,7 @@
         <w:pStyle w:val="FirstParagraph"/>
       </w:pPr>
       <w:r>
-        <w:t xml:space="preserve">★ 我自己跑（</w:t>
+        <w:t xml:space="preserve">我自己跑（</w:t>
       </w:r>
       <w:r>
         <w:rPr>
@@ -6404,12 +6018,6 @@
         <w:pStyle w:val="BodyText"/>
       </w:pPr>
       <w:r>
-        <w:t xml:space="preserve">★ ★★</w:t>
-      </w:r>
-      <w:r>
-        <w:t xml:space="preserve"> </w:t>
-      </w:r>
-      <w:r>
         <w:rPr>
           <w:bCs/>
           <w:b/>
@@ -6417,7 +6025,7 @@
         <w:t xml:space="preserve">我要更正自己阶段一的一处说法</w:t>
       </w:r>
       <w:r>
-        <w:t xml:space="preserve">：★ 我当时写「两个合并权重的</w:t>
+        <w:t xml:space="preserve">：我当时写「两个合并权重的</w:t>
       </w:r>
       <w:r>
         <w:t xml:space="preserve"> </w:t>
@@ -6432,7 +6040,7 @@
         <w:t xml:space="preserve"> </w:t>
       </w:r>
       <w:r>
-        <w:t xml:space="preserve">六行逐值完全相同 ⇒ 完全退化」—— ★</w:t>
+        <w:t xml:space="preserve">六行逐值完全相同，完全退化」——</w:t>
       </w:r>
       <w:r>
         <w:t xml:space="preserve"> </w:t>
@@ -6445,7 +6053,7 @@
         <w:t xml:space="preserve">更准确的是：15 题版是【全零】（形态 B：没被写进去）</w:t>
       </w:r>
       <w:r>
-        <w:t xml:space="preserve">，★</w:t>
+        <w:t xml:space="preserve">，</w:t>
       </w:r>
       <w:r>
         <w:t xml:space="preserve"> </w:t>
@@ -6458,13 +6066,7 @@
         <w:t xml:space="preserve">13 题版才是【非零但六行相同】（形态 A：学成了共线）】</w:t>
       </w:r>
       <w:r>
-        <w:t xml:space="preserve"> </w:t>
-      </w:r>
-      <w:r>
-        <w:t xml:space="preserve">⇒ ★</w:t>
-      </w:r>
-      <w:r>
-        <w:t xml:space="preserve"> </w:t>
+        <w:t xml:space="preserve">，</w:t>
       </w:r>
       <w:r>
         <w:rPr>
@@ -6481,7 +6083,7 @@
         <w:pStyle w:val="Heading3"/>
       </w:pPr>
       <w:r>
-        <w:t xml:space="preserve">2.4 ★ G2 三计数（我实跑，基线</w:t>
+        <w:t xml:space="preserve">2.4 G2 三计数（我实跑，基线</w:t>
       </w:r>
       <w:r>
         <w:t xml:space="preserve"> </w:t>
@@ -7025,7 +6627,7 @@
         <w:pStyle w:val="Heading3"/>
       </w:pPr>
       <w:r>
-        <w:t xml:space="preserve">2.5 ★ 铁律三自检：③ 篇</w:t>
+        <w:t xml:space="preserve">2.5 铁律三自检：③ 篇</w:t>
       </w:r>
       <w:r>
         <w:rPr>
@@ -7040,12 +6642,6 @@
         <w:pStyle w:val="FirstParagraph"/>
       </w:pPr>
       <w:r>
-        <w:t xml:space="preserve">★</w:t>
-      </w:r>
-      <w:r>
-        <w:t xml:space="preserve"> </w:t>
-      </w:r>
-      <w:r>
         <w:rPr>
           <w:bCs/>
           <w:b/>
@@ -7074,7 +6670,7 @@
         <w:t xml:space="preserve"> </w:t>
       </w:r>
       <w:r>
-        <w:t xml:space="preserve">「⚠️ ★</w:t>
+        <w:t xml:space="preserve">「⚠️</w:t>
       </w:r>
       <w:r>
         <w:t xml:space="preserve"> </w:t>
@@ -7103,26 +6699,14 @@
         <w:t xml:space="preserve"> </w:t>
       </w:r>
       <w:r>
-        <w:t xml:space="preserve">⇒ ★</w:t>
-      </w:r>
-      <w:r>
-        <w:t xml:space="preserve"> </w:t>
-      </w:r>
-      <w:r>
-        <w:rPr>
-          <w:bCs/>
-          <w:b/>
-        </w:rPr>
-        <w:t xml:space="preserve">它带了指针（L3-21 / §12）⇒ 属"限定 + 指向"</w:t>
-      </w:r>
-      <w:r>
-        <w:t xml:space="preserve"> </w:t>
-      </w:r>
-      <w:r>
-        <w:t xml:space="preserve">⇒ ★</w:t>
-      </w:r>
-      <w:r>
-        <w:t xml:space="preserve"> </w:t>
+        <w:rPr>
+          <w:bCs/>
+          <w:b/>
+        </w:rPr>
+        <w:t xml:space="preserve">它带了指针（L3-21 / §12），属"限定 + 指向"</w:t>
+      </w:r>
+      <w:r>
+        <w:t xml:space="preserve">，</w:t>
       </w:r>
       <w:r>
         <w:rPr>
@@ -7132,13 +6716,7 @@
         <w:t xml:space="preserve">实质自我设限句 = 0 条</w:t>
       </w:r>
       <w:r>
-        <w:t xml:space="preserve">（★ 四篇里最好）。</w:t>
-      </w:r>
-      <w:r>
-        <w:t xml:space="preserve"> </w:t>
-      </w:r>
-      <w:r>
-        <w:t xml:space="preserve">★</w:t>
+        <w:t xml:space="preserve">（四篇里最好）。</w:t>
       </w:r>
       <w:r>
         <w:t xml:space="preserve"> </w:t>
@@ -7176,7 +6754,7 @@
         <w:t xml:space="preserve">条件命题</w:t>
       </w:r>
       <w:r>
-        <w:t xml:space="preserve">里：「"要让工作流被学出来，策略表示里必须存在一条…"」⇒ 是必要条件，不是已发生的事实）。</w:t>
+        <w:t xml:space="preserve">里：「"要让工作流被学出来，策略表示里必须存在一条…"」，是必要条件，不是已发生的事实）。</w:t>
       </w:r>
     </w:p>
     <w:bookmarkEnd w:id="33"/>
@@ -7186,7 +6764,7 @@
         <w:pStyle w:val="Heading3"/>
       </w:pPr>
       <w:r>
-        <w:t xml:space="preserve">2.6 ★★ ③ 篇唯一的硬缺口：</w:t>
+        <w:t xml:space="preserve">2.6 ③ 篇唯一的硬缺口：</w:t>
       </w:r>
       <w:r>
         <w:rPr>
@@ -7201,7 +6779,7 @@
         <w:pStyle w:val="FirstParagraph"/>
       </w:pPr>
       <w:r>
-        <w:t xml:space="preserve">★ 稿内引用的两份外部仓文档，</w:t>
+        <w:t xml:space="preserve">稿内引用的两份外部仓文档，</w:t>
       </w:r>
       <w:r>
         <w:rPr>
@@ -7239,7 +6817,7 @@
         <w:pStyle w:val="FirstParagraph"/>
       </w:pPr>
       <w:r>
-        <w:t xml:space="preserve">★ 它们承载的东西：</w:t>
+        <w:t xml:space="preserve">它们承载的东西：</w:t>
       </w:r>
       <w:r>
         <w:t xml:space="preserve"> </w:t>
@@ -7269,7 +6847,7 @@
         <w:t xml:space="preserve">:774</w:t>
       </w:r>
       <w:r>
-        <w:t xml:space="preserve">（§5.4 表 1）| 「★</w:t>
+        <w:t xml:space="preserve">（§5.4 表 1）| 「</w:t>
       </w:r>
       <w:r>
         <w:t xml:space="preserve"> </w:t>
@@ -7311,7 +6889,7 @@
         <w:t xml:space="preserve">15.4%</w:t>
       </w:r>
       <w:r>
-        <w:t xml:space="preserve">」 | ★</w:t>
+        <w:t xml:space="preserve">」 |</w:t>
       </w:r>
       <w:r>
         <w:t xml:space="preserve"> </w:t>
@@ -7324,7 +6902,7 @@
         <w:t xml:space="preserve">这两个数在包内无任何出处</w:t>
       </w:r>
       <w:r>
-        <w:t xml:space="preserve">（★ 我 grep 全仓：除 ③ 篇自身外 0 命中）|</w:t>
+        <w:t xml:space="preserve">（我 grep 全仓：除 ③ 篇自身外 0 命中）|</w:t>
       </w:r>
       <w:r>
         <w:t xml:space="preserve"> </w:t>
@@ -7342,7 +6920,7 @@
         <w:t xml:space="preserve">:1044</w:t>
       </w:r>
       <w:r>
-        <w:t xml:space="preserve">（T-L3-01）| 训练 v2 留出题数口径（4 道 vs 3 题）| ★ 待取证指向包外 |</w:t>
+        <w:t xml:space="preserve">（T-L3-01）| 训练 v2 留出题数口径（4 道 vs 3 题）| 待取证指向包外 |</w:t>
       </w:r>
       <w:r>
         <w:t xml:space="preserve"> </w:t>
@@ -7360,7 +6938,7 @@
         <w:t xml:space="preserve">:1047</w:t>
       </w:r>
       <w:r>
-        <w:t xml:space="preserve">（T-L3-04）| 7 轮记录与 bug 的先后关系 | ★ 待取证指向包外 |</w:t>
+        <w:t xml:space="preserve">（T-L3-04）| 7 轮记录与 bug 的先后关系 | 待取证指向包外 |</w:t>
       </w:r>
       <w:r>
         <w:t xml:space="preserve"> </w:t>
@@ -7378,7 +6956,7 @@
         <w:t xml:space="preserve">:1048</w:t>
       </w:r>
       <w:r>
-        <w:t xml:space="preserve">（T-L3-06）| 修复前代码 | ★ 待取证指向包外（且已诚实写明"仓内拿不到历史版本"）|</w:t>
+        <w:t xml:space="preserve">（T-L3-06）| 修复前代码 | 待取证指向包外（且已诚实写明"仓内拿不到历史版本"）|</w:t>
       </w:r>
     </w:p>
     <w:p>
@@ -7386,12 +6964,6 @@
         <w:pStyle w:val="BodyText"/>
       </w:pPr>
       <w:r>
-        <w:t xml:space="preserve">⇒ ★★★</w:t>
-      </w:r>
-      <w:r>
-        <w:t xml:space="preserve"> </w:t>
-      </w:r>
-      <w:r>
         <w:rPr>
           <w:bCs/>
           <w:b/>
@@ -7399,7 +6971,7 @@
         <w:t xml:space="preserve">判定</w:t>
       </w:r>
       <w:r>
-        <w:t xml:space="preserve">：★</w:t>
+        <w:t xml:space="preserve">：</w:t>
       </w:r>
       <w:r>
         <w:t xml:space="preserve"> </w:t>
@@ -7415,7 +6987,7 @@
         <w:t xml:space="preserve"> </w:t>
       </w:r>
       <w:r>
-        <w:t xml:space="preserve">—— ★</w:t>
+        <w:t xml:space="preserve">——</w:t>
       </w:r>
       <w:r>
         <w:t xml:space="preserve"> </w:t>
@@ -7428,7 +7000,7 @@
         <w:t xml:space="preserve">"外部仓材料未归档"</w:t>
       </w:r>
       <w:r>
-        <w:t xml:space="preserve">；★</w:t>
+        <w:t xml:space="preserve">；</w:t>
       </w:r>
       <w:r>
         <w:t xml:space="preserve"> </w:t>
@@ -7441,10 +7013,7 @@
         <w:t xml:space="preserve">但 ③ 篇的处理最规范</w:t>
       </w:r>
       <w:r>
-        <w:t xml:space="preserve">（明确写出"不在交付物里"、给出外部仓 HEAD sha、给出取证路径）⇒ ★</w:t>
-      </w:r>
-      <w:r>
-        <w:t xml:space="preserve"> </w:t>
+        <w:t xml:space="preserve">（明确写出"不在交付物里"、给出外部仓 HEAD sha、给出取证路径），</w:t>
       </w:r>
       <w:r>
         <w:rPr>
@@ -7460,12 +7029,6 @@
         <w:t xml:space="preserve"> </w:t>
       </w:r>
       <w:r>
-        <w:t xml:space="preserve">⇒ ★★</w:t>
-      </w:r>
-      <w:r>
-        <w:t xml:space="preserve"> </w:t>
-      </w:r>
-      <w:r>
         <w:rPr>
           <w:bCs/>
           <w:b/>
@@ -7473,7 +7036,7 @@
         <w:t xml:space="preserve">可操作修法（零 API、零成本、纯拷贝）</w:t>
       </w:r>
       <w:r>
-        <w:t xml:space="preserve">：★</w:t>
+        <w:t xml:space="preserve">：</w:t>
       </w:r>
       <w:r>
         <w:t xml:space="preserve"> </w:t>
@@ -7508,13 +7071,7 @@
         <w:t xml:space="preserve">（并回源到行号）</w:t>
       </w:r>
       <w:r>
-        <w:t xml:space="preserve"> </w:t>
-      </w:r>
-      <w:r>
-        <w:t xml:space="preserve">⇒ ★</w:t>
-      </w:r>
-      <w:r>
-        <w:t xml:space="preserve"> </w:t>
+        <w:t xml:space="preserve">，</w:t>
       </w:r>
       <w:r>
         <w:rPr>
@@ -7524,13 +7081,7 @@
         <w:t xml:space="preserve">同一动作顺带覆盖 ④ 篇的 T-D-09（第四组材料进仓）</w:t>
       </w:r>
       <w:r>
-        <w:t xml:space="preserve"> </w:t>
-      </w:r>
-      <w:r>
-        <w:t xml:space="preserve">⇒ ★</w:t>
-      </w:r>
-      <w:r>
-        <w:t xml:space="preserve"> </w:t>
+        <w:t xml:space="preserve">，</w:t>
       </w:r>
       <w:r>
         <w:rPr>
@@ -7543,12 +7094,6 @@
         <w:t xml:space="preserve"> </w:t>
       </w:r>
       <w:r>
-        <w:t xml:space="preserve">⇒ ★★</w:t>
-      </w:r>
-      <w:r>
-        <w:t xml:space="preserve"> </w:t>
-      </w:r>
-      <w:r>
         <w:rPr>
           <w:bCs/>
           <w:b/>
@@ -7556,7 +7101,7 @@
         <w:t xml:space="preserve">硬缺口</w:t>
       </w:r>
       <w:r>
-        <w:t xml:space="preserve">：★</w:t>
+        <w:t xml:space="preserve">：</w:t>
       </w:r>
       <w:r>
         <w:t xml:space="preserve"> </w:t>
@@ -7584,13 +7129,7 @@
         <w:t xml:space="preserve">的 59.1% / 15.4% 是正文里的"实测"，却没有任何包内出处</w:t>
       </w:r>
       <w:r>
-        <w:t xml:space="preserve"> </w:t>
-      </w:r>
-      <w:r>
-        <w:t xml:space="preserve">⇒ ★</w:t>
-      </w:r>
-      <w:r>
-        <w:t xml:space="preserve"> </w:t>
+        <w:t xml:space="preserve">，</w:t>
       </w:r>
       <w:r>
         <w:rPr>
@@ -7629,7 +7168,7 @@
         <w:pStyle w:val="Heading3"/>
       </w:pPr>
       <w:r>
-        <w:t xml:space="preserve">2.7 ★ 待取证条目质量：</w:t>
+        <w:t xml:space="preserve">2.7 待取证条目质量：</w:t>
       </w:r>
       <w:r>
         <w:rPr>
@@ -7644,7 +7183,7 @@
         <w:pStyle w:val="FirstParagraph"/>
       </w:pPr>
       <w:r>
-        <w:t xml:space="preserve">★ 六条（</w:t>
+        <w:t xml:space="preserve">六条（</w:t>
       </w:r>
       <w:r>
         <w:rPr>
@@ -7663,13 +7202,7 @@
         <w:t xml:space="preserve">每一条都带【要补什么 / 去哪找（具体路径 + 行号）/ 判据（可判定）/ 回填后影响哪节】</w:t>
       </w:r>
       <w:r>
-        <w:t xml:space="preserve"> </w:t>
-      </w:r>
-      <w:r>
-        <w:t xml:space="preserve">⇒ ★</w:t>
-      </w:r>
-      <w:r>
-        <w:t xml:space="preserve"> </w:t>
+        <w:t xml:space="preserve">，</w:t>
       </w:r>
       <w:r>
         <w:rPr>
@@ -7679,13 +7212,7 @@
         <w:t xml:space="preserve">完全符合铁律九第 4 条</w:t>
       </w:r>
       <w:r>
-        <w:t xml:space="preserve">。</w:t>
-      </w:r>
-      <w:r>
-        <w:t xml:space="preserve"> </w:t>
-      </w:r>
-      <w:r>
-        <w:t xml:space="preserve">★ ★ 尤其</w:t>
+        <w:t xml:space="preserve">。尤其</w:t>
       </w:r>
       <w:r>
         <w:t xml:space="preserve"> </w:t>
@@ -7726,13 +7253,7 @@
         <w:t xml:space="preserve">顺带关闭 T-L3-04</w:t>
       </w:r>
       <w:r>
-        <w:t xml:space="preserve"> </w:t>
-      </w:r>
-      <w:r>
-        <w:t xml:space="preserve">⇒ ★</w:t>
-      </w:r>
-      <w:r>
-        <w:t xml:space="preserve"> </w:t>
+        <w:t xml:space="preserve">，</w:t>
       </w:r>
       <w:r>
         <w:rPr>
@@ -7751,13 +7272,13 @@
     </w:p>
     <w:bookmarkEnd w:id="35"/>
     <w:bookmarkEnd w:id="36"/>
-    <w:bookmarkStart w:id="42" w:name="l1-篇-暂不审-但已预警一条会被击穿的硬伤"/>
+    <w:bookmarkStart w:id="42" w:name="l1-篇-暂不审但已预警一条会被击穿的硬伤"/>
     <w:p>
       <w:pPr>
         <w:pStyle w:val="Heading2"/>
       </w:pPr>
       <w:r>
-        <w:t xml:space="preserve">3 · ① L1 篇 · ⏸ 暂不审，★ 但</w:t>
+        <w:t xml:space="preserve">3 · ① L1 篇 · ⏸ 暂不审，但</w:t>
       </w:r>
       <w:r>
         <w:rPr>
@@ -7772,12 +7293,6 @@
         <w:pStyle w:val="FirstParagraph"/>
       </w:pPr>
       <w:r>
-        <w:t xml:space="preserve">★</w:t>
-      </w:r>
-      <w:r>
-        <w:t xml:space="preserve"> </w:t>
-      </w:r>
-      <w:r>
         <w:rPr>
           <w:bCs/>
           <w:b/>
@@ -7794,10 +7309,7 @@
         <w:t xml:space="preserve">2e8c0266a6203b8c74a0b7b704dc63c6c727890ef2d904d952d0417f30ac3d3b</w:t>
       </w:r>
       <w:r>
-        <w:t xml:space="preserve">（1015 行，★ W1 仍在改 ⇒ ★</w:t>
-      </w:r>
-      <w:r>
-        <w:t xml:space="preserve"> </w:t>
+        <w:t xml:space="preserve">（1015 行， W1 仍在改，</w:t>
       </w:r>
       <w:r>
         <w:rPr>
@@ -7816,7 +7328,7 @@
         <w:pStyle w:val="Heading3"/>
       </w:pPr>
       <w:r>
-        <w:t xml:space="preserve">3.1 ★★★ 预警：</w:t>
+        <w:t xml:space="preserve">3.1 预警：</w:t>
       </w:r>
       <w:r>
         <w:rPr>
@@ -7831,12 +7343,6 @@
         <w:pStyle w:val="FirstParagraph"/>
       </w:pPr>
       <w:r>
-        <w:t xml:space="preserve">★</w:t>
-      </w:r>
-      <w:r>
-        <w:t xml:space="preserve"> </w:t>
-      </w:r>
-      <w:r>
         <w:rPr>
           <w:bCs/>
           <w:b/>
@@ -7872,7 +7378,7 @@
         <w:t xml:space="preserve"> </w:t>
       </w:r>
       <w:r>
-        <w:t xml:space="preserve">&gt; 「⇒ 在注意力层的探针读数回填之前，</w:t>
+        <w:t xml:space="preserve">&gt; 「，在注意力层的探针读数回填之前，</w:t>
       </w:r>
       <w:r>
         <w:rPr>
@@ -7899,12 +7405,6 @@
       <w:pPr>
         <w:pStyle w:val="BodyText"/>
       </w:pPr>
-      <w:r>
-        <w:t xml:space="preserve">★</w:t>
-      </w:r>
-      <w:r>
-        <w:t xml:space="preserve"> </w:t>
-      </w:r>
       <w:r>
         <w:rPr>
           <w:bCs/>
@@ -8213,7 +7713,7 @@
               <w:t xml:space="preserve">本文的主张</w:t>
             </w:r>
             <w:r>
-              <w:t xml:space="preserve">：★</w:t>
+              <w:t xml:space="preserve">：</w:t>
             </w:r>
             <w:r>
               <w:t xml:space="preserve"> </w:t>
@@ -8288,7 +7788,7 @@
                 <w:bCs/>
                 <w:b/>
               </w:rPr>
-              <w:t xml:space="preserve">一、★ 我们论证了根因在 Transformer 的注意力机制</w:t>
+              <w:t xml:space="preserve">一、我们论证了根因在 Transformer 的注意力机制</w:t>
             </w:r>
             <w:r>
               <w:t xml:space="preserve">」</w:t>
@@ -8333,7 +7833,7 @@
               <w:jc w:val="left"/>
             </w:pPr>
             <w:r>
-              <w:t xml:space="preserve">「★</w:t>
+              <w:t xml:space="preserve">「</w:t>
             </w:r>
             <w:r>
               <w:t xml:space="preserve"> </w:t>
@@ -8346,10 +7846,7 @@
               <w:t xml:space="preserve">本文主张根因在注意力机制</w:t>
             </w:r>
             <w:r>
-              <w:t xml:space="preserve"> </w:t>
-            </w:r>
-            <w:r>
-              <w:t xml:space="preserve">⇒ 承担该论证的是 H1/H3/H4/H6 四条…」</w:t>
+              <w:t xml:space="preserve">，承担该论证的是 H1/H3/H4/H6 四条…」</w:t>
             </w:r>
           </w:p>
         </w:tc>
@@ -8372,12 +7869,6 @@
         <w:pStyle w:val="BodyText"/>
       </w:pPr>
       <w:r>
-        <w:t xml:space="preserve">★</w:t>
-      </w:r>
-      <w:r>
-        <w:t xml:space="preserve"> </w:t>
-      </w:r>
-      <w:r>
         <w:rPr>
           <w:bCs/>
           <w:b/>
@@ -8394,10 +7885,7 @@
         <w:t xml:space="preserve">:554</w:t>
       </w:r>
       <w:r>
-        <w:t xml:space="preserve">（判决表「本批不支持，也未被否证 ⇒</w:t>
-      </w:r>
-      <w:r>
-        <w:t xml:space="preserve"> </w:t>
+        <w:t xml:space="preserve">（判决表「本批不支持，也未被否证，</w:t>
       </w:r>
       <w:r>
         <w:rPr>
@@ -8440,20 +7928,14 @@
         <w:t xml:space="preserve"> </w:t>
       </w:r>
       <w:r>
-        <w:t xml:space="preserve">⇒ ★★★</w:t>
-      </w:r>
-      <w:r>
-        <w:t xml:space="preserve"> </w:t>
-      </w:r>
-      <w:r>
-        <w:rPr>
-          <w:bCs/>
-          <w:b/>
-        </w:rPr>
-        <w:t xml:space="preserve">⇒ 稿内直接自撞</w:t>
-      </w:r>
-      <w:r>
-        <w:t xml:space="preserve">：★</w:t>
+        <w:rPr>
+          <w:bCs/>
+          <w:b/>
+        </w:rPr>
+        <w:t xml:space="preserve">稿内直接自撞</w:t>
+      </w:r>
+      <w:r>
+        <w:t xml:space="preserve">：</w:t>
       </w:r>
       <w:r>
         <w:t xml:space="preserve"> </w:t>
@@ -8473,7 +7955,7 @@
         <w:pStyle w:val="Heading3"/>
       </w:pPr>
       <w:r>
-        <w:t xml:space="preserve">3.2 ★★ owner 自己写在</w:t>
+        <w:t xml:space="preserve">3.2 owner 自己写在</w:t>
       </w:r>
       <w:r>
         <w:t xml:space="preserve"> </w:t>
@@ -8584,7 +8066,7 @@
                 <w:bCs/>
                 <w:b/>
               </w:rPr>
-              <w:t xml:space="preserve">0 命中 ⇒ 判绿</w:t>
+              <w:t xml:space="preserve">0 命中，判绿</w:t>
             </w:r>
           </w:p>
         </w:tc>
@@ -8609,7 +8091,7 @@
               <w:t xml:space="preserve">抓不到</w:t>
             </w:r>
             <w:r>
-              <w:t xml:space="preserve">（★ 实际违例用的是"</w:t>
+              <w:t xml:space="preserve">（实际违例用的是"</w:t>
             </w:r>
             <w:r>
               <w:rPr>
@@ -8645,7 +8127,23 @@
               <w:jc w:val="left"/>
             </w:pPr>
             <w:r>
-              <w:t xml:space="preserve">★</w:t>
+              <w:rPr>
+                <w:bCs/>
+                <w:b/>
+              </w:rPr>
+              <w:t xml:space="preserve">我机械跑出 72 句不合规</w:t>
+            </w:r>
+          </w:p>
+        </w:tc>
+        <w:tc>
+          <w:tcPr/>
+          <w:p>
+            <w:pPr>
+              <w:pStyle w:val="Compact"/>
+              <w:jc w:val="center"/>
+            </w:pPr>
+            <w:r>
+              <w:t xml:space="preserve">❌</w:t>
             </w:r>
             <w:r>
               <w:t xml:space="preserve"> </w:t>
@@ -8655,35 +8153,10 @@
                 <w:bCs/>
                 <w:b/>
               </w:rPr>
-              <w:t xml:space="preserve">我机械跑出 72 句不合规</w:t>
-            </w:r>
-          </w:p>
-        </w:tc>
-        <w:tc>
-          <w:tcPr/>
-          <w:p>
-            <w:pPr>
-              <w:pStyle w:val="Compact"/>
-              <w:jc w:val="center"/>
-            </w:pPr>
-            <w:r>
-              <w:t xml:space="preserve">❌</w:t>
-            </w:r>
-            <w:r>
-              <w:t xml:space="preserve"> </w:t>
-            </w:r>
-            <w:r>
-              <w:rPr>
-                <w:bCs/>
-                <w:b/>
-              </w:rPr>
               <w:t xml:space="preserve">假红</w:t>
             </w:r>
             <w:r>
-              <w:t xml:space="preserve">（★ 大部分是描述机制的句子，本不需要限定）⇒</w:t>
-            </w:r>
-            <w:r>
-              <w:t xml:space="preserve"> </w:t>
+              <w:t xml:space="preserve">（大部分是描述机制的句子，本不需要限定），</w:t>
             </w:r>
             <w:r>
               <w:rPr>
@@ -8703,7 +8176,7 @@
         <w:pStyle w:val="Heading3"/>
       </w:pPr>
       <w:r>
-        <w:t xml:space="preserve">3.3 ★★ 我给一条</w:t>
+        <w:t xml:space="preserve">3.3 我给一条</w:t>
       </w:r>
       <w:r>
         <w:rPr>
@@ -8885,27 +8358,21 @@
         <w:pStyle w:val="FirstParagraph"/>
       </w:pPr>
       <w:r>
-        <w:t xml:space="preserve">★</w:t>
-      </w:r>
-      <w:r>
-        <w:t xml:space="preserve"> </w:t>
-      </w:r>
-      <w:r>
-        <w:rPr>
-          <w:bCs/>
-          <w:b/>
-        </w:rPr>
-        <w:t xml:space="preserve">实测：命中 5 行（4 条真违规 + 1 条关键词行假阳）⇒ 判据红在预期处，不假红。</w:t>
+        <w:rPr>
+          <w:bCs/>
+          <w:b/>
+        </w:rPr>
+        <w:t xml:space="preserve">实测：命中 5 行（4 条真违规 + 1 条关键词行假阳），判据红在预期处，不假红。</w:t>
       </w:r>
     </w:p>
     <w:bookmarkEnd w:id="39"/>
-    <w:bookmarkStart w:id="40" w:name="再加一条稿内一致性判据-这条能红在真正的病上"/>
+    <w:bookmarkStart w:id="40" w:name="再加一条稿内一致性判据这条能红在真正的病上"/>
     <w:p>
       <w:pPr>
         <w:pStyle w:val="Heading3"/>
       </w:pPr>
       <w:r>
-        <w:t xml:space="preserve">3.4 ★★ 再加一条</w:t>
+        <w:t xml:space="preserve">3.4 再加一条</w:t>
       </w:r>
       <w:r>
         <w:rPr>
@@ -8915,7 +8382,7 @@
         <w:t xml:space="preserve">【稿内一致性】判据</w:t>
       </w:r>
       <w:r>
-        <w:t xml:space="preserve">（★ 这条能红在真正的病上）</w:t>
+        <w:t xml:space="preserve">（这条能红在真正的病上）</w:t>
       </w:r>
     </w:p>
     <w:p>
@@ -8923,12 +8390,6 @@
         <w:pStyle w:val="BlockText"/>
       </w:pPr>
       <w:r>
-        <w:t xml:space="preserve">★</w:t>
-      </w:r>
-      <w:r>
-        <w:t xml:space="preserve"> </w:t>
-      </w:r>
-      <w:r>
         <w:rPr>
           <w:bCs/>
           <w:b/>
@@ -8936,13 +8397,7 @@
         <w:t xml:space="preserve">同一篇不得同时出现「归因判决悬置 / 未测」与「本文的主张是归因」</w:t>
       </w:r>
       <w:r>
-        <w:t xml:space="preserve"> </w:t>
-      </w:r>
-      <w:r>
-        <w:t xml:space="preserve">⇒ ★</w:t>
-      </w:r>
-      <w:r>
-        <w:t xml:space="preserve"> </w:t>
+        <w:t xml:space="preserve">，</w:t>
       </w:r>
       <w:r>
         <w:rPr>
@@ -8952,27 +8407,27 @@
         <w:t xml:space="preserve">这一条直接判 §3.1 那个自撞</w:t>
       </w:r>
       <w:r>
-        <w:t xml:space="preserve">，★</w:t>
-      </w:r>
-      <w:r>
-        <w:t xml:space="preserve"> </w:t>
-      </w:r>
-      <w:r>
-        <w:rPr>
-          <w:bCs/>
-          <w:b/>
-        </w:rPr>
-        <w:t xml:space="preserve">且它不依赖任何措辞黑名单 ⇒ 改写也逃不掉。</w:t>
+        <w:t xml:space="preserve">，</w:t>
+      </w:r>
+      <w:r>
+        <w:t xml:space="preserve"> </w:t>
+      </w:r>
+      <w:r>
+        <w:rPr>
+          <w:bCs/>
+          <w:b/>
+        </w:rPr>
+        <w:t xml:space="preserve">且它不依赖任何措辞黑名单，改写也逃不掉。</w:t>
       </w:r>
     </w:p>
     <w:bookmarkEnd w:id="40"/>
-    <w:bookmarkStart w:id="41" w:name="篇数字出处率我实跑-四篇里最低"/>
+    <w:bookmarkStart w:id="41" w:name="篇数字出处率我实跑四篇里最低"/>
     <w:p>
       <w:pPr>
         <w:pStyle w:val="Heading3"/>
       </w:pPr>
       <w:r>
-        <w:t xml:space="preserve">3.5 ★ ① 篇数字出处率（我实跑，★ 四篇里最低）</w:t>
+        <w:t xml:space="preserve">3.5 ① 篇数字出处率（我实跑，四篇里最低）</w:t>
       </w:r>
     </w:p>
     <w:tbl>
@@ -9279,12 +8734,6 @@
         <w:pStyle w:val="BodyText"/>
       </w:pPr>
       <w:r>
-        <w:t xml:space="preserve">⇒ ★★</w:t>
-      </w:r>
-      <w:r>
-        <w:t xml:space="preserve"> </w:t>
-      </w:r>
-      <w:r>
         <w:rPr>
           <w:bCs/>
           <w:b/>
@@ -9292,13 +8741,7 @@
         <w:t xml:space="preserve">① 与 ④ 的读数出处率最低，而这两篇恰好是要领跑最多主张的</w:t>
       </w:r>
       <w:r>
-        <w:t xml:space="preserve"> </w:t>
-      </w:r>
-      <w:r>
-        <w:t xml:space="preserve">⇒ ★</w:t>
-      </w:r>
-      <w:r>
-        <w:t xml:space="preserve"> </w:t>
+        <w:t xml:space="preserve">，</w:t>
       </w:r>
       <w:r>
         <w:rPr>
@@ -9308,13 +8751,7 @@
         <w:t xml:space="preserve">我阶段一的 N9 判据（宽口径 ≥30%）目前四篇全部不达标</w:t>
       </w:r>
       <w:r>
-        <w:t xml:space="preserve"> </w:t>
-      </w:r>
-      <w:r>
-        <w:t xml:space="preserve">⇒ ★</w:t>
-      </w:r>
-      <w:r>
-        <w:t xml:space="preserve"> </w:t>
+        <w:t xml:space="preserve">，</w:t>
       </w:r>
       <w:r>
         <w:rPr>
@@ -9324,7 +8761,7 @@
         <w:t xml:space="preserve">建议把 N9 拆成两级</w:t>
       </w:r>
       <w:r>
-        <w:t xml:space="preserve">：★</w:t>
+        <w:t xml:space="preserve">：</w:t>
       </w:r>
       <w:r>
         <w:t xml:space="preserve"> </w:t>
@@ -9337,7 +8774,7 @@
         <w:t xml:space="preserve">新写入的数字（改稿新增）出处率 ≥ 60%</w:t>
       </w:r>
       <w:r>
-        <w:t xml:space="preserve">（★ 旧读数的历史出处另算），★</w:t>
+        <w:t xml:space="preserve">（旧读数的历史出处另算），</w:t>
       </w:r>
       <w:r>
         <w:t xml:space="preserve"> </w:t>
@@ -9359,13 +8796,13 @@
     </w:p>
     <w:bookmarkEnd w:id="41"/>
     <w:bookmarkEnd w:id="42"/>
-    <w:bookmarkStart w:id="44" w:name="d-篇-暂不审-复算已备-结论已钉死"/>
+    <w:bookmarkStart w:id="44" w:name="d-篇-暂不审复算已备结论已钉死"/>
     <w:p>
       <w:pPr>
         <w:pStyle w:val="Heading2"/>
       </w:pPr>
       <w:r>
-        <w:t xml:space="preserve">4 · ④ D 篇 · ⏸ 暂不审（★ 复算已备，★ 结论已钉死）</w:t>
+        <w:t xml:space="preserve">4 · ④ D 篇 · ⏸ 暂不审（复算已备，结论已钉死）</w:t>
       </w:r>
     </w:p>
     <w:p>
@@ -9373,23 +8810,17 @@
         <w:pStyle w:val="FirstParagraph"/>
       </w:pPr>
       <w:r>
-        <w:t xml:space="preserve">★</w:t>
-      </w:r>
-      <w:r>
-        <w:t xml:space="preserve"> </w:t>
-      </w:r>
-      <w:r>
-        <w:rPr>
-          <w:bCs/>
-          <w:b/>
-        </w:rPr>
-        <w:t xml:space="preserve">W4 仍在改 3 处 + 归档 ⇒ 终审须重跑。</w:t>
-      </w:r>
-      <w:r>
-        <w:t xml:space="preserve"> </w:t>
-      </w:r>
-      <w:r>
-        <w:t xml:space="preserve">★ 但</w:t>
+        <w:rPr>
+          <w:bCs/>
+          <w:b/>
+        </w:rPr>
+        <w:t xml:space="preserve">W4 仍在改 3 处 + 归档，终审须重跑。</w:t>
+      </w:r>
+      <w:r>
+        <w:t xml:space="preserve"> </w:t>
+      </w:r>
+      <w:r>
+        <w:t xml:space="preserve">但</w:t>
       </w:r>
       <w:r>
         <w:rPr>
@@ -9407,12 +8838,6 @@
         <w:pStyle w:val="BodyText"/>
       </w:pPr>
       <w:r>
-        <w:t xml:space="preserve">★</w:t>
-      </w:r>
-      <w:r>
-        <w:t xml:space="preserve"> </w:t>
-      </w:r>
-      <w:r>
         <w:rPr>
           <w:bCs/>
           <w:b/>
@@ -9429,7 +8854,7 @@
         <w:t xml:space="preserve">evidence/my_own_d1.py</w:t>
       </w:r>
       <w:r>
-        <w:t xml:space="preserve">，★ 路径相对自身、打印所读文件 sha256、不写死基线）：</w:t>
+        <w:t xml:space="preserve">，路径相对自身、打印所读文件 sha256、不写死基线）：</w:t>
       </w:r>
     </w:p>
     <w:p>
@@ -9511,12 +8936,6 @@
         <w:pStyle w:val="FirstParagraph"/>
       </w:pPr>
       <w:r>
-        <w:t xml:space="preserve">★</w:t>
-      </w:r>
-      <w:r>
-        <w:t xml:space="preserve"> </w:t>
-      </w:r>
-      <w:r>
         <w:rPr>
           <w:bCs/>
           <w:b/>
@@ -9524,7 +8943,7 @@
         <w:t xml:space="preserve">W4 的独立复算逐位一致</w:t>
       </w:r>
       <w:r>
-        <w:t xml:space="preserve">，★</w:t>
+        <w:t xml:space="preserve">，</w:t>
       </w:r>
       <w:r>
         <w:t xml:space="preserve"> </w:t>
@@ -9537,26 +8956,20 @@
         <w:t xml:space="preserve">且 W4 还复现了第四组自己公布的三个 p 值（0.0010 / 0.0923 / 0.0063）逐位一致</w:t>
       </w:r>
       <w:r>
-        <w:t xml:space="preserve"> </w:t>
-      </w:r>
-      <w:r>
-        <w:t xml:space="preserve">⇒ ★★</w:t>
-      </w:r>
-      <w:r>
-        <w:t xml:space="preserve"> </w:t>
-      </w:r>
-      <w:r>
-        <w:rPr>
-          <w:bCs/>
-          <w:b/>
-        </w:rPr>
-        <w:t xml:space="preserve">"复算可信"需要自校验，★ 不能只报自己的 p 值</w:t>
-      </w:r>
-      <w:r>
-        <w:t xml:space="preserve"> </w:t>
-      </w:r>
-      <w:r>
-        <w:t xml:space="preserve">—— ★</w:t>
+        <w:t xml:space="preserve">，</w:t>
+      </w:r>
+      <w:r>
+        <w:rPr>
+          <w:bCs/>
+          <w:b/>
+        </w:rPr>
+        <w:t xml:space="preserve">"复算可信"需要自校验，不能只报自己的 p 值</w:t>
+      </w:r>
+      <w:r>
+        <w:t xml:space="preserve"> </w:t>
+      </w:r>
+      <w:r>
+        <w:t xml:space="preserve">——</w:t>
       </w:r>
       <w:r>
         <w:t xml:space="preserve"> </w:t>
@@ -9572,42 +8985,33 @@
         <w:t xml:space="preserve"> </w:t>
       </w:r>
       <w:r>
-        <w:t xml:space="preserve">⇒ ★★</w:t>
-      </w:r>
-      <w:r>
-        <w:t xml:space="preserve"> </w:t>
-      </w:r>
-      <w:r>
-        <w:rPr>
-          <w:bCs/>
-          <w:b/>
-        </w:rPr>
-        <w:t xml:space="preserve">⇒ ④ 篇的判决是钉死的</w:t>
-      </w:r>
-      <w:r>
-        <w:t xml:space="preserve">：★</w:t>
-      </w:r>
-      <w:r>
-        <w:t xml:space="preserve"> </w:t>
-      </w:r>
-      <w:r>
-        <w:rPr>
-          <w:bCs/>
-          <w:b/>
-        </w:rPr>
-        <w:t xml:space="preserve">C2 vs C1 成立（p=0.0063）｜C2 vs C0 未达阈值（p=0.0923）｜C0 vs C1 不可分辨（p=0.2500）⇒ "取舍会丢事实"只能是方向性观察，不能写成因果。</w:t>
+        <w:rPr>
+          <w:bCs/>
+          <w:b/>
+        </w:rPr>
+        <w:t xml:space="preserve">④ 篇的判决是钉死的</w:t>
+      </w:r>
+      <w:r>
+        <w:t xml:space="preserve">：</w:t>
+      </w:r>
+      <w:r>
+        <w:t xml:space="preserve"> </w:t>
+      </w:r>
+      <w:r>
+        <w:rPr>
+          <w:bCs/>
+          <w:b/>
+        </w:rPr>
+        <w:t xml:space="preserve">C2 vs C1 成立（p=0.0063）｜C2 vs C0 未达阈值（p=0.0923）｜C0 vs C1 不可分辨（p=0.2500），"取舍会丢事实"只能是方向性观察，不能写成因果。</w:t>
       </w:r>
     </w:p>
-    <w:bookmarkStart w:id="43" w:name="f7-的口径我已独立重算-我阶段一的数字有错已更正"/>
+    <w:bookmarkStart w:id="43" w:name="f7-的口径我已独立重算我阶段一的数字有错已更正"/>
     <w:p>
       <w:pPr>
         <w:pStyle w:val="Heading3"/>
       </w:pPr>
       <w:r>
-        <w:t xml:space="preserve">4.1 ★★ F7 的口径我已独立重算（★</w:t>
-      </w:r>
-      <w:r>
-        <w:t xml:space="preserve"> </w:t>
+        <w:t xml:space="preserve">4.1 F7 的口径我已独立重算（</w:t>
       </w:r>
       <w:r>
         <w:rPr>
@@ -9625,12 +9029,6 @@
         <w:pStyle w:val="FirstParagraph"/>
       </w:pPr>
       <w:r>
-        <w:t xml:space="preserve">★</w:t>
-      </w:r>
-      <w:r>
-        <w:t xml:space="preserve"> </w:t>
-      </w:r>
-      <w:r>
         <w:rPr>
           <w:bCs/>
           <w:b/>
@@ -9638,7 +9036,7 @@
         <w:t xml:space="preserve">父会话与 W4 的更正是对的</w:t>
       </w:r>
       <w:r>
-        <w:t xml:space="preserve">：★ 我阶段一引的「1.97× / 2.88×」是</w:t>
+        <w:t xml:space="preserve">：我阶段一引的「1.97× / 2.88×」是</w:t>
       </w:r>
       <w:r>
         <w:rPr>
@@ -9648,10 +9046,7 @@
         <w:t xml:space="preserve">我子代理的十进制错误</w:t>
       </w:r>
       <w:r>
-        <w:t xml:space="preserve">（它算的是 D2/D1 = 0.1970 / 0.2884，却写成了 1.97× / 2.88×）⇒ ★</w:t>
-      </w:r>
-      <w:r>
-        <w:t xml:space="preserve"> </w:t>
+        <w:t xml:space="preserve">（它算的是 D2/D1 = 0.1970 / 0.2884，却写成了 1.97× / 2.88×），</w:t>
       </w:r>
       <w:r>
         <w:rPr>
@@ -9666,12 +9061,6 @@
         <w:pStyle w:val="BodyText"/>
       </w:pPr>
       <w:r>
-        <w:t xml:space="preserve">★</w:t>
-      </w:r>
-      <w:r>
-        <w:t xml:space="preserve"> </w:t>
-      </w:r>
-      <w:r>
         <w:rPr>
           <w:bCs/>
           <w:b/>
@@ -9749,12 +9138,6 @@
         <w:pStyle w:val="FirstParagraph"/>
       </w:pPr>
       <w:r>
-        <w:t xml:space="preserve">⇒ ★★</w:t>
-      </w:r>
-      <w:r>
-        <w:t xml:space="preserve"> </w:t>
-      </w:r>
-      <w:r>
         <w:rPr>
           <w:bCs/>
           <w:b/>
@@ -9762,20 +9145,20 @@
         <w:t xml:space="preserve">F7 重写为</w:t>
       </w:r>
       <w:r>
-        <w:t xml:space="preserve">：★</w:t>
-      </w:r>
-      <w:r>
-        <w:t xml:space="preserve"> </w:t>
-      </w:r>
-      <w:r>
-        <w:rPr>
-          <w:bCs/>
-          <w:b/>
-        </w:rPr>
-        <w:t xml:space="preserve">不是"数字不可复算"，而是【列标签与算式方向不一致 ⇒ 同一批数字有两个读法、方向相反】</w:t>
-      </w:r>
-      <w:r>
-        <w:t xml:space="preserve">：★</w:t>
+        <w:t xml:space="preserve">：</w:t>
+      </w:r>
+      <w:r>
+        <w:t xml:space="preserve"> </w:t>
+      </w:r>
+      <w:r>
+        <w:rPr>
+          <w:bCs/>
+          <w:b/>
+        </w:rPr>
+        <w:t xml:space="preserve">不是"数字不可复算"，而是【列标签与算式方向不一致，同一批数字有两个读法、方向相反】</w:t>
+      </w:r>
+      <w:r>
+        <w:t xml:space="preserve">：</w:t>
       </w:r>
       <w:r>
         <w:t xml:space="preserve"> </w:t>
@@ -9788,13 +9171,7 @@
         <w:t xml:space="preserve">D1/D2 口径下 3.5–5.1 → 2.0（区分力下降）｜D2/D1 口径下 0.20/0.29 → 0.51（上升）</w:t>
       </w:r>
       <w:r>
-        <w:t xml:space="preserve"> </w:t>
-      </w:r>
-      <w:r>
-        <w:t xml:space="preserve">⇒ ★</w:t>
-      </w:r>
-      <w:r>
-        <w:t xml:space="preserve"> </w:t>
+        <w:t xml:space="preserve">，</w:t>
       </w:r>
       <w:r>
         <w:rPr>
@@ -9807,12 +9184,6 @@
         <w:t xml:space="preserve"> </w:t>
       </w:r>
       <w:r>
-        <w:t xml:space="preserve">⇒ ★★</w:t>
-      </w:r>
-      <w:r>
-        <w:t xml:space="preserve"> </w:t>
-      </w:r>
-      <w:r>
         <w:rPr>
           <w:bCs/>
           <w:b/>
@@ -9845,13 +9216,7 @@
         <w:t xml:space="preserve">D2 0.0717 vs D3 0.0703（差 0.0014）</w:t>
       </w:r>
       <w:r>
-        <w:t xml:space="preserve"> </w:t>
-      </w:r>
-      <w:r>
-        <w:t xml:space="preserve">⇒ ★</w:t>
-      </w:r>
-      <w:r>
-        <w:t xml:space="preserve"> </w:t>
+        <w:t xml:space="preserve">，</w:t>
       </w:r>
       <w:r>
         <w:rPr>
@@ -9876,22 +9241,22 @@
     </w:p>
     <w:bookmarkEnd w:id="43"/>
     <w:bookmarkEnd w:id="44"/>
-    <w:bookmarkStart w:id="48" w:name="跨篇-交付态-收口前必须处理"/>
+    <w:bookmarkStart w:id="48" w:name="跨篇-交付态收口前必须处理"/>
     <w:p>
       <w:pPr>
         <w:pStyle w:val="Heading2"/>
       </w:pPr>
       <w:r>
-        <w:t xml:space="preserve">5 · 跨篇 · 交付态（★ 收口前必须处理）</w:t>
+        <w:t xml:space="preserve">5 · 跨篇 · 交付态（收口前必须处理）</w:t>
       </w:r>
     </w:p>
-    <w:bookmarkStart w:id="45" w:name="p2-尚未被覆盖父会话说收口顺序-commit-打包-我复核还没做"/>
+    <w:bookmarkStart w:id="45" w:name="Xcf0fe05314bfdb91b2da8a2b42c25fbf8053075"/>
     <w:p>
       <w:pPr>
         <w:pStyle w:val="Heading3"/>
       </w:pPr>
       <w:r>
-        <w:t xml:space="preserve">5.1 ★★★ P2</w:t>
+        <w:t xml:space="preserve">5.1 P2</w:t>
       </w:r>
       <w:r>
         <w:t xml:space="preserve"> </w:t>
@@ -9904,7 +9269,7 @@
         <w:t xml:space="preserve">尚未被覆盖</w:t>
       </w:r>
       <w:r>
-        <w:t xml:space="preserve">（父会话说"收口顺序 commit → 打包"，★ 我复核：</w:t>
+        <w:t xml:space="preserve">（父会话说"收口顺序 commit → 打包"，我复核：</w:t>
       </w:r>
       <w:r>
         <w:rPr>
@@ -9914,7 +9279,117 @@
         <w:t xml:space="preserve">还没做</w:t>
       </w:r>
       <w:r>
-        <w:t xml:space="preserve">）</w:t>
+        <w:t xml:space="preserve">）实测：</w:t>
+      </w:r>
+      <w:r>
+        <w:rPr>
+          <w:rStyle w:val="VerbatimChar"/>
+        </w:rPr>
+        <w:t xml:space="preserve">SHA256SUMS.txt</w:t>
+      </w:r>
+      <w:r>
+        <w:t xml:space="preserve"> </w:t>
+      </w:r>
+      <w:r>
+        <w:rPr>
+          <w:bCs/>
+          <w:b/>
+        </w:rPr>
+        <w:t xml:space="preserve">218 条</w:t>
+      </w:r>
+      <w:r>
+        <w:t xml:space="preserve"> </w:t>
+      </w:r>
+      <w:r>
+        <w:t xml:space="preserve">vs 仓库</w:t>
+      </w:r>
+      <w:r>
+        <w:t xml:space="preserve"> </w:t>
+      </w:r>
+      <w:r>
+        <w:rPr>
+          <w:bCs/>
+          <w:b/>
+        </w:rPr>
+        <w:t xml:space="preserve">231 个文件</w:t>
+      </w:r>
+      <w:r>
+        <w:t xml:space="preserve">，</w:t>
+      </w:r>
+      <w:r>
+        <w:rPr>
+          <w:bCs/>
+          <w:b/>
+        </w:rPr>
+        <w:t xml:space="preserve">仓库有/清单无 = 13 个</w:t>
+      </w:r>
+      <w:r>
+        <w:t xml:space="preserve">：</w:t>
+      </w:r>
+    </w:p>
+    <w:p>
+      <w:pPr>
+        <w:pStyle w:val="SourceCode"/>
+      </w:pPr>
+      <w:r>
+        <w:rPr>
+          <w:rStyle w:val="VerbatimChar"/>
+        </w:rPr>
+        <w:t xml:space="preserve">✘ papers/净增益双边重算_可粘贴段落_2026-10-25.md   ← ★★ ② 篇回填的唯一书面依据</w:t>
+      </w:r>
+      <w:r>
+        <w:br/>
+      </w:r>
+      <w:r>
+        <w:rPr>
+          <w:rStyle w:val="VerbatimChar"/>
+        </w:rPr>
+        <w:t xml:space="preserve">✘ tools/四篇提纲_2026-10-25.md        ✘ tools/写作模式与项目整体认识_2026-10-25.md</w:t>
+      </w:r>
+      <w:r>
+        <w:br/>
+      </w:r>
+      <w:r>
+        <w:rPr>
+          <w:rStyle w:val="VerbatimChar"/>
+        </w:rPr>
+        <w:t xml:space="preserve">✘ tools/对外措辞化规则_2026-10-25.md   ✘ tools/check_cluster_consistency.py</w:t>
+      </w:r>
+      <w:r>
+        <w:br/>
+      </w:r>
+      <w:r>
+        <w:rPr>
+          <w:rStyle w:val="VerbatimChar"/>
+        </w:rPr>
+        <w:t xml:space="preserve">✘ tools/calc_net_gain.py               ✘ tools/check_docx_freshness.py</w:t>
+      </w:r>
+      <w:r>
+        <w:br/>
+      </w:r>
+      <w:r>
+        <w:rPr>
+          <w:rStyle w:val="VerbatimChar"/>
+        </w:rPr>
+        <w:t xml:space="preserve">✘ tools/migrate_pointers.py            ✘ tools/_fix_f1_f2_f8.py</w:t>
+      </w:r>
+      <w:r>
+        <w:br/>
+      </w:r>
+      <w:r>
+        <w:rPr>
+          <w:rStyle w:val="VerbatimChar"/>
+        </w:rPr>
+        <w:t xml:space="preserve">✘ tools/_fix_bad_pointers.py           ✘ tools/calc_section_mapping.py</w:t>
+      </w:r>
+      <w:r>
+        <w:br/>
+      </w:r>
+      <w:r>
+        <w:rPr>
+          <w:rStyle w:val="VerbatimChar"/>
+        </w:rPr>
+        <w:t xml:space="preserve">✘ tools/.pointer_migration_state.json   ✘ SHA256SUMS.txt（自身，设计如此）</w:t>
       </w:r>
     </w:p>
     <w:p>
@@ -9922,58 +9397,161 @@
         <w:pStyle w:val="FirstParagraph"/>
       </w:pPr>
       <w:r>
-        <w:t xml:space="preserve">★ 实测：</w:t>
-      </w:r>
-      <w:r>
         <w:rPr>
           <w:rStyle w:val="VerbatimChar"/>
         </w:rPr>
-        <w:t xml:space="preserve">SHA256SUMS.txt</w:t>
-      </w:r>
-      <w:r>
-        <w:t xml:space="preserve"> </w:t>
-      </w:r>
-      <w:r>
-        <w:rPr>
-          <w:bCs/>
-          <w:b/>
-        </w:rPr>
-        <w:t xml:space="preserve">218 条</w:t>
-      </w:r>
-      <w:r>
-        <w:t xml:space="preserve"> </w:t>
-      </w:r>
-      <w:r>
-        <w:t xml:space="preserve">vs 仓库</w:t>
-      </w:r>
-      <w:r>
-        <w:t xml:space="preserve"> </w:t>
-      </w:r>
-      <w:r>
-        <w:rPr>
-          <w:bCs/>
-          <w:b/>
-        </w:rPr>
-        <w:t xml:space="preserve">231 个文件</w:t>
-      </w:r>
-      <w:r>
-        <w:t xml:space="preserve"> </w:t>
-      </w:r>
-      <w:r>
-        <w:t xml:space="preserve">⇒</w:t>
-      </w:r>
-      <w:r>
-        <w:t xml:space="preserve"> </w:t>
-      </w:r>
-      <w:r>
-        <w:rPr>
-          <w:bCs/>
-          <w:b/>
-        </w:rPr>
-        <w:t xml:space="preserve">仓库有/清单无 = 13 个</w:t>
-      </w:r>
-      <w:r>
-        <w:t xml:space="preserve">：</w:t>
+        <w:t xml:space="preserve">git ls-files</w:t>
+      </w:r>
+      <w:r>
+        <w:t xml:space="preserve"> </w:t>
+      </w:r>
+      <w:r>
+        <w:t xml:space="preserve">全部"未受管"，</w:t>
+      </w:r>
+      <w:r>
+        <w:rPr>
+          <w:bCs/>
+          <w:b/>
+        </w:rPr>
+        <w:t xml:space="preserve">打包器按</w:t>
+      </w:r>
+      <w:r>
+        <w:rPr>
+          <w:bCs/>
+          <w:b/>
+        </w:rPr>
+        <w:t xml:space="preserve"> </w:t>
+      </w:r>
+      <w:r>
+        <w:rPr>
+          <w:rStyle w:val="VerbatimChar"/>
+          <w:bCs/>
+          <w:b/>
+        </w:rPr>
+        <w:t xml:space="preserve">git ls-files</w:t>
+      </w:r>
+      <w:r>
+        <w:rPr>
+          <w:bCs/>
+          <w:b/>
+        </w:rPr>
+        <w:t xml:space="preserve"> </w:t>
+      </w:r>
+      <w:r>
+        <w:rPr>
+          <w:bCs/>
+          <w:b/>
+        </w:rPr>
+        <w:t xml:space="preserve">取内容，这 13 个结构上进不了包</w:t>
+      </w:r>
+      <w:r>
+        <w:t xml:space="preserve">。</w:t>
+      </w:r>
+      <w:r>
+        <w:t xml:space="preserve"> </w:t>
+      </w:r>
+      <w:r>
+        <w:rPr>
+          <w:bCs/>
+          <w:b/>
+        </w:rPr>
+        <w:t xml:space="preserve">后果量化</w:t>
+      </w:r>
+      <w:r>
+        <w:t xml:space="preserve">（② 篇子审稿人实测）：</w:t>
+      </w:r>
+      <w:r>
+        <w:t xml:space="preserve"> </w:t>
+      </w:r>
+      <w:r>
+        <w:rPr>
+          <w:bCs/>
+          <w:b/>
+        </w:rPr>
+        <w:t xml:space="preserve">② 篇正文 0 命中 E1 报告，读数本体可核</w:t>
+      </w:r>
+      <w:r>
+        <w:t xml:space="preserve">（靠</w:t>
+      </w:r>
+      <w:r>
+        <w:t xml:space="preserve"> </w:t>
+      </w:r>
+      <w:r>
+        <w:rPr>
+          <w:rStyle w:val="VerbatimChar"/>
+        </w:rPr>
+        <w:t xml:space="preserve">main_big_arms.jsonl</w:t>
+      </w:r>
+      <w:r>
+        <w:t xml:space="preserve">，</w:t>
+      </w:r>
+      <w:r>
+        <w:t xml:space="preserve"> </w:t>
+      </w:r>
+      <w:r>
+        <w:rPr>
+          <w:bCs/>
+          <w:b/>
+        </w:rPr>
+        <w:t xml:space="preserve">它在 SHA256SUMS 内 ✔</w:t>
+      </w:r>
+      <w:r>
+        <w:t xml:space="preserve">）</w:t>
+      </w:r>
+      <w:r>
+        <w:rPr>
+          <w:bCs/>
+          <w:b/>
+        </w:rPr>
+        <w:t xml:space="preserve">但执行脚本不可核</w:t>
+      </w:r>
+      <w:r>
+        <w:t xml:space="preserve">；</w:t>
+      </w:r>
+      <w:r>
+        <w:t xml:space="preserve"> </w:t>
+      </w:r>
+      <w:r>
+        <w:rPr>
+          <w:bCs/>
+          <w:b/>
+        </w:rPr>
+        <w:t xml:space="preserve">而承重子层口径的【唯一书面来源】就是 E1</w:t>
+      </w:r>
+      <w:r>
+        <w:t xml:space="preserve">，</w:t>
+      </w:r>
+      <w:r>
+        <w:rPr>
+          <w:bCs/>
+          <w:b/>
+        </w:rPr>
+        <w:t xml:space="preserve">叠加后果：读者极可能按 E1 的主口径（OR）读出相反符号</w:t>
+      </w:r>
+      <w:r>
+        <w:t xml:space="preserve">，</w:t>
+      </w:r>
+      <w:r>
+        <w:rPr>
+          <w:bCs/>
+          <w:b/>
+        </w:rPr>
+        <w:t xml:space="preserve">这正是 §1.2 硬错 a 的成因链。</w:t>
+      </w:r>
+    </w:p>
+    <w:p>
+      <w:pPr>
+        <w:pStyle w:val="BodyText"/>
+      </w:pPr>
+      <w:r>
+        <w:rPr>
+          <w:bCs/>
+          <w:b/>
+        </w:rPr>
+        <w:t xml:space="preserve">一个必须说清的因果链</w:t>
+      </w:r>
+      <w:r>
+        <w:t xml:space="preserve">（这是本次审计最有价值的一条结构性发现）：</w:t>
       </w:r>
     </w:p>
     <w:p>
@@ -9984,7 +9562,7 @@
         <w:rPr>
           <w:rStyle w:val="VerbatimChar"/>
         </w:rPr>
-        <w:t xml:space="preserve">✘ papers/净增益双边重算_可粘贴段落_2026-10-25.md   ← ★★ ② 篇回填的唯一书面依据</w:t>
+        <w:t xml:space="preserve">E1 报告不在包内</w:t>
       </w:r>
       <w:r>
         <w:br/>
@@ -9993,7 +9571,7 @@
         <w:rPr>
           <w:rStyle w:val="VerbatimChar"/>
         </w:rPr>
-        <w:t xml:space="preserve">✘ tools/四篇提纲_2026-10-25.md        ✘ tools/写作模式与项目整体认识_2026-10-25.md</w:t>
+        <w:t xml:space="preserve">   ⇒ 承重口径的唯一书面来源不可见</w:t>
       </w:r>
       <w:r>
         <w:br/>
@@ -10002,7 +9580,7 @@
         <w:rPr>
           <w:rStyle w:val="VerbatimChar"/>
         </w:rPr>
-        <w:t xml:space="preserve">✘ tools/对外措辞化规则_2026-10-25.md   ✘ tools/check_cluster_consistency.py</w:t>
+        <w:t xml:space="preserve">      ⇒ ② 篇把 AND 当成主口径用（未声明）</w:t>
       </w:r>
       <w:r>
         <w:br/>
@@ -10011,7 +9589,7 @@
         <w:rPr>
           <w:rStyle w:val="VerbatimChar"/>
         </w:rPr>
-        <w:t xml:space="preserve">✘ tools/calc_net_gain.py               ✘ tools/check_docx_freshness.py</w:t>
+        <w:t xml:space="preserve">         ⇒ OR 口径下符号为正（+6/+7）</w:t>
       </w:r>
       <w:r>
         <w:br/>
@@ -10020,7 +9598,7 @@
         <w:rPr>
           <w:rStyle w:val="VerbatimChar"/>
         </w:rPr>
-        <w:t xml:space="preserve">✘ tools/migrate_pointers.py            ✘ tools/_fix_f1_f2_f8.py</w:t>
+        <w:t xml:space="preserve">            ⇒ "承重子层为负"这一结论档被单口径支撑</w:t>
       </w:r>
       <w:r>
         <w:br/>
@@ -10029,16 +9607,7 @@
         <w:rPr>
           <w:rStyle w:val="VerbatimChar"/>
         </w:rPr>
-        <w:t xml:space="preserve">✘ tools/_fix_bad_pointers.py           ✘ tools/calc_section_mapping.py</w:t>
-      </w:r>
-      <w:r>
-        <w:br/>
-      </w:r>
-      <w:r>
-        <w:rPr>
-          <w:rStyle w:val="VerbatimChar"/>
-        </w:rPr>
-        <w:t xml:space="preserve">✘ tools/.pointer_migration_state.json   ✘ SHA256SUMS.txt（自身，设计如此）</w:t>
+        <w:t xml:space="preserve">               ⇒ 进入 §5.9 最强读数句</w:t>
       </w:r>
     </w:p>
     <w:p>
@@ -10046,268 +9615,11 @@
         <w:pStyle w:val="FirstParagraph"/>
       </w:pPr>
       <w:r>
-        <w:t xml:space="preserve">★</w:t>
-      </w:r>
-      <w:r>
-        <w:t xml:space="preserve"> </w:t>
-      </w:r>
-      <w:r>
-        <w:rPr>
-          <w:rStyle w:val="VerbatimChar"/>
-        </w:rPr>
-        <w:t xml:space="preserve">git ls-files</w:t>
-      </w:r>
-      <w:r>
-        <w:t xml:space="preserve"> </w:t>
-      </w:r>
-      <w:r>
-        <w:t xml:space="preserve">全部"未受管" ⇒ ★</w:t>
-      </w:r>
-      <w:r>
-        <w:t xml:space="preserve"> </w:t>
-      </w:r>
-      <w:r>
-        <w:rPr>
-          <w:bCs/>
-          <w:b/>
-        </w:rPr>
-        <w:t xml:space="preserve">打包器按</w:t>
-      </w:r>
-      <w:r>
-        <w:rPr>
-          <w:bCs/>
-          <w:b/>
-        </w:rPr>
-        <w:t xml:space="preserve"> </w:t>
-      </w:r>
-      <w:r>
-        <w:rPr>
-          <w:rStyle w:val="VerbatimChar"/>
-          <w:bCs/>
-          <w:b/>
-        </w:rPr>
-        <w:t xml:space="preserve">git ls-files</w:t>
-      </w:r>
-      <w:r>
-        <w:rPr>
-          <w:bCs/>
-          <w:b/>
-        </w:rPr>
-        <w:t xml:space="preserve"> </w:t>
-      </w:r>
-      <w:r>
-        <w:rPr>
-          <w:bCs/>
-          <w:b/>
-        </w:rPr>
-        <w:t xml:space="preserve">取内容 ⇒ 这 13 个结构上进不了包</w:t>
-      </w:r>
-      <w:r>
-        <w:t xml:space="preserve">。</w:t>
-      </w:r>
-      <w:r>
-        <w:t xml:space="preserve"> </w:t>
-      </w:r>
-      <w:r>
-        <w:t xml:space="preserve">⇒ ★★</w:t>
-      </w:r>
-      <w:r>
-        <w:t xml:space="preserve"> </w:t>
-      </w:r>
-      <w:r>
-        <w:rPr>
-          <w:bCs/>
-          <w:b/>
-        </w:rPr>
-        <w:t xml:space="preserve">后果量化</w:t>
-      </w:r>
-      <w:r>
-        <w:t xml:space="preserve">（★ ② 篇子审稿人实测）：★</w:t>
-      </w:r>
-      <w:r>
-        <w:t xml:space="preserve"> </w:t>
-      </w:r>
-      <w:r>
-        <w:rPr>
-          <w:bCs/>
-          <w:b/>
-        </w:rPr>
-        <w:t xml:space="preserve">② 篇正文 0 命中 E1 报告 ⇒ 读数本体可核</w:t>
-      </w:r>
-      <w:r>
-        <w:t xml:space="preserve">（靠</w:t>
-      </w:r>
-      <w:r>
-        <w:t xml:space="preserve"> </w:t>
-      </w:r>
-      <w:r>
-        <w:rPr>
-          <w:rStyle w:val="VerbatimChar"/>
-        </w:rPr>
-        <w:t xml:space="preserve">main_big_arms.jsonl</w:t>
-      </w:r>
-      <w:r>
-        <w:t xml:space="preserve">，★</w:t>
-      </w:r>
-      <w:r>
-        <w:t xml:space="preserve"> </w:t>
-      </w:r>
-      <w:r>
-        <w:rPr>
-          <w:bCs/>
-          <w:b/>
-        </w:rPr>
-        <w:t xml:space="preserve">它在 SHA256SUMS 内 ✔</w:t>
-      </w:r>
-      <w:r>
-        <w:t xml:space="preserve">）</w:t>
-      </w:r>
-      <w:r>
-        <w:rPr>
-          <w:bCs/>
-          <w:b/>
-        </w:rPr>
-        <w:t xml:space="preserve">但执行脚本不可核</w:t>
-      </w:r>
-      <w:r>
-        <w:t xml:space="preserve">；★</w:t>
-      </w:r>
-      <w:r>
-        <w:t xml:space="preserve"> </w:t>
-      </w:r>
-      <w:r>
-        <w:rPr>
-          <w:bCs/>
-          <w:b/>
-        </w:rPr>
-        <w:t xml:space="preserve">而承重子层口径的【唯一书面来源】就是 E1</w:t>
-      </w:r>
-      <w:r>
-        <w:t xml:space="preserve"> </w:t>
-      </w:r>
-      <w:r>
-        <w:t xml:space="preserve">⇒ ★</w:t>
-      </w:r>
-      <w:r>
-        <w:t xml:space="preserve"> </w:t>
-      </w:r>
-      <w:r>
-        <w:rPr>
-          <w:bCs/>
-          <w:b/>
-        </w:rPr>
-        <w:t xml:space="preserve">叠加后果：读者极可能按 E1 的主口径（OR）读出相反符号</w:t>
-      </w:r>
-      <w:r>
-        <w:t xml:space="preserve"> </w:t>
-      </w:r>
-      <w:r>
-        <w:t xml:space="preserve">⇒ ★</w:t>
-      </w:r>
-      <w:r>
-        <w:t xml:space="preserve"> </w:t>
-      </w:r>
-      <w:r>
-        <w:rPr>
-          <w:bCs/>
-          <w:b/>
-        </w:rPr>
-        <w:t xml:space="preserve">这正是 §1.2 硬错 a 的成因链。</w:t>
-      </w:r>
-    </w:p>
-    <w:p>
-      <w:pPr>
-        <w:pStyle w:val="BodyText"/>
-      </w:pPr>
-      <w:r>
-        <w:t xml:space="preserve">★ ★★</w:t>
-      </w:r>
-      <w:r>
-        <w:t xml:space="preserve"> </w:t>
-      </w:r>
-      <w:r>
-        <w:rPr>
-          <w:bCs/>
-          <w:b/>
-        </w:rPr>
-        <w:t xml:space="preserve">一个必须说清的因果链</w:t>
-      </w:r>
-      <w:r>
-        <w:t xml:space="preserve">（★ 这是本次审计最有价值的一条结构性发现）：</w:t>
-      </w:r>
-    </w:p>
-    <w:p>
-      <w:pPr>
-        <w:pStyle w:val="SourceCode"/>
-      </w:pPr>
-      <w:r>
-        <w:rPr>
-          <w:rStyle w:val="VerbatimChar"/>
-        </w:rPr>
-        <w:t xml:space="preserve">E1 报告不在包内</w:t>
-      </w:r>
-      <w:r>
-        <w:br/>
-      </w:r>
-      <w:r>
-        <w:rPr>
-          <w:rStyle w:val="VerbatimChar"/>
-        </w:rPr>
-        <w:t xml:space="preserve">   ⇒ 承重口径的唯一书面来源不可见</w:t>
-      </w:r>
-      <w:r>
-        <w:br/>
-      </w:r>
-      <w:r>
-        <w:rPr>
-          <w:rStyle w:val="VerbatimChar"/>
-        </w:rPr>
-        <w:t xml:space="preserve">      ⇒ ② 篇把 AND 当成主口径用（未声明）</w:t>
-      </w:r>
-      <w:r>
-        <w:br/>
-      </w:r>
-      <w:r>
-        <w:rPr>
-          <w:rStyle w:val="VerbatimChar"/>
-        </w:rPr>
-        <w:t xml:space="preserve">         ⇒ OR 口径下符号为正（+6/+7）</w:t>
-      </w:r>
-      <w:r>
-        <w:br/>
-      </w:r>
-      <w:r>
-        <w:rPr>
-          <w:rStyle w:val="VerbatimChar"/>
-        </w:rPr>
-        <w:t xml:space="preserve">            ⇒ "承重子层为负"这一结论档被单口径支撑</w:t>
-      </w:r>
-      <w:r>
-        <w:br/>
-      </w:r>
-      <w:r>
-        <w:rPr>
-          <w:rStyle w:val="VerbatimChar"/>
-        </w:rPr>
-        <w:t xml:space="preserve">               ⇒ 进入 §5.9 最强读数句</w:t>
-      </w:r>
-    </w:p>
-    <w:p>
-      <w:pPr>
-        <w:pStyle w:val="FirstParagraph"/>
-      </w:pPr>
-      <w:r>
-        <w:t xml:space="preserve">⇒ ★★★</w:t>
-      </w:r>
-      <w:r>
-        <w:t xml:space="preserve"> </w:t>
-      </w:r>
-      <w:r>
-        <w:rPr>
-          <w:bCs/>
-          <w:b/>
-        </w:rPr>
-        <w:t xml:space="preserve">⇒ 交付态缺口不是"打包漏了几个文件"，★ 而是【一个不可见的文件，直接造成了一个错误的核心结论】。⇒ ⇒ 收口必须先补 E1 报告进包。</w:t>
+        <w:rPr>
+          <w:bCs/>
+          <w:b/>
+        </w:rPr>
+        <w:t xml:space="preserve">交付态缺口不是"打包漏了几个文件"，而是【一个不可见的文件，直接造成了一个错误的核心结论】。收口必须先补 E1 报告进包。</w:t>
       </w:r>
     </w:p>
     <w:bookmarkEnd w:id="45"/>
@@ -10317,7 +9629,7 @@
         <w:pStyle w:val="Heading3"/>
       </w:pPr>
       <w:r>
-        <w:t xml:space="preserve">5.2 ★★ 建议：</w:t>
+        <w:t xml:space="preserve">5.2 建议：</w:t>
       </w:r>
       <w:r>
         <w:rPr>
@@ -10332,12 +9644,6 @@
         <w:pStyle w:val="FirstParagraph"/>
       </w:pPr>
       <w:r>
-        <w:t xml:space="preserve">★</w:t>
-      </w:r>
-      <w:r>
-        <w:t xml:space="preserve"> </w:t>
-      </w:r>
-      <w:r>
         <w:rPr>
           <w:rStyle w:val="VerbatimChar"/>
         </w:rPr>
@@ -10453,10 +9759,7 @@
         <w:t xml:space="preserve">patch_pkg_v2_fixes.py</w:t>
       </w:r>
       <w:r>
-        <w:t xml:space="preserve">）⇒ ★</w:t>
-      </w:r>
-      <w:r>
-        <w:t xml:space="preserve"> </w:t>
+        <w:t xml:space="preserve">），</w:t>
       </w:r>
       <w:r>
         <w:rPr>
@@ -10495,13 +9798,7 @@
         <w:t xml:space="preserve">会直接改树</w:t>
       </w:r>
       <w:r>
-        <w:t xml:space="preserve"> </w:t>
-      </w:r>
-      <w:r>
-        <w:t xml:space="preserve">⇒ ★</w:t>
-      </w:r>
-      <w:r>
-        <w:t xml:space="preserve"> </w:t>
+        <w:t xml:space="preserve">，</w:t>
       </w:r>
       <w:r>
         <w:rPr>
@@ -10570,13 +9867,13 @@
       </w:r>
     </w:p>
     <w:bookmarkEnd w:id="46"/>
-    <w:bookmarkStart w:id="47" w:name="收口验收清单-全部在打包后的交付态上跑-g6"/>
+    <w:bookmarkStart w:id="47" w:name="收口验收清单全部在打包后的交付态上跑-g6"/>
     <w:p>
       <w:pPr>
         <w:pStyle w:val="Heading3"/>
       </w:pPr>
       <w:r>
-        <w:t xml:space="preserve">5.3 ★★ 收口验收清单（★ 全部在</w:t>
+        <w:t xml:space="preserve">5.3 收口验收清单（全部在</w:t>
       </w:r>
       <w:r>
         <w:rPr>
@@ -10896,10 +10193,7 @@
               <w:t xml:space="preserve">EXIT=0 ✔</w:t>
             </w:r>
             <w:r>
-              <w:t xml:space="preserve">（计数：⚠️68/【待完成】14/📌17 ⇒ ★ 改稿后已变 ⇒</w:t>
-            </w:r>
-            <w:r>
-              <w:t xml:space="preserve"> </w:t>
+              <w:t xml:space="preserve">（计数：⚠️68/【待完成】14/📌17，改稿后已变，</w:t>
             </w:r>
             <w:r>
               <w:rPr>
@@ -11015,12 +10309,6 @@
               <w:jc w:val="left"/>
             </w:pPr>
             <w:r>
-              <w:t xml:space="preserve">★</w:t>
-            </w:r>
-            <w:r>
-              <w:t xml:space="preserve"> </w:t>
-            </w:r>
-            <w:r>
               <w:rPr>
                 <w:bCs/>
                 <w:b/>
@@ -11064,12 +10352,6 @@
               <w:jc w:val="left"/>
             </w:pPr>
             <w:r>
-              <w:t xml:space="preserve">★</w:t>
-            </w:r>
-            <w:r>
-              <w:t xml:space="preserve"> </w:t>
-            </w:r>
-            <w:r>
               <w:rPr>
                 <w:bCs/>
                 <w:b/>
@@ -11077,7 +10359,7 @@
               <w:t xml:space="preserve">基线已钉死 ✔</w:t>
             </w:r>
             <w:r>
-              <w:t xml:space="preserve">；★ 实测：</w:t>
+              <w:t xml:space="preserve">；实测：</w:t>
             </w:r>
             <w:r>
               <w:rPr>
@@ -11087,17 +10369,14 @@
               <w:t xml:space="preserve">失败 0 / 告警 1</w:t>
             </w:r>
             <w:r>
-              <w:t xml:space="preserve">（★</w:t>
-            </w:r>
-            <w:r>
-              <w:t xml:space="preserve"> </w:t>
-            </w:r>
-            <w:r>
-              <w:rPr>
-                <w:bCs/>
-                <w:b/>
-              </w:rPr>
-              <w:t xml:space="preserve">S7：② 篇自我设限句 2 → 3 ⇒ 铁律三没落实</w:t>
+              <w:t xml:space="preserve">（</w:t>
+            </w:r>
+            <w:r>
+              <w:rPr>
+                <w:bCs/>
+                <w:b/>
+              </w:rPr>
+              <w:t xml:space="preserve">S7：② 篇自我设限句 2 → 3，铁律三没落实</w:t>
             </w:r>
             <w:r>
               <w:t xml:space="preserve">）</w:t>
@@ -11130,12 +10409,6 @@
               <w:jc w:val="left"/>
             </w:pPr>
             <w:r>
-              <w:t xml:space="preserve">★</w:t>
-            </w:r>
-            <w:r>
-              <w:t xml:space="preserve"> </w:t>
-            </w:r>
-            <w:r>
               <w:rPr>
                 <w:bCs/>
                 <w:b/>
@@ -11182,12 +10455,6 @@
               <w:pStyle w:val="Compact"/>
               <w:jc w:val="left"/>
             </w:pPr>
-            <w:r>
-              <w:t xml:space="preserve">★</w:t>
-            </w:r>
-            <w:r>
-              <w:t xml:space="preserve"> </w:t>
-            </w:r>
             <w:r>
               <w:rPr>
                 <w:bCs/>
@@ -11226,12 +10493,6 @@
               <w:jc w:val="left"/>
             </w:pPr>
             <w:r>
-              <w:t xml:space="preserve">★</w:t>
-            </w:r>
-            <w:r>
-              <w:t xml:space="preserve"> </w:t>
-            </w:r>
-            <w:r>
               <w:rPr>
                 <w:bCs/>
                 <w:b/>
@@ -11275,10 +10536,7 @@
               <w:jc w:val="left"/>
             </w:pPr>
             <w:r>
-              <w:t xml:space="preserve">★ 现不在 ⇒ ★</w:t>
-            </w:r>
-            <w:r>
-              <w:t xml:space="preserve"> </w:t>
+              <w:t xml:space="preserve">现不在，</w:t>
             </w:r>
             <w:r>
               <w:rPr>
@@ -11318,43 +10576,37 @@
               <w:jc w:val="left"/>
             </w:pPr>
             <w:r>
-              <w:t xml:space="preserve">★</w:t>
+              <w:rPr>
+                <w:bCs/>
+                <w:b/>
+              </w:rPr>
+              <w:t xml:space="preserve">注意力归因红线</w:t>
+            </w:r>
+          </w:p>
+        </w:tc>
+        <w:tc>
+          <w:tcPr/>
+          <w:p>
+            <w:pPr>
+              <w:pStyle w:val="Compact"/>
+              <w:jc w:val="left"/>
+            </w:pPr>
+            <w:r>
+              <w:t xml:space="preserve">新增</w:t>
             </w:r>
             <w:r>
               <w:t xml:space="preserve"> </w:t>
             </w:r>
             <w:r>
               <w:rPr>
-                <w:bCs/>
-                <w:b/>
-              </w:rPr>
-              <w:t xml:space="preserve">注意力归因红线</w:t>
-            </w:r>
-          </w:p>
-        </w:tc>
-        <w:tc>
-          <w:tcPr/>
-          <w:p>
-            <w:pPr>
-              <w:pStyle w:val="Compact"/>
-              <w:jc w:val="left"/>
-            </w:pPr>
-            <w:r>
-              <w:t xml:space="preserve">新增</w:t>
+                <w:rStyle w:val="VerbatimChar"/>
+              </w:rPr>
+              <w:t xml:space="preserve">ATTR_ASSERT/ATTR_QUAL</w:t>
             </w:r>
             <w:r>
               <w:t xml:space="preserve"> </w:t>
             </w:r>
             <w:r>
-              <w:rPr>
-                <w:rStyle w:val="VerbatimChar"/>
-              </w:rPr>
-              <w:t xml:space="preserve">ATTR_ASSERT/ATTR_QUAL</w:t>
-            </w:r>
-            <w:r>
-              <w:t xml:space="preserve"> </w:t>
-            </w:r>
-            <w:r>
               <w:t xml:space="preserve">判据</w:t>
             </w:r>
           </w:p>
@@ -11382,12 +10634,6 @@
               <w:pStyle w:val="Compact"/>
               <w:jc w:val="left"/>
             </w:pPr>
-            <w:r>
-              <w:t xml:space="preserve">★</w:t>
-            </w:r>
-            <w:r>
-              <w:t xml:space="preserve"> </w:t>
-            </w:r>
             <w:r>
               <w:rPr>
                 <w:bCs/>
@@ -11426,12 +10672,6 @@
               <w:jc w:val="left"/>
             </w:pPr>
             <w:r>
-              <w:t xml:space="preserve">★</w:t>
-            </w:r>
-            <w:r>
-              <w:t xml:space="preserve"> </w:t>
-            </w:r>
-            <w:r>
               <w:rPr>
                 <w:bCs/>
                 <w:b/>
@@ -11471,12 +10711,6 @@
               <w:pStyle w:val="Compact"/>
               <w:jc w:val="left"/>
             </w:pPr>
-            <w:r>
-              <w:t xml:space="preserve">★</w:t>
-            </w:r>
-            <w:r>
-              <w:t xml:space="preserve"> </w:t>
-            </w:r>
             <w:r>
               <w:rPr>
                 <w:bCs/>
@@ -11515,7 +10749,54 @@
               <w:jc w:val="left"/>
             </w:pPr>
             <w:r>
-              <w:t xml:space="preserve">★</w:t>
+              <w:rPr>
+                <w:bCs/>
+                <w:b/>
+              </w:rPr>
+              <w:t xml:space="preserve">越界数值扫描</w:t>
+            </w:r>
+          </w:p>
+        </w:tc>
+        <w:tc>
+          <w:tcPr/>
+          <w:p>
+            <w:pPr>
+              <w:pStyle w:val="Compact"/>
+              <w:jc w:val="left"/>
+            </w:pPr>
+            <w:r>
+              <w:rPr>
+                <w:rStyle w:val="VerbatimChar"/>
+              </w:rPr>
+              <w:t xml:space="preserve">grep -rn "36×36" papers tools</w:t>
+            </w:r>
+          </w:p>
+        </w:tc>
+        <w:tc>
+          <w:tcPr/>
+          <w:p>
+            <w:pPr>
+              <w:pStyle w:val="Compact"/>
+              <w:jc w:val="left"/>
+            </w:pPr>
+            <w:r>
+              <w:rPr>
+                <w:bCs/>
+                <w:b/>
+              </w:rPr>
+              <w:t xml:space="preserve">0 命中</w:t>
+            </w:r>
+          </w:p>
+        </w:tc>
+        <w:tc>
+          <w:tcPr/>
+          <w:p>
+            <w:pPr>
+              <w:pStyle w:val="Compact"/>
+              <w:jc w:val="left"/>
+            </w:pPr>
+            <w:r>
+              <w:t xml:space="preserve">论文侧</w:t>
             </w:r>
             <w:r>
               <w:t xml:space="preserve"> </w:t>
@@ -11525,63 +10806,10 @@
                 <w:bCs/>
                 <w:b/>
               </w:rPr>
-              <w:t xml:space="preserve">越界数值扫描</w:t>
-            </w:r>
-          </w:p>
-        </w:tc>
-        <w:tc>
-          <w:tcPr/>
-          <w:p>
-            <w:pPr>
-              <w:pStyle w:val="Compact"/>
-              <w:jc w:val="left"/>
-            </w:pPr>
-            <w:r>
-              <w:rPr>
-                <w:rStyle w:val="VerbatimChar"/>
-              </w:rPr>
-              <w:t xml:space="preserve">grep -rn "36×36" papers tools</w:t>
-            </w:r>
-          </w:p>
-        </w:tc>
-        <w:tc>
-          <w:tcPr/>
-          <w:p>
-            <w:pPr>
-              <w:pStyle w:val="Compact"/>
-              <w:jc w:val="left"/>
-            </w:pPr>
-            <w:r>
-              <w:rPr>
-                <w:bCs/>
-                <w:b/>
-              </w:rPr>
-              <w:t xml:space="preserve">0 命中</w:t>
-            </w:r>
-          </w:p>
-        </w:tc>
-        <w:tc>
-          <w:tcPr/>
-          <w:p>
-            <w:pPr>
-              <w:pStyle w:val="Compact"/>
-              <w:jc w:val="left"/>
-            </w:pPr>
-            <w:r>
-              <w:t xml:space="preserve">★ 论文侧</w:t>
-            </w:r>
-            <w:r>
-              <w:t xml:space="preserve"> </w:t>
-            </w:r>
-            <w:r>
-              <w:rPr>
-                <w:bCs/>
-                <w:b/>
-              </w:rPr>
               <w:t xml:space="preserve">0 ✔</w:t>
             </w:r>
             <w:r>
-              <w:t xml:space="preserve">；★</w:t>
+              <w:t xml:space="preserve">；</w:t>
             </w:r>
             <w:r>
               <w:t xml:space="preserve"> </w:t>
@@ -11621,44 +10849,38 @@
               <w:jc w:val="left"/>
             </w:pPr>
             <w:r>
-              <w:t xml:space="preserve">★</w:t>
+              <w:rPr>
+                <w:bCs/>
+                <w:b/>
+              </w:rPr>
+              <w:t xml:space="preserve">①③ 的外部依赖扫描</w:t>
+            </w:r>
+          </w:p>
+        </w:tc>
+        <w:tc>
+          <w:tcPr/>
+          <w:p>
+            <w:pPr>
+              <w:pStyle w:val="Compact"/>
+              <w:jc w:val="left"/>
+            </w:pPr>
+            <w:r>
+              <w:t xml:space="preserve">列出所有</w:t>
             </w:r>
             <w:r>
               <w:t xml:space="preserve"> </w:t>
             </w:r>
             <w:r>
               <w:rPr>
-                <w:bCs/>
-                <w:b/>
-              </w:rPr>
-              <w:t xml:space="preserve">①③ 的外部依赖扫描</w:t>
-            </w:r>
-          </w:p>
-        </w:tc>
-        <w:tc>
-          <w:tcPr/>
-          <w:p>
-            <w:pPr>
-              <w:pStyle w:val="Compact"/>
-              <w:jc w:val="left"/>
-            </w:pPr>
-            <w:r>
-              <w:t xml:space="preserve">列出所有</w:t>
+                <w:rStyle w:val="VerbatimChar"/>
+              </w:rPr>
+              <w:t xml:space="preserve">docs/*.md</w:t>
             </w:r>
             <w:r>
               <w:t xml:space="preserve"> </w:t>
             </w:r>
             <w:r>
-              <w:rPr>
-                <w:rStyle w:val="VerbatimChar"/>
-              </w:rPr>
-              <w:t xml:space="preserve">docs/*.md</w:t>
-            </w:r>
-            <w:r>
-              <w:t xml:space="preserve"> </w:t>
-            </w:r>
-            <w:r>
-              <w:t xml:space="preserve">/ 公开仓引用 ⇒ 逐个查是否在包内</w:t>
+              <w:t xml:space="preserve">/ 公开仓引用，逐个查是否在包内</w:t>
             </w:r>
           </w:p>
         </w:tc>
@@ -11681,12 +10903,6 @@
               <w:pStyle w:val="Compact"/>
               <w:jc w:val="left"/>
             </w:pPr>
-            <w:r>
-              <w:t xml:space="preserve">★</w:t>
-            </w:r>
-            <w:r>
-              <w:t xml:space="preserve"> </w:t>
-            </w:r>
             <w:r>
               <w:rPr>
                 <w:bCs/>
@@ -11722,43 +10938,37 @@
               <w:jc w:val="left"/>
             </w:pPr>
             <w:r>
-              <w:t xml:space="preserve">★</w:t>
+              <w:rPr>
+                <w:bCs/>
+                <w:b/>
+              </w:rPr>
+              <w:t xml:space="preserve">编辑残留</w:t>
+            </w:r>
+          </w:p>
+        </w:tc>
+        <w:tc>
+          <w:tcPr/>
+          <w:p>
+            <w:pPr>
+              <w:pStyle w:val="Compact"/>
+              <w:jc w:val="left"/>
+            </w:pPr>
+            <w:r>
+              <w:t xml:space="preserve">重复行 / 奇数</w:t>
             </w:r>
             <w:r>
               <w:t xml:space="preserve"> </w:t>
             </w:r>
             <w:r>
               <w:rPr>
-                <w:bCs/>
-                <w:b/>
-              </w:rPr>
-              <w:t xml:space="preserve">编辑残留</w:t>
-            </w:r>
-          </w:p>
-        </w:tc>
-        <w:tc>
-          <w:tcPr/>
-          <w:p>
-            <w:pPr>
-              <w:pStyle w:val="Compact"/>
-              <w:jc w:val="left"/>
-            </w:pPr>
-            <w:r>
-              <w:t xml:space="preserve">重复行 / 奇数</w:t>
+                <w:rStyle w:val="VerbatimChar"/>
+              </w:rPr>
+              <w:t xml:space="preserve">**</w:t>
             </w:r>
             <w:r>
               <w:t xml:space="preserve"> </w:t>
             </w:r>
             <w:r>
-              <w:rPr>
-                <w:rStyle w:val="VerbatimChar"/>
-              </w:rPr>
-              <w:t xml:space="preserve">**</w:t>
-            </w:r>
-            <w:r>
-              <w:t xml:space="preserve"> </w:t>
-            </w:r>
-            <w:r>
               <w:t xml:space="preserve">/ 重复编号</w:t>
             </w:r>
           </w:p>
@@ -11782,12 +10992,6 @@
               <w:pStyle w:val="Compact"/>
               <w:jc w:val="left"/>
             </w:pPr>
-            <w:r>
-              <w:t xml:space="preserve">★</w:t>
-            </w:r>
-            <w:r>
-              <w:t xml:space="preserve"> </w:t>
-            </w:r>
             <w:r>
               <w:rPr>
                 <w:bCs/>
@@ -11811,13 +11015,13 @@
     </w:p>
     <w:bookmarkEnd w:id="47"/>
     <w:bookmarkEnd w:id="48"/>
-    <w:bookmarkStart w:id="52" w:name="附录-补实验三档清单-收进最终报告-需付费需人只列不跑"/>
+    <w:bookmarkStart w:id="52" w:name="附录-补实验三档清单收进最终报告-需付费需人只列不跑"/>
     <w:p>
       <w:pPr>
         <w:pStyle w:val="Heading2"/>
       </w:pPr>
       <w:r>
-        <w:t xml:space="preserve">6 · 附录 · 补实验三档清单（★ 收进最终报告；★</w:t>
+        <w:t xml:space="preserve">6 · 附录 · 补实验三档清单（收进最终报告；</w:t>
       </w:r>
       <w:r>
         <w:t xml:space="preserve"> </w:t>
@@ -11833,13 +11037,13 @@
         <w:t xml:space="preserve">）</w:t>
       </w:r>
     </w:p>
-    <w:bookmarkStart w:id="49" w:name="X515b062ca094858540cee7273ea0bc949a332d5"/>
+    <w:bookmarkStart w:id="49" w:name="零-api8-项-e-1-已由取证-agent-跑完-e-2-我已跑出可复算脚本"/>
     <w:p>
       <w:pPr>
         <w:pStyle w:val="Heading3"/>
       </w:pPr>
       <w:r>
-        <w:t xml:space="preserve">6.1 零 API（★ 8 项；★</w:t>
+        <w:t xml:space="preserve">6.1 零 API（8 项；</w:t>
       </w:r>
       <w:r>
         <w:t xml:space="preserve"> </w:t>
@@ -11852,7 +11056,7 @@
         <w:t xml:space="preserve">E-1 已由取证 Agent 跑完</w:t>
       </w:r>
       <w:r>
-        <w:t xml:space="preserve">，★</w:t>
+        <w:t xml:space="preserve">，</w:t>
       </w:r>
       <w:r>
         <w:t xml:space="preserve"> </w:t>
@@ -12067,12 +11271,6 @@
               <w:jc w:val="left"/>
             </w:pPr>
             <w:r>
-              <w:t xml:space="preserve">★</w:t>
-            </w:r>
-            <w:r>
-              <w:t xml:space="preserve"> </w:t>
-            </w:r>
-            <w:r>
               <w:rPr>
                 <w:bCs/>
                 <w:b/>
@@ -12494,7 +11692,50 @@
               <w:jc w:val="left"/>
             </w:pPr>
             <w:r>
-              <w:t xml:space="preserve">★</w:t>
+              <w:rPr>
+                <w:bCs/>
+                <w:b/>
+              </w:rPr>
+              <w:t xml:space="preserve">验收器补 S9 负面清单 N1–N12 + 归因判据 + 稿内一致性判据</w:t>
+            </w:r>
+          </w:p>
+        </w:tc>
+        <w:tc>
+          <w:tcPr/>
+          <w:p>
+            <w:pPr>
+              <w:pStyle w:val="Compact"/>
+              <w:jc w:val="left"/>
+            </w:pPr>
+            <w:r>
+              <w:rPr>
+                <w:rStyle w:val="VerbatimChar"/>
+              </w:rPr>
+              <w:t xml:space="preserve">check_cluster_consistency.py</w:t>
+            </w:r>
+          </w:p>
+        </w:tc>
+        <w:tc>
+          <w:tcPr/>
+          <w:p>
+            <w:pPr>
+              <w:pStyle w:val="Compact"/>
+              <w:jc w:val="left"/>
+            </w:pPr>
+            <w:r>
+              <w:t xml:space="preserve">硬判据</w:t>
+            </w:r>
+          </w:p>
+        </w:tc>
+        <w:tc>
+          <w:tcPr/>
+          <w:p>
+            <w:pPr>
+              <w:pStyle w:val="Compact"/>
+              <w:jc w:val="center"/>
+            </w:pPr>
+            <w:r>
+              <w:t xml:space="preserve">⬜</w:t>
             </w:r>
             <w:r>
               <w:t xml:space="preserve"> </w:t>
@@ -12504,56 +11745,7 @@
                 <w:bCs/>
                 <w:b/>
               </w:rPr>
-              <w:t xml:space="preserve">验收器补 S9 负面清单 N1–N12 + 归因判据 + 稿内一致性判据</w:t>
-            </w:r>
-          </w:p>
-        </w:tc>
-        <w:tc>
-          <w:tcPr/>
-          <w:p>
-            <w:pPr>
-              <w:pStyle w:val="Compact"/>
-              <w:jc w:val="left"/>
-            </w:pPr>
-            <w:r>
-              <w:rPr>
-                <w:rStyle w:val="VerbatimChar"/>
-              </w:rPr>
-              <w:t xml:space="preserve">check_cluster_consistency.py</w:t>
-            </w:r>
-          </w:p>
-        </w:tc>
-        <w:tc>
-          <w:tcPr/>
-          <w:p>
-            <w:pPr>
-              <w:pStyle w:val="Compact"/>
-              <w:jc w:val="left"/>
-            </w:pPr>
-            <w:r>
-              <w:t xml:space="preserve">硬判据</w:t>
-            </w:r>
-          </w:p>
-        </w:tc>
-        <w:tc>
-          <w:tcPr/>
-          <w:p>
-            <w:pPr>
-              <w:pStyle w:val="Compact"/>
-              <w:jc w:val="center"/>
-            </w:pPr>
-            <w:r>
-              <w:t xml:space="preserve">⬜</w:t>
-            </w:r>
-            <w:r>
-              <w:t xml:space="preserve"> </w:t>
-            </w:r>
-            <w:r>
-              <w:rPr>
-                <w:bCs/>
-                <w:b/>
-              </w:rPr>
-              <w:t xml:space="preserve">可派（★ 零成本、★ 收益最大）</w:t>
+              <w:t xml:space="preserve">可派（零成本、收益最大）</w:t>
             </w:r>
           </w:p>
         </w:tc>
@@ -12640,13 +11832,13 @@
       </w:tr>
     </w:tbl>
     <w:bookmarkEnd w:id="49"/>
-    <w:bookmarkStart w:id="50" w:name="需额度-7-项-等-owner-批-成本-两个独立来源同量级-17-1538"/>
+    <w:bookmarkStart w:id="50" w:name="需额度7-项-等-owner-批-成本-两个独立来源同量级-17-1538"/>
     <w:p>
       <w:pPr>
         <w:pStyle w:val="Heading3"/>
       </w:pPr>
       <w:r>
-        <w:t xml:space="preserve">6.2 需额度（★ 7 项；★</w:t>
+        <w:t xml:space="preserve">6.2 需额度（7 项；</w:t>
       </w:r>
       <w:r>
         <w:t xml:space="preserve"> </w:t>
@@ -12659,7 +11851,7 @@
         <w:t xml:space="preserve">等 owner 批</w:t>
       </w:r>
       <w:r>
-        <w:t xml:space="preserve">；★</w:t>
+        <w:t xml:space="preserve">；</w:t>
       </w:r>
       <w:r>
         <w:t xml:space="preserve"> </w:t>
@@ -12921,7 +12113,7 @@
               <w:jc w:val="left"/>
             </w:pPr>
             <w:r>
-              <w:t xml:space="preserve">★ ③ 查表 vs 学出来（</w:t>
+              <w:t xml:space="preserve">③ 查表 vs 学出来（</w:t>
             </w:r>
             <w:r>
               <w:rPr>
@@ -13031,7 +12223,7 @@
               <w:jc w:val="left"/>
             </w:pPr>
             <w:r>
-              <w:t xml:space="preserve">★ ④ 扩题到 n≈20 配对（T-D-07）</w:t>
+              <w:t xml:space="preserve">④ 扩题到 n≈20 配对（T-D-07）</w:t>
             </w:r>
           </w:p>
         </w:tc>
@@ -13120,23 +12312,11 @@
         <w:pStyle w:val="BodyText"/>
       </w:pPr>
       <w:r>
-        <w:t xml:space="preserve">⇒ ★★</w:t>
-      </w:r>
-      <w:r>
-        <w:t xml:space="preserve"> </w:t>
-      </w:r>
-      <w:r>
-        <w:rPr>
-          <w:bCs/>
-          <w:b/>
-        </w:rPr>
-        <w:t xml:space="preserve">合并价值不在省调用量（本来就得跑三批），★ 而在【同批产出】⇒ 一次跑批同时产出"双边净增益 + 杠杆预注册重跑 + ④ 扩题配对" ⇒ 三篇读数同源、口径一次对齐。</w:t>
-      </w:r>
-      <w:r>
-        <w:t xml:space="preserve"> </w:t>
-      </w:r>
-      <w:r>
-        <w:t xml:space="preserve">⇒ ★★</w:t>
+        <w:rPr>
+          <w:bCs/>
+          <w:b/>
+        </w:rPr>
+        <w:t xml:space="preserve">合并价值不在省调用量（本来就得跑三批），而在【同批产出】，一次跑批同时产出"双边净增益 + 杠杆预注册重跑 + ④ 扩题配对"，三篇读数同源、口径一次对齐。</w:t>
       </w:r>
       <w:r>
         <w:t xml:space="preserve"> </w:t>
@@ -13149,7 +12329,7 @@
         <w:t xml:space="preserve">前置条件（必须写进报 owner 的方案）</w:t>
       </w:r>
       <w:r>
-        <w:t xml:space="preserve">：★</w:t>
+        <w:t xml:space="preserve">：</w:t>
       </w:r>
       <w:r>
         <w:t xml:space="preserve"> </w:t>
@@ -13162,7 +12342,7 @@
         <w:t xml:space="preserve">E-12 的 90 次调用必须等排序 bug 修完再跑</w:t>
       </w:r>
       <w:r>
-        <w:t xml:space="preserve">，★</w:t>
+        <w:t xml:space="preserve">，</w:t>
       </w:r>
       <w:r>
         <w:t xml:space="preserve"> </w:t>
@@ -13175,17 +12355,17 @@
         <w:t xml:space="preserve">否则这 90 次一次性烧掉且读数作废</w:t>
       </w:r>
       <w:r>
-        <w:t xml:space="preserve">（★ 这正是 ③ 篇把相关读数降为【未测】的原因）。</w:t>
+        <w:t xml:space="preserve">（这正是 ③ 篇把相关读数降为【未测】的原因）。</w:t>
       </w:r>
     </w:p>
     <w:bookmarkEnd w:id="50"/>
-    <w:bookmarkStart w:id="51" w:name="需付费或需人-6-项-只列不跑"/>
+    <w:bookmarkStart w:id="51" w:name="需付费或需人6-项-只列不跑"/>
     <w:p>
       <w:pPr>
         <w:pStyle w:val="Heading3"/>
       </w:pPr>
       <w:r>
-        <w:t xml:space="preserve">6.3 需付费或需人（★ 6 项 ·</w:t>
+        <w:t xml:space="preserve">6.3 需付费或需人（6 项 ·</w:t>
       </w:r>
       <w:r>
         <w:t xml:space="preserve"> </w:t>
@@ -13341,7 +12521,7 @@
               <w:jc w:val="left"/>
             </w:pPr>
             <w:r>
-              <w:t xml:space="preserve">★ ④ 跨厂商判官多题（★ 现只覆盖 G01）</w:t>
+              <w:t xml:space="preserve">④ 跨厂商判官多题（现只覆盖 G01）</w:t>
             </w:r>
           </w:p>
         </w:tc>
@@ -13395,7 +12575,7 @@
               <w:jc w:val="left"/>
             </w:pPr>
             <w:r>
-              <w:t xml:space="preserve">★ 第四组材料进仓（T-D-09）</w:t>
+              <w:t xml:space="preserve">第四组材料进仓（T-D-09）</w:t>
             </w:r>
           </w:p>
         </w:tc>
@@ -13461,17 +12641,11 @@
               <w:jc w:val="left"/>
             </w:pPr>
             <w:r>
-              <w:t xml:space="preserve">★</w:t>
-            </w:r>
-            <w:r>
-              <w:t xml:space="preserve"> </w:t>
-            </w:r>
-            <w:r>
-              <w:rPr>
-                <w:bCs/>
-                <w:b/>
-              </w:rPr>
-              <w:t xml:space="preserve">已三路证伪不可达 ⇒ 该路作废</w:t>
+              <w:rPr>
+                <w:bCs/>
+                <w:b/>
+              </w:rPr>
+              <w:t xml:space="preserve">已三路证伪不可达，该路作废</w:t>
             </w:r>
           </w:p>
         </w:tc>
@@ -13617,27 +12791,17 @@
               <w:jc w:val="center"/>
             </w:pPr>
             <w:r>
-              <w:rPr>
-                <w:bCs/>
-                <w:b/>
-              </w:rPr>
-              <w:t xml:space="preserve">★ E-22</w:t>
-            </w:r>
-          </w:p>
-        </w:tc>
-        <w:tc>
-          <w:tcPr/>
-          <w:p>
-            <w:pPr>
-              <w:pStyle w:val="Compact"/>
-              <w:jc w:val="left"/>
-            </w:pPr>
-            <w:r>
-              <w:t xml:space="preserve">★</w:t>
-            </w:r>
-            <w:r>
-              <w:t xml:space="preserve"> </w:t>
-            </w:r>
+              <w:t xml:space="preserve">** E-22**</w:t>
+            </w:r>
+          </w:p>
+        </w:tc>
+        <w:tc>
+          <w:tcPr/>
+          <w:p>
+            <w:pPr>
+              <w:pStyle w:val="Compact"/>
+              <w:jc w:val="left"/>
+            </w:pPr>
             <w:r>
               <w:rPr>
                 <w:bCs/>
@@ -13671,17 +12835,11 @@
               <w:jc w:val="left"/>
             </w:pPr>
             <w:r>
-              <w:t xml:space="preserve">★</w:t>
-            </w:r>
-            <w:r>
-              <w:t xml:space="preserve"> </w:t>
-            </w:r>
-            <w:r>
-              <w:rPr>
-                <w:bCs/>
-                <w:b/>
-              </w:rPr>
-              <w:t xml:space="preserve">无需 owner 批，★ 收口前直接做</w:t>
+              <w:rPr>
+                <w:bCs/>
+                <w:b/>
+              </w:rPr>
+              <w:t xml:space="preserve">无需 owner 批，收口前直接做</w:t>
             </w:r>
           </w:p>
         </w:tc>
@@ -13721,12 +12879,6 @@
       <w:pPr>
         <w:pStyle w:val="BodyText"/>
       </w:pPr>
-      <w:r>
-        <w:t xml:space="preserve">★</w:t>
-      </w:r>
-      <w:r>
-        <w:t xml:space="preserve"> </w:t>
-      </w:r>
       <w:r>
         <w:rPr>
           <w:bCs/>
@@ -13747,12 +12899,6 @@
         <w:pStyle w:val="Compact"/>
       </w:pPr>
       <w:r>
-        <w:t xml:space="preserve">★★★</w:t>
-      </w:r>
-      <w:r>
-        <w:t xml:space="preserve"> </w:t>
-      </w:r>
-      <w:r>
         <w:rPr>
           <w:bCs/>
           <w:b/>
@@ -13760,7 +12906,7 @@
         <w:t xml:space="preserve">② 篇的核心读数之一被击穿</w:t>
       </w:r>
       <w:r>
-        <w:t xml:space="preserve">：★</w:t>
+        <w:t xml:space="preserve">：</w:t>
       </w:r>
       <w:r>
         <w:t xml:space="preserve"> </w:t>
@@ -13843,7 +12989,7 @@
         <w:t xml:space="preserve">−4/−1/−2/0</w:t>
       </w:r>
       <w:r>
-        <w:t xml:space="preserve">；★</w:t>
+        <w:t xml:space="preserve">；</w:t>
       </w:r>
       <w:r>
         <w:t xml:space="preserve"> </w:t>
@@ -13871,10 +13017,7 @@
         <w:t xml:space="preserve">−4/−1/−1/+4</w:t>
       </w:r>
       <w:r>
-        <w:t xml:space="preserve">）⇒</w:t>
-      </w:r>
-      <w:r>
-        <w:t xml:space="preserve"> </w:t>
+        <w:t xml:space="preserve">），</w:t>
       </w:r>
       <w:r>
         <w:rPr>
@@ -13884,26 +13027,20 @@
         <w:t xml:space="preserve">"4/4 逐配对非正"不成立（3/4，第 4 对是 +4）</w:t>
       </w:r>
       <w:r>
-        <w:t xml:space="preserve">；★</w:t>
-      </w:r>
-      <w:r>
-        <w:t xml:space="preserve"> </w:t>
-      </w:r>
-      <w:r>
-        <w:rPr>
-          <w:bCs/>
-          <w:b/>
-        </w:rPr>
-        <w:t xml:space="preserve">且口径未声明（稿内用 AND，E1 主口径是 OR ⇒ OR 下为 +6/+7，符号相反）</w:t>
-      </w:r>
-      <w:r>
-        <w:t xml:space="preserve"> </w:t>
-      </w:r>
-      <w:r>
-        <w:t xml:space="preserve">⇒ ★</w:t>
-      </w:r>
-      <w:r>
-        <w:t xml:space="preserve"> </w:t>
+        <w:t xml:space="preserve">；</w:t>
+      </w:r>
+      <w:r>
+        <w:t xml:space="preserve"> </w:t>
+      </w:r>
+      <w:r>
+        <w:rPr>
+          <w:bCs/>
+          <w:b/>
+        </w:rPr>
+        <w:t xml:space="preserve">且口径未声明（稿内用 AND，E1 主口径是 OR，OR 下为 +6/+7，符号相反）</w:t>
+      </w:r>
+      <w:r>
+        <w:t xml:space="preserve">，</w:t>
       </w:r>
       <w:r>
         <w:rPr>
@@ -13947,12 +13084,6 @@
         <w:pStyle w:val="Compact"/>
       </w:pPr>
       <w:r>
-        <w:t xml:space="preserve">★★★</w:t>
-      </w:r>
-      <w:r>
-        <w:t xml:space="preserve"> </w:t>
-      </w:r>
-      <w:r>
         <w:rPr>
           <w:bCs/>
           <w:b/>
@@ -13960,7 +13091,7 @@
         <w:t xml:space="preserve">② 篇的归属硬错未修</w:t>
       </w:r>
       <w:r>
-        <w:t xml:space="preserve">：★</w:t>
+        <w:t xml:space="preserve">：</w:t>
       </w:r>
       <w:r>
         <w:t xml:space="preserve"> </w:t>
@@ -13997,17 +13128,14 @@
         <w:t xml:space="preserve">引文截断 + 方向判反 + 与本篇自身"不可分辨"判决打架 + 跨域未标 + 核验状态标错</w:t>
       </w:r>
       <w:r>
-        <w:t xml:space="preserve">（★</w:t>
-      </w:r>
-      <w:r>
-        <w:t xml:space="preserve"> </w:t>
-      </w:r>
-      <w:r>
-        <w:rPr>
-          <w:bCs/>
-          <w:b/>
-        </w:rPr>
-        <w:t xml:space="preserve">本轮改稿原样搬运，零改动</w:t>
+        <w:t xml:space="preserve">（</w:t>
+      </w:r>
+      <w:r>
+        <w:rPr>
+          <w:bCs/>
+          <w:b/>
+        </w:rPr>
+        <w:t xml:space="preserve">这一轮改稿原样搬运，零改动</w:t>
       </w:r>
       <w:r>
         <w:t xml:space="preserve">）。</w:t>
@@ -14022,12 +13150,6 @@
         <w:pStyle w:val="Compact"/>
       </w:pPr>
       <w:r>
-        <w:t xml:space="preserve">★★</w:t>
-      </w:r>
-      <w:r>
-        <w:t xml:space="preserve"> </w:t>
-      </w:r>
-      <w:r>
         <w:rPr>
           <w:bCs/>
           <w:b/>
@@ -14035,7 +13157,7 @@
         <w:t xml:space="preserve">核验点 A 按 owner 判据 FAIL</w:t>
       </w:r>
       <w:r>
-        <w:t xml:space="preserve">：★</w:t>
+        <w:t xml:space="preserve">：</w:t>
       </w:r>
       <w:r>
         <w:t xml:space="preserve"> </w:t>
@@ -14072,16 +13194,10 @@
           <w:bCs/>
           <w:b/>
         </w:rPr>
-        <w:t xml:space="preserve">缺"该层未标定 ⇒ 只作方向性证据"</w:t>
-      </w:r>
-      <w:r>
-        <w:t xml:space="preserve"> </w:t>
-      </w:r>
-      <w:r>
-        <w:t xml:space="preserve">⇒ ★</w:t>
-      </w:r>
-      <w:r>
-        <w:t xml:space="preserve"> </w:t>
+        <w:t xml:space="preserve">缺"该层未标定，只作方向性证据"</w:t>
+      </w:r>
+      <w:r>
+        <w:t xml:space="preserve">，</w:t>
       </w:r>
       <w:r>
         <w:rPr>
@@ -14103,12 +13219,6 @@
         <w:pStyle w:val="Compact"/>
       </w:pPr>
       <w:r>
-        <w:t xml:space="preserve">★★</w:t>
-      </w:r>
-      <w:r>
-        <w:t xml:space="preserve"> </w:t>
-      </w:r>
-      <w:r>
         <w:rPr>
           <w:bCs/>
           <w:b/>
@@ -14116,26 +13226,20 @@
         <w:t xml:space="preserve">交付态缺口造成了实质错误</w:t>
       </w:r>
       <w:r>
-        <w:t xml:space="preserve">：★</w:t>
-      </w:r>
-      <w:r>
-        <w:t xml:space="preserve"> </w:t>
-      </w:r>
-      <w:r>
-        <w:rPr>
-          <w:bCs/>
-          <w:b/>
-        </w:rPr>
-        <w:t xml:space="preserve">E1 报告不在包内 ⇒ 承重口径的唯一书面来源不可见 ⇒ ② 篇用了未声明的 AND 口径</w:t>
-      </w:r>
-      <w:r>
-        <w:t xml:space="preserve"> </w:t>
-      </w:r>
-      <w:r>
-        <w:t xml:space="preserve">⇒ ★</w:t>
-      </w:r>
-      <w:r>
-        <w:t xml:space="preserve"> </w:t>
+        <w:t xml:space="preserve">：</w:t>
+      </w:r>
+      <w:r>
+        <w:t xml:space="preserve"> </w:t>
+      </w:r>
+      <w:r>
+        <w:rPr>
+          <w:bCs/>
+          <w:b/>
+        </w:rPr>
+        <w:t xml:space="preserve">E1 报告不在包内，承重口径的唯一书面来源不可见，② 篇用了未声明的 AND 口径</w:t>
+      </w:r>
+      <w:r>
+        <w:t xml:space="preserve">，</w:t>
       </w:r>
       <w:r>
         <w:rPr>
@@ -14157,12 +13261,6 @@
         <w:pStyle w:val="Compact"/>
       </w:pPr>
       <w:r>
-        <w:t xml:space="preserve">★★</w:t>
-      </w:r>
-      <w:r>
-        <w:t xml:space="preserve"> </w:t>
-      </w:r>
-      <w:r>
         <w:rPr>
           <w:bCs/>
           <w:b/>
@@ -14170,7 +13268,7 @@
         <w:t xml:space="preserve">① 篇的 F1 尚未落地，且产生稿内自撞</w:t>
       </w:r>
       <w:r>
-        <w:t xml:space="preserve">：★</w:t>
+        <w:t xml:space="preserve">：</w:t>
       </w:r>
       <w:r>
         <w:t xml:space="preserve"> </w:t>
@@ -14212,7 +13310,7 @@
         <w:t xml:space="preserve">的"唯一允许的写法"条款直接对撞</w:t>
       </w:r>
       <w:r>
-        <w:t xml:space="preserve">；★</w:t>
+        <w:t xml:space="preserve">；</w:t>
       </w:r>
       <w:r>
         <w:t xml:space="preserve"> </w:t>
@@ -14237,10 +13335,7 @@
         <w:t xml:space="preserve"> </w:t>
       </w:r>
       <w:r>
-        <w:t xml:space="preserve">假绿；"所有含注意力的句" 72 句假红）⇒ ★</w:t>
-      </w:r>
-      <w:r>
-        <w:t xml:space="preserve"> </w:t>
+        <w:t xml:space="preserve">假绿；"所有含注意力的句" 72 句假红），</w:t>
       </w:r>
       <w:r>
         <w:rPr>
@@ -14258,17 +13353,11 @@
         <w:pStyle w:val="FirstParagraph"/>
       </w:pPr>
       <w:r>
-        <w:t xml:space="preserve">★ ★</w:t>
-      </w:r>
-      <w:r>
-        <w:t xml:space="preserve"> </w:t>
-      </w:r>
-      <w:r>
-        <w:rPr>
-          <w:bCs/>
-          <w:b/>
-        </w:rPr>
-        <w:t xml:space="preserve">同时必须记下的正面面（★ 审稿人若只报 FAIL 是不诚实的）</w:t>
+        <w:rPr>
+          <w:bCs/>
+          <w:b/>
+        </w:rPr>
+        <w:t xml:space="preserve">同时必须记下的正面面（审稿人若只报 FAIL 是不诚实的）</w:t>
       </w:r>
       <w:r>
         <w:t xml:space="preserve">：</w:t>
@@ -14277,7 +13366,7 @@
         <w:t xml:space="preserve"> </w:t>
       </w:r>
       <w:r>
-        <w:t xml:space="preserve">- ★</w:t>
+        <w:t xml:space="preserve">-</w:t>
       </w:r>
       <w:r>
         <w:t xml:space="preserve"> </w:t>
@@ -14296,7 +13385,7 @@
         <w:t xml:space="preserve"> </w:t>
       </w:r>
       <w:r>
-        <w:t xml:space="preserve">- ★</w:t>
+        <w:t xml:space="preserve">-</w:t>
       </w:r>
       <w:r>
         <w:t xml:space="preserve"> </w:t>
@@ -14309,7 +13398,7 @@
         <w:t xml:space="preserve">三条限定一条没少、且未局部化</w:t>
       </w:r>
       <w:r>
-        <w:t xml:space="preserve">（8 / 5 / 7 处）；★</w:t>
+        <w:t xml:space="preserve">（8 / 5 / 7 处）；</w:t>
       </w:r>
       <w:r>
         <w:t xml:space="preserve"> </w:t>
@@ -14340,7 +13429,7 @@
         <w:t xml:space="preserve"> </w:t>
       </w:r>
       <w:r>
-        <w:t xml:space="preserve">- ★</w:t>
+        <w:t xml:space="preserve">-</w:t>
       </w:r>
       <w:r>
         <w:t xml:space="preserve"> </w:t>
@@ -14359,7 +13448,7 @@
         <w:t xml:space="preserve"> </w:t>
       </w:r>
       <w:r>
-        <w:t xml:space="preserve">- ★</w:t>
+        <w:t xml:space="preserve">-</w:t>
       </w:r>
       <w:r>
         <w:t xml:space="preserve"> </w:t>
@@ -14372,7 +13461,7 @@
         <w:t xml:space="preserve">口径 A 与 A′ 未混用</w:t>
       </w:r>
       <w:r>
-        <w:t xml:space="preserve">；★</w:t>
+        <w:t xml:space="preserve">；</w:t>
       </w:r>
       <w:r>
         <w:t xml:space="preserve"> </w:t>
@@ -14385,7 +13474,7 @@
         <w:t xml:space="preserve">R1 四个必要交代 4/4 保留</w:t>
       </w:r>
       <w:r>
-        <w:t xml:space="preserve">；★</w:t>
+        <w:t xml:space="preserve">；</w:t>
       </w:r>
       <w:r>
         <w:t xml:space="preserve"> </w:t>
@@ -14404,7 +13493,7 @@
         <w:t xml:space="preserve"> </w:t>
       </w:r>
       <w:r>
-        <w:t xml:space="preserve">- ★</w:t>
+        <w:t xml:space="preserve">-</w:t>
       </w:r>
       <w:r>
         <w:t xml:space="preserve"> </w:t>
@@ -14417,7 +13506,7 @@
         <w:t xml:space="preserve">③ 篇的 F2 落地质量高于我的建议</w:t>
       </w:r>
       <w:r>
-        <w:t xml:space="preserve">（自己补了"没做对照实验 ⇒ 是设计论证不是实测结论"和反向读数）；★</w:t>
+        <w:t xml:space="preserve">（自己补了"没做对照实验，是设计论证不是实测结论"和反向读数）；</w:t>
       </w:r>
       <w:r>
         <w:t xml:space="preserve"> </w:t>
@@ -14430,7 +13519,7 @@
         <w:t xml:space="preserve">F3 落地规范且更严</w:t>
       </w:r>
       <w:r>
-        <w:t xml:space="preserve">（证据形态三档 + 受影响读数全部降为【未测】但"读数不删、结论不撤"）；★</w:t>
+        <w:t xml:space="preserve">（证据形态三档 + 受影响读数全部降为【未测】但"读数不删、结论不撤"）；</w:t>
       </w:r>
       <w:r>
         <w:t xml:space="preserve"> </w:t>
@@ -14443,7 +13532,7 @@
         <w:t xml:space="preserve">③ 的读数我逐条复算全部通过</w:t>
       </w:r>
       <w:r>
-        <w:t xml:space="preserve">；★</w:t>
+        <w:t xml:space="preserve">；</w:t>
       </w:r>
       <w:r>
         <w:t xml:space="preserve"> </w:t>
@@ -14456,7 +13545,7 @@
         <w:t xml:space="preserve">③ 的自我设限句 = 0</w:t>
       </w:r>
       <w:r>
-        <w:t xml:space="preserve">；★</w:t>
+        <w:t xml:space="preserve">；</w:t>
       </w:r>
       <w:r>
         <w:t xml:space="preserve"> </w:t>
@@ -14475,7 +13564,7 @@
         <w:t xml:space="preserve"> </w:t>
       </w:r>
       <w:r>
-        <w:t xml:space="preserve">- ★</w:t>
+        <w:t xml:space="preserve">-</w:t>
       </w:r>
       <w:r>
         <w:t xml:space="preserve"> </w:t>
@@ -14496,17 +13585,11 @@
         <w:pStyle w:val="BodyText"/>
       </w:pPr>
       <w:r>
-        <w:t xml:space="preserve">★</w:t>
-      </w:r>
-      <w:r>
-        <w:t xml:space="preserve"> </w:t>
-      </w:r>
-      <w:r>
-        <w:rPr>
-          <w:bCs/>
-          <w:b/>
-        </w:rPr>
-        <w:t xml:space="preserve">⇒ 收口前必须完成的 12 件事（★ 按优先级）</w:t>
+        <w:rPr>
+          <w:bCs/>
+          <w:b/>
+        </w:rPr>
+        <w:t xml:space="preserve">收口前必须完成的 12 件事（按优先级）</w:t>
       </w:r>
       <w:r>
         <w:t xml:space="preserve">：</w:t>
@@ -14527,7 +13610,7 @@
         <w:t xml:space="preserve"> </w:t>
       </w:r>
       <w:r>
-        <w:t xml:space="preserve">| 1 | ★</w:t>
+        <w:t xml:space="preserve">| 1 |</w:t>
       </w:r>
       <w:r>
         <w:t xml:space="preserve"> </w:t>
@@ -14561,7 +13644,7 @@
         <w:t xml:space="preserve"> </w:t>
       </w:r>
       <w:r>
-        <w:t xml:space="preserve">| 2 | ★</w:t>
+        <w:t xml:space="preserve">| 2 |</w:t>
       </w:r>
       <w:r>
         <w:t xml:space="preserve"> </w:t>
@@ -14612,7 +13695,7 @@
         <w:t xml:space="preserve"> </w:t>
       </w:r>
       <w:r>
-        <w:t xml:space="preserve">| 3 | ★</w:t>
+        <w:t xml:space="preserve">| 3 |</w:t>
       </w:r>
       <w:r>
         <w:t xml:space="preserve"> </w:t>
@@ -14680,7 +13763,7 @@
           <w:bCs/>
           <w:b/>
         </w:rPr>
-        <w:t xml:space="preserve">补"该层未标定 ⇒ 只作方向性证据"</w:t>
+        <w:t xml:space="preserve">补"该层未标定，只作方向性证据"</w:t>
       </w:r>
       <w:r>
         <w:t xml:space="preserve"> </w:t>
@@ -14692,7 +13775,7 @@
         <w:t xml:space="preserve"> </w:t>
       </w:r>
       <w:r>
-        <w:t xml:space="preserve">| 4 | ★</w:t>
+        <w:t xml:space="preserve">| 4 |</w:t>
       </w:r>
       <w:r>
         <w:t xml:space="preserve"> </w:t>
@@ -14733,7 +13816,7 @@
         <w:t xml:space="preserve"> </w:t>
       </w:r>
       <w:r>
-        <w:t xml:space="preserve">| 5 | ★</w:t>
+        <w:t xml:space="preserve">| 5 |</w:t>
       </w:r>
       <w:r>
         <w:t xml:space="preserve"> </w:t>
@@ -14755,7 +13838,7 @@
         <w:t xml:space="preserve"> </w:t>
       </w:r>
       <w:r>
-        <w:t xml:space="preserve">| 6 | ★</w:t>
+        <w:t xml:space="preserve">| 6 |</w:t>
       </w:r>
       <w:r>
         <w:t xml:space="preserve"> </w:t>
@@ -14806,7 +13889,7 @@
         <w:t xml:space="preserve"> </w:t>
       </w:r>
       <w:r>
-        <w:t xml:space="preserve">| 7 | ★</w:t>
+        <w:t xml:space="preserve">| 7 |</w:t>
       </w:r>
       <w:r>
         <w:t xml:space="preserve"> </w:t>
@@ -14825,7 +13908,7 @@
         <w:t xml:space="preserve"> </w:t>
       </w:r>
       <w:r>
-        <w:t xml:space="preserve">| 8 | ★</w:t>
+        <w:t xml:space="preserve">| 8 |</w:t>
       </w:r>
       <w:r>
         <w:t xml:space="preserve"> </w:t>
@@ -14847,7 +13930,7 @@
         <w:t xml:space="preserve"> </w:t>
       </w:r>
       <w:r>
-        <w:t xml:space="preserve">| 9 | ★</w:t>
+        <w:t xml:space="preserve">| 9 |</w:t>
       </w:r>
       <w:r>
         <w:t xml:space="preserve"> </w:t>
@@ -14869,17 +13952,17 @@
         <w:t xml:space="preserve"> </w:t>
       </w:r>
       <w:r>
-        <w:t xml:space="preserve">| 10 | ★</w:t>
-      </w:r>
-      <w:r>
-        <w:t xml:space="preserve"> </w:t>
-      </w:r>
-      <w:r>
-        <w:rPr>
-          <w:bCs/>
-          <w:b/>
-        </w:rPr>
-        <w:t xml:space="preserve">② 杠杆公式的"无预注册 ⇒ 探索性"补到主张层</w:t>
+        <w:t xml:space="preserve">| 10 |</w:t>
+      </w:r>
+      <w:r>
+        <w:t xml:space="preserve"> </w:t>
+      </w:r>
+      <w:r>
+        <w:rPr>
+          <w:bCs/>
+          <w:b/>
+        </w:rPr>
+        <w:t xml:space="preserve">② 杠杆公式的"无预注册，探索性"补到主张层</w:t>
       </w:r>
       <w:r>
         <w:t xml:space="preserve">（</w:t>
@@ -14915,7 +13998,7 @@
         <w:t xml:space="preserve"> </w:t>
       </w:r>
       <w:r>
-        <w:t xml:space="preserve">| 11 | ★</w:t>
+        <w:t xml:space="preserve">| 11 |</w:t>
       </w:r>
       <w:r>
         <w:t xml:space="preserve"> </w:t>
@@ -14966,7 +14049,7 @@
         <w:t xml:space="preserve"> </w:t>
       </w:r>
       <w:r>
-        <w:t xml:space="preserve">| 12 | ★</w:t>
+        <w:t xml:space="preserve">| 12 |</w:t>
       </w:r>
       <w:r>
         <w:t xml:space="preserve"> </w:t>
@@ -15048,20 +14131,14 @@
         <w:pStyle w:val="BodyText"/>
       </w:pPr>
       <w:r>
-        <w:t xml:space="preserve">★</w:t>
-      </w:r>
-      <w:r>
-        <w:t xml:space="preserve"> </w:t>
-      </w:r>
-      <w:r>
-        <w:rPr>
-          <w:bCs/>
-          <w:b/>
-        </w:rPr>
-        <w:t xml:space="preserve">⇒ 阶段二（我这边）已完成</w:t>
-      </w:r>
-      <w:r>
-        <w:t xml:space="preserve">：★</w:t>
+        <w:rPr>
+          <w:bCs/>
+          <w:b/>
+        </w:rPr>
+        <w:t xml:space="preserve">阶段二（我这边）已完成</w:t>
+      </w:r>
+      <w:r>
+        <w:t xml:space="preserve">：</w:t>
       </w:r>
       <w:r>
         <w:t xml:space="preserve"> </w:t>
@@ -15074,7 +14151,7 @@
         <w:t xml:space="preserve">②③ 已审完（判决 + 硬错 + 可直接替换的修法）</w:t>
       </w:r>
       <w:r>
-        <w:t xml:space="preserve">；★</w:t>
+        <w:t xml:space="preserve">；</w:t>
       </w:r>
       <w:r>
         <w:t xml:space="preserve"> </w:t>
@@ -15087,7 +14164,7 @@
         <w:t xml:space="preserve">④ 复算已做完并暂存</w:t>
       </w:r>
       <w:r>
-        <w:t xml:space="preserve">；★</w:t>
+        <w:t xml:space="preserve">；</w:t>
       </w:r>
       <w:r>
         <w:t xml:space="preserve"> </w:t>
@@ -15100,7 +14177,7 @@
         <w:t xml:space="preserve">① 的硬伤与判据已给出</w:t>
       </w:r>
       <w:r>
-        <w:t xml:space="preserve">；★</w:t>
+        <w:t xml:space="preserve">；</w:t>
       </w:r>
       <w:r>
         <w:t xml:space="preserve"> </w:t>
@@ -15113,7 +14190,7 @@
         <w:t xml:space="preserve">交付态清单已细化到 A-1~A-12</w:t>
       </w:r>
       <w:r>
-        <w:t xml:space="preserve">；★</w:t>
+        <w:t xml:space="preserve">；</w:t>
       </w:r>
       <w:r>
         <w:t xml:space="preserve"> </w:t>
@@ -15134,17 +14211,11 @@
         <w:pStyle w:val="BodyText"/>
       </w:pPr>
       <w:r>
-        <w:t xml:space="preserve">★</w:t>
-      </w:r>
-      <w:r>
-        <w:t xml:space="preserve"> </w:t>
-      </w:r>
-      <w:r>
-        <w:rPr>
-          <w:bCs/>
-          <w:b/>
-        </w:rPr>
-        <w:t xml:space="preserve">—— 本报告只对 §"审稿基线"表列出的 sha 负责；★ 所有"对方说错"的判断均带【对象 + 坐标 + 我方实测值】；★ 所有"自检 N/N"均已实跑；★ 仓内零写入。</w:t>
+        <w:rPr>
+          <w:bCs/>
+          <w:b/>
+        </w:rPr>
+        <w:t xml:space="preserve">—— 本报告只对 §"审稿基线"表列出的 sha 负责；所有"对方说错"的判断均带【对象 + 坐标 + 我方实测值】；所有"自检 N/N"均已实跑；仓内零写入。</w:t>
       </w:r>
     </w:p>
     <w:bookmarkEnd w:id="53"/>

--- a/papers/复核链/阶段二_独立终审报告_2026-10-25.docx
+++ b/papers/复核链/阶段二_独立终审报告_2026-10-25.docx
@@ -77,9 +77,6 @@
         <w:t xml:space="preserve">：</w:t>
       </w:r>
       <w:r>
-        <w:t xml:space="preserve"> </w:t>
-      </w:r>
-      <w:r>
         <w:rPr>
           <w:bCs/>
           <w:b/>
@@ -90,9 +87,6 @@
         <w:t xml:space="preserve">；</w:t>
       </w:r>
       <w:r>
-        <w:t xml:space="preserve"> </w:t>
-      </w:r>
-      <w:r>
         <w:rPr>
           <w:bCs/>
           <w:b/>
@@ -103,9 +97,6 @@
         <w:t xml:space="preserve">；</w:t>
       </w:r>
       <w:r>
-        <w:t xml:space="preserve"> </w:t>
-      </w:r>
-      <w:r>
         <w:rPr>
           <w:bCs/>
           <w:b/>
@@ -114,9 +105,6 @@
       </w:r>
       <w:r>
         <w:t xml:space="preserve">；</w:t>
-      </w:r>
-      <w:r>
-        <w:t xml:space="preserve"> </w:t>
       </w:r>
       <w:r>
         <w:rPr>
@@ -293,12 +281,6 @@
               <w:jc w:val="center"/>
             </w:pPr>
             <w:r>
-              <w:t xml:space="preserve">❌</w:t>
-            </w:r>
-            <w:r>
-              <w:t xml:space="preserve"> </w:t>
-            </w:r>
-            <w:r>
               <w:rPr>
                 <w:bCs/>
                 <w:b/>
@@ -374,12 +356,6 @@
               <w:pStyle w:val="Compact"/>
               <w:jc w:val="center"/>
             </w:pPr>
-            <w:r>
-              <w:t xml:space="preserve">⚠</w:t>
-            </w:r>
-            <w:r>
-              <w:t xml:space="preserve"> </w:t>
-            </w:r>
             <w:r>
               <w:rPr>
                 <w:bCs/>
@@ -872,23 +848,17 @@
               <w:jc w:val="left"/>
             </w:pPr>
             <w:r>
-              <w:t xml:space="preserve">✔ 6 条均带判据+路径</w:t>
-            </w:r>
-          </w:p>
-        </w:tc>
-        <w:tc>
-          <w:tcPr/>
-          <w:p>
-            <w:pPr>
-              <w:pStyle w:val="Compact"/>
-              <w:jc w:val="center"/>
-            </w:pPr>
-            <w:r>
-              <w:t xml:space="preserve">❌</w:t>
-            </w:r>
-            <w:r>
-              <w:t xml:space="preserve"> </w:t>
-            </w:r>
+              <w:t xml:space="preserve">6 条均带判据+路径</w:t>
+            </w:r>
+          </w:p>
+        </w:tc>
+        <w:tc>
+          <w:tcPr/>
+          <w:p>
+            <w:pPr>
+              <w:pStyle w:val="Compact"/>
+              <w:jc w:val="center"/>
+            </w:pPr>
             <w:r>
               <w:rPr>
                 <w:bCs/>
@@ -924,31 +894,31 @@
               <w:jc w:val="left"/>
             </w:pPr>
             <w:r>
-              <w:t xml:space="preserve">✔ 立住</w:t>
-            </w:r>
-          </w:p>
-        </w:tc>
-        <w:tc>
-          <w:tcPr/>
-          <w:p>
-            <w:pPr>
-              <w:pStyle w:val="Compact"/>
-              <w:jc w:val="left"/>
-            </w:pPr>
-            <w:r>
-              <w:t xml:space="preserve">✔ 全部独立复算通过</w:t>
-            </w:r>
-          </w:p>
-        </w:tc>
-        <w:tc>
-          <w:tcPr/>
-          <w:p>
-            <w:pPr>
-              <w:pStyle w:val="Compact"/>
-              <w:jc w:val="left"/>
-            </w:pPr>
-            <w:r>
-              <w:t xml:space="preserve">✔ 未削弱（G2 三计数全增）</w:t>
+              <w:t xml:space="preserve">立住</w:t>
+            </w:r>
+          </w:p>
+        </w:tc>
+        <w:tc>
+          <w:tcPr/>
+          <w:p>
+            <w:pPr>
+              <w:pStyle w:val="Compact"/>
+              <w:jc w:val="left"/>
+            </w:pPr>
+            <w:r>
+              <w:t xml:space="preserve">全部独立复算通过</w:t>
+            </w:r>
+          </w:p>
+        </w:tc>
+        <w:tc>
+          <w:tcPr/>
+          <w:p>
+            <w:pPr>
+              <w:pStyle w:val="Compact"/>
+              <w:jc w:val="left"/>
+            </w:pPr>
+            <w:r>
+              <w:t xml:space="preserve">未削弱（G2 三计数全增）</w:t>
             </w:r>
           </w:p>
         </w:tc>
@@ -976,23 +946,17 @@
               <w:jc w:val="left"/>
             </w:pPr>
             <w:r>
-              <w:t xml:space="preserve">✔ 6 条范本级</w:t>
-            </w:r>
-          </w:p>
-        </w:tc>
-        <w:tc>
-          <w:tcPr/>
-          <w:p>
-            <w:pPr>
-              <w:pStyle w:val="Compact"/>
-              <w:jc w:val="center"/>
-            </w:pPr>
-            <w:r>
-              <w:t xml:space="preserve">⚠</w:t>
-            </w:r>
-            <w:r>
-              <w:t xml:space="preserve"> </w:t>
-            </w:r>
+              <w:t xml:space="preserve">6 条范本级</w:t>
+            </w:r>
+          </w:p>
+        </w:tc>
+        <w:tc>
+          <w:tcPr/>
+          <w:p>
+            <w:pPr>
+              <w:pStyle w:val="Compact"/>
+              <w:jc w:val="center"/>
+            </w:pPr>
             <w:r>
               <w:rPr>
                 <w:bCs/>
@@ -1219,9 +1183,6 @@
         <w:t xml:space="preserve">：</w:t>
       </w:r>
       <w:r>
-        <w:t xml:space="preserve"> </w:t>
-      </w:r>
-      <w:r>
         <w:rPr>
           <w:bCs/>
           <w:b/>
@@ -1233,9 +1194,6 @@
       </w:r>
       <w:r>
         <w:t xml:space="preserve">—— 最强表述逐字落地、三条限定一条没少、没有越界成"好/差"；</w:t>
-      </w:r>
-      <w:r>
-        <w:t xml:space="preserve"> </w:t>
       </w:r>
       <w:r>
         <w:rPr>
@@ -1271,7 +1229,7 @@
         <w:pStyle w:val="Heading3"/>
       </w:pPr>
       <w:r>
-        <w:t xml:space="preserve">1.1 ✔ 最强表述逐字落地，且两条腿我独立复算一致</w:t>
+        <w:t xml:space="preserve">1.1 最强表述逐字落地，且两条腿我独立复算一致</w:t>
       </w:r>
     </w:p>
     <w:p>
@@ -1721,9 +1679,6 @@
         <w:t xml:space="preserve">；</w:t>
       </w:r>
       <w:r>
-        <w:t xml:space="preserve"> </w:t>
-      </w:r>
-      <w:r>
         <w:rPr>
           <w:bCs/>
           <w:b/>
@@ -1732,12 +1687,6 @@
       </w:r>
       <w:r>
         <w:t xml:space="preserve">。</w:t>
-      </w:r>
-      <w:r>
-        <w:t xml:space="preserve"> </w:t>
-      </w:r>
-      <w:r>
-        <w:t xml:space="preserve">✔</w:t>
       </w:r>
       <w:r>
         <w:t xml:space="preserve"> </w:t>
@@ -1811,7 +1760,7 @@
         <w:pStyle w:val="Heading3"/>
       </w:pPr>
       <w:r>
-        <w:t xml:space="preserve">1.2 ❌❌❌ 硬错 ①：</w:t>
+        <w:t xml:space="preserve">1.2 硬错 ①：</w:t>
       </w:r>
       <w:r>
         <w:rPr>
@@ -2102,9 +2051,6 @@
               <w:t xml:space="preserve">能复现；</w:t>
             </w:r>
             <w:r>
-              <w:t xml:space="preserve"> </w:t>
-            </w:r>
-            <w:r>
               <w:rPr>
                 <w:bCs/>
                 <w:b/>
@@ -2213,9 +2159,6 @@
             </w:r>
             <w:r>
               <w:t xml:space="preserve">；</w:t>
-            </w:r>
-            <w:r>
-              <w:t xml:space="preserve"> </w:t>
             </w:r>
             <w:r>
               <w:rPr>
@@ -2647,9 +2590,6 @@
       </w:r>
       <w:r>
         <w:t xml:space="preserve">）；</w:t>
-      </w:r>
-      <w:r>
-        <w:t xml:space="preserve"> </w:t>
       </w:r>
       <w:r>
         <w:rPr>
@@ -2822,7 +2762,7 @@
         <w:pStyle w:val="Heading3"/>
       </w:pPr>
       <w:r>
-        <w:t xml:space="preserve">1.3 ❌ 硬错 ②（核验点 A）：</w:t>
+        <w:t xml:space="preserve">1.3 硬错 ②（核验点 A）：</w:t>
       </w:r>
       <w:r>
         <w:rPr>
@@ -2855,9 +2795,6 @@
       </w:r>
       <w:r>
         <w:t xml:space="preserve">必须自带"该层未标定零分布，只作方向性证据"；</w:t>
-      </w:r>
-      <w:r>
-        <w:t xml:space="preserve"> </w:t>
       </w:r>
       <w:r>
         <w:rPr>
@@ -2952,23 +2889,17 @@
               <w:jc w:val="left"/>
             </w:pPr>
             <w:r>
-              <w:t xml:space="preserve">✔ 在（「未单独标定」+「只作方向性证据」）</w:t>
-            </w:r>
-          </w:p>
-        </w:tc>
-        <w:tc>
-          <w:tcPr/>
-          <w:p>
-            <w:pPr>
-              <w:pStyle w:val="Compact"/>
-              <w:jc w:val="center"/>
-            </w:pPr>
-            <w:r>
-              <w:t xml:space="preserve">✔</w:t>
-            </w:r>
-            <w:r>
-              <w:t xml:space="preserve"> </w:t>
-            </w:r>
+              <w:t xml:space="preserve">在（「未单独标定」+「只作方向性证据」）</w:t>
+            </w:r>
+          </w:p>
+        </w:tc>
+        <w:tc>
+          <w:tcPr/>
+          <w:p>
+            <w:pPr>
+              <w:pStyle w:val="Compact"/>
+              <w:jc w:val="center"/>
+            </w:pPr>
             <w:r>
               <w:rPr>
                 <w:bCs/>
@@ -3006,12 +2937,6 @@
               <w:jc w:val="left"/>
             </w:pPr>
             <w:r>
-              <w:t xml:space="preserve">✘</w:t>
-            </w:r>
-            <w:r>
-              <w:t xml:space="preserve"> </w:t>
-            </w:r>
-            <w:r>
               <w:rPr>
                 <w:bCs/>
                 <w:b/>
@@ -3030,12 +2955,6 @@
               <w:pStyle w:val="Compact"/>
               <w:jc w:val="center"/>
             </w:pPr>
-            <w:r>
-              <w:t xml:space="preserve">⚠</w:t>
-            </w:r>
-            <w:r>
-              <w:t xml:space="preserve"> </w:t>
-            </w:r>
             <w:r>
               <w:rPr>
                 <w:bCs/>
@@ -3073,12 +2992,6 @@
               <w:jc w:val="left"/>
             </w:pPr>
             <w:r>
-              <w:t xml:space="preserve">✘</w:t>
-            </w:r>
-            <w:r>
-              <w:t xml:space="preserve"> </w:t>
-            </w:r>
-            <w:r>
               <w:rPr>
                 <w:bCs/>
                 <w:b/>
@@ -3094,12 +3007,6 @@
               <w:pStyle w:val="Compact"/>
               <w:jc w:val="center"/>
             </w:pPr>
-            <w:r>
-              <w:t xml:space="preserve">⚠</w:t>
-            </w:r>
-            <w:r>
-              <w:t xml:space="preserve"> </w:t>
-            </w:r>
             <w:r>
               <w:rPr>
                 <w:bCs/>
@@ -3134,9 +3041,6 @@
       </w:r>
       <w:r>
         <w:t xml:space="preserve">，</w:t>
-      </w:r>
-      <w:r>
-        <w:t xml:space="preserve"> </w:t>
       </w:r>
       <w:r>
         <w:rPr>
@@ -3174,7 +3078,7 @@
         <w:pStyle w:val="Heading3"/>
       </w:pPr>
       <w:r>
-        <w:t xml:space="preserve">1.4 ❌ 硬错 ③：</w:t>
+        <w:t xml:space="preserve">1.4 硬错 ③：</w:t>
       </w:r>
       <w:r>
         <w:rPr>
@@ -3390,9 +3294,6 @@
               <w:t xml:space="preserve">，稿内漏了 "and left the L2 advantage undetectable"；</w:t>
             </w:r>
             <w:r>
-              <w:t xml:space="preserve"> </w:t>
-            </w:r>
-            <w:r>
               <w:rPr>
                 <w:bCs/>
                 <w:b/>
@@ -3767,7 +3668,7 @@
               <w:t xml:space="preserve"> </w:t>
             </w:r>
             <w:r>
-              <w:t xml:space="preserve">的题名/作者/原文 → ✘</w:t>
+              <w:t xml:space="preserve">的题名/作者/原文 →</w:t>
             </w:r>
             <w:r>
               <w:t xml:space="preserve"> </w:t>
@@ -3838,9 +3739,6 @@
       </w:r>
       <w:r>
         <w:t xml:space="preserve">…；</w:t>
-      </w:r>
-      <w:r>
-        <w:t xml:space="preserve"> </w:t>
       </w:r>
       <w:r>
         <w:rPr>
@@ -3883,7 +3781,7 @@
         <w:pStyle w:val="Heading3"/>
       </w:pPr>
       <w:r>
-        <w:t xml:space="preserve">1.5 ✔ 核验点 C：</w:t>
+        <w:t xml:space="preserve">1.5 核验点 C：</w:t>
       </w:r>
       <w:r>
         <w:rPr>
@@ -4016,7 +3914,7 @@
         <w:t xml:space="preserve">max = 8</w:t>
       </w:r>
       <w:r>
-        <w:t xml:space="preserve">；口径 A 逐配对 = −1,+3,−9,0 ✔，</w:t>
+        <w:t xml:space="preserve">；口径 A 逐配对 = −1,+3,−9,0，</w:t>
       </w:r>
       <w:r>
         <w:rPr>
@@ -4029,9 +3927,6 @@
         <w:t xml:space="preserve">；</w:t>
       </w:r>
       <w:r>
-        <w:t xml:space="preserve"> </w:t>
-      </w:r>
-      <w:r>
         <w:rPr>
           <w:bCs/>
           <w:b/>
@@ -4042,9 +3937,6 @@
         <w:t xml:space="preserve">；</w:t>
       </w:r>
       <w:r>
-        <w:t xml:space="preserve"> </w:t>
-      </w:r>
-      <w:r>
         <w:rPr>
           <w:bCs/>
           <w:b/>
@@ -4110,13 +4002,6 @@
           <w:b/>
         </w:rPr>
         <w:t xml:space="preserve">（比 owner 的判据更细）：</w:t>
-      </w:r>
-      <w:r>
-        <w:rPr>
-          <w:bCs/>
-          <w:b/>
-        </w:rPr>
-        <w:t xml:space="preserve"> </w:t>
       </w:r>
       <w:r>
         <w:t xml:space="preserve">那个超带的 −9 恰好是</w:t>
@@ -4154,7 +4039,7 @@
         <w:pStyle w:val="Heading3"/>
       </w:pPr>
       <w:r>
-        <w:t xml:space="preserve">1.6 ✔ 其余项（子审稿人实测，我复核了出处）</w:t>
+        <w:t xml:space="preserve">1.6 其余项（子审稿人实测，我复核了出处）</w:t>
       </w:r>
     </w:p>
     <w:tbl>
@@ -4221,12 +4106,6 @@
               <w:jc w:val="center"/>
             </w:pPr>
             <w:r>
-              <w:t xml:space="preserve">✔</w:t>
-            </w:r>
-            <w:r>
-              <w:t xml:space="preserve"> </w:t>
-            </w:r>
-            <w:r>
               <w:rPr>
                 <w:bCs/>
                 <w:b/>
@@ -4244,9 +4123,6 @@
             </w:r>
             <w:r>
               <w:t xml:space="preserve">）｜② 5 处（每个 −7/−11 旁都有"逐配对"或 ±8/不可分辨）｜③ 7 处（批 2 一律"代数推导 + 符号未定，仍待原始产出"；</w:t>
-            </w:r>
-            <w:r>
-              <w:t xml:space="preserve"> </w:t>
             </w:r>
             <w:r>
               <w:rPr>
@@ -4330,32 +4206,26 @@
               <w:jc w:val="center"/>
             </w:pPr>
             <w:r>
-              <w:t xml:space="preserve">✔</w:t>
+              <w:rPr>
+                <w:bCs/>
+                <w:b/>
+              </w:rPr>
+              <w:t xml:space="preserve">未混用</w:t>
+            </w:r>
+            <w:r>
+              <w:t xml:space="preserve">（</w:t>
+            </w:r>
+            <w:r>
+              <w:rPr>
+                <w:rStyle w:val="VerbatimChar"/>
+              </w:rPr>
+              <w:t xml:space="preserve">grep "A′"</w:t>
             </w:r>
             <w:r>
               <w:t xml:space="preserve"> </w:t>
             </w:r>
             <w:r>
-              <w:rPr>
-                <w:bCs/>
-                <w:b/>
-              </w:rPr>
-              <w:t xml:space="preserve">未混用</w:t>
-            </w:r>
-            <w:r>
-              <w:t xml:space="preserve">（</w:t>
-            </w:r>
-            <w:r>
-              <w:rPr>
-                <w:rStyle w:val="VerbatimChar"/>
-              </w:rPr>
-              <w:t xml:space="preserve">grep "A′"</w:t>
-            </w:r>
-            <w:r>
-              <w:t xml:space="preserve"> </w:t>
-            </w:r>
-            <w:r>
-              <w:t xml:space="preserve">= 0 命中）｜⚠</w:t>
+              <w:t xml:space="preserve">= 0 命中）｜</w:t>
             </w:r>
             <w:r>
               <w:t xml:space="preserve"> </w:t>
@@ -4416,12 +4286,6 @@
               <w:jc w:val="center"/>
             </w:pPr>
             <w:r>
-              <w:t xml:space="preserve">✔</w:t>
-            </w:r>
-            <w:r>
-              <w:t xml:space="preserve"> </w:t>
-            </w:r>
-            <w:r>
               <w:rPr>
                 <w:bCs/>
                 <w:b/>
@@ -4468,7 +4332,7 @@
               <w:jc w:val="center"/>
             </w:pPr>
             <w:r>
-              <w:t xml:space="preserve">✔ / ✔</w:t>
+              <w:t xml:space="preserve">/</w:t>
             </w:r>
           </w:p>
         </w:tc>
@@ -4498,12 +4362,6 @@
               <w:jc w:val="center"/>
             </w:pPr>
             <w:r>
-              <w:t xml:space="preserve">⚠</w:t>
-            </w:r>
-            <w:r>
-              <w:t xml:space="preserve"> </w:t>
-            </w:r>
-            <w:r>
               <w:rPr>
                 <w:bCs/>
                 <w:b/>
@@ -4602,12 +4460,6 @@
               <w:jc w:val="center"/>
             </w:pPr>
             <w:r>
-              <w:t xml:space="preserve">⚠</w:t>
-            </w:r>
-            <w:r>
-              <w:t xml:space="preserve"> </w:t>
-            </w:r>
-            <w:r>
               <w:rPr>
                 <w:rStyle w:val="VerbatimChar"/>
                 <w:bCs/>
@@ -4623,7 +4475,7 @@
               <w:t xml:space="preserve">「本文无法判定」= 唯一 1 处违反 owner 禁令</w:t>
             </w:r>
             <w:r>
-              <w:t xml:space="preserve">（须改写）｜✔ 另有 24 条</w:t>
+              <w:t xml:space="preserve">（须改写）｜ 另有 24 条</w:t>
             </w:r>
             <w:r>
               <w:rPr>
@@ -4673,7 +4525,7 @@
               <w:jc w:val="center"/>
             </w:pPr>
             <w:r>
-              <w:t xml:space="preserve">✔ 无负面框架（</w:t>
+              <w:t xml:space="preserve">无负面框架（</w:t>
             </w:r>
             <w:r>
               <w:rPr>
@@ -4727,7 +4579,7 @@
               <w:jc w:val="center"/>
             </w:pPr>
             <w:r>
-              <w:t xml:space="preserve">✔ 已正确锚定批 2（6 处带批别；⚠</w:t>
+              <w:t xml:space="preserve">已正确锚定批 2（6 处带批别；</w:t>
             </w:r>
             <w:r>
               <w:t xml:space="preserve"> </w:t>
@@ -4772,7 +4624,7 @@
               <w:jc w:val="center"/>
             </w:pPr>
             <w:r>
-              <w:t xml:space="preserve">⚠ 5 处：</w:t>
+              <w:t xml:space="preserve">5 处：</w:t>
             </w:r>
             <w:r>
               <w:rPr>
@@ -4936,7 +4788,7 @@
         <w:pStyle w:val="Heading3"/>
       </w:pPr>
       <w:r>
-        <w:t xml:space="preserve">2.1 ✔ F2（"47 而非 36×36"）落地质量</w:t>
+        <w:t xml:space="preserve">2.1 F2（"47 而非 36×36"）落地质量</w:t>
       </w:r>
       <w:r>
         <w:rPr>
@@ -5161,7 +5013,7 @@
         <w:t xml:space="preserve"> </w:t>
       </w:r>
       <w:r>
-        <w:t xml:space="preserve">&gt; 「⚠️</w:t>
+        <w:t xml:space="preserve">&gt; 「</w:t>
       </w:r>
       <w:r>
         <w:t xml:space="preserve"> </w:t>
@@ -5175,9 +5027,6 @@
       </w:r>
       <w:r>
         <w:t xml:space="preserve">：</w:t>
-      </w:r>
-      <w:r>
-        <w:t xml:space="preserve"> </w:t>
       </w:r>
       <w:r>
         <w:rPr>
@@ -5263,7 +5112,7 @@
         <w:pStyle w:val="Heading3"/>
       </w:pPr>
       <w:r>
-        <w:t xml:space="preserve">2.2 ✔ F3（致命 bug 证据形态）落地</w:t>
+        <w:t xml:space="preserve">2.2 F3（致命 bug 证据形态）落地</w:t>
       </w:r>
       <w:r>
         <w:rPr>
@@ -5346,9 +5195,6 @@
         <w:t xml:space="preserve">（本仓 grep = 0 命中、该文件只有 1 个 commit），本节是【方法论规范】而非【本篇读数的依据】，</w:t>
       </w:r>
       <w:r>
-        <w:t xml:space="preserve"> </w:t>
-      </w:r>
-      <w:r>
         <w:rPr>
           <w:bCs/>
           <w:b/>
@@ -5372,9 +5218,6 @@
         <w:t xml:space="preserve">：</w:t>
       </w:r>
       <w:r>
-        <w:t xml:space="preserve"> </w:t>
-      </w:r>
-      <w:r>
         <w:rPr>
           <w:bCs/>
           <w:b/>
@@ -5419,9 +5262,6 @@
         <w:t xml:space="preserve">」），</w:t>
       </w:r>
       <w:r>
-        <w:t xml:space="preserve"> </w:t>
-      </w:r>
-      <w:r>
         <w:rPr>
           <w:bCs/>
           <w:b/>
@@ -5534,9 +5374,6 @@
       </w:r>
       <w:r>
         <w:t xml:space="preserve">精确化主张形态：「§5.1 主张的是【"当时那批的日志报告所记载的缺陷"】，</w:t>
-      </w:r>
-      <w:r>
-        <w:t xml:space="preserve"> </w:t>
       </w:r>
       <w:r>
         <w:rPr>
@@ -5556,7 +5393,7 @@
         <w:pStyle w:val="Heading3"/>
       </w:pPr>
       <w:r>
-        <w:t xml:space="preserve">2.3 ✔ 读数独立复算：</w:t>
+        <w:t xml:space="preserve">2.3 读数独立复算：</w:t>
       </w:r>
       <w:r>
         <w:rPr>
@@ -5694,11 +5531,7 @@
           <w:p>
             <w:pPr>
               <w:pStyle w:val="Compact"/>
-              <w:jc w:val="center"/>
-            </w:pPr>
-            <w:r>
-              <w:t xml:space="preserve">✔</w:t>
-            </w:r>
+            </w:pPr>
           </w:p>
         </w:tc>
       </w:tr>
@@ -5746,11 +5579,7 @@
           <w:p>
             <w:pPr>
               <w:pStyle w:val="Compact"/>
-              <w:jc w:val="center"/>
-            </w:pPr>
-            <w:r>
-              <w:t xml:space="preserve">✔</w:t>
-            </w:r>
+            </w:pPr>
           </w:p>
         </w:tc>
       </w:tr>
@@ -5811,20 +5640,23 @@
                 <w:bCs/>
                 <w:b/>
               </w:rPr>
-              <w:t xml:space="preserve">全零 ✔；distinct 行数 = 1 ✔</w:t>
-            </w:r>
-          </w:p>
-        </w:tc>
-        <w:tc>
-          <w:tcPr/>
-          <w:p>
-            <w:pPr>
-              <w:pStyle w:val="Compact"/>
-              <w:jc w:val="center"/>
-            </w:pPr>
-            <w:r>
-              <w:t xml:space="preserve">✔</w:t>
-            </w:r>
+              <w:t xml:space="preserve">全零；distinct 行数 = 1</w:t>
+            </w:r>
+            <w:r>
+              <w:rPr>
+                <w:bCs/>
+                <w:b/>
+              </w:rPr>
+              <w:t xml:space="preserve"> </w:t>
+            </w:r>
+          </w:p>
+        </w:tc>
+        <w:tc>
+          <w:tcPr/>
+          <w:p>
+            <w:pPr>
+              <w:pStyle w:val="Compact"/>
+            </w:pPr>
           </w:p>
         </w:tc>
       </w:tr>
@@ -5875,20 +5707,23 @@
                 <w:bCs/>
                 <w:b/>
               </w:rPr>
-              <w:t xml:space="preserve">distinct 行数 = 1 ✔；非全零 ✔</w:t>
-            </w:r>
-          </w:p>
-        </w:tc>
-        <w:tc>
-          <w:tcPr/>
-          <w:p>
-            <w:pPr>
-              <w:pStyle w:val="Compact"/>
-              <w:jc w:val="center"/>
-            </w:pPr>
-            <w:r>
-              <w:t xml:space="preserve">✔</w:t>
-            </w:r>
+              <w:t xml:space="preserve">distinct 行数 = 1；非全零</w:t>
+            </w:r>
+            <w:r>
+              <w:rPr>
+                <w:bCs/>
+                <w:b/>
+              </w:rPr>
+              <w:t xml:space="preserve"> </w:t>
+            </w:r>
+          </w:p>
+        </w:tc>
+        <w:tc>
+          <w:tcPr/>
+          <w:p>
+            <w:pPr>
+              <w:pStyle w:val="Compact"/>
+            </w:pPr>
           </w:p>
         </w:tc>
       </w:tr>
@@ -5941,20 +5776,23 @@
                 <w:bCs/>
                 <w:b/>
               </w:rPr>
-              <w:t xml:space="preserve">逐值一致 ✔</w:t>
-            </w:r>
-          </w:p>
-        </w:tc>
-        <w:tc>
-          <w:tcPr/>
-          <w:p>
-            <w:pPr>
-              <w:pStyle w:val="Compact"/>
-              <w:jc w:val="center"/>
-            </w:pPr>
-            <w:r>
-              <w:t xml:space="preserve">✔</w:t>
-            </w:r>
+              <w:t xml:space="preserve">逐值一致</w:t>
+            </w:r>
+            <w:r>
+              <w:rPr>
+                <w:bCs/>
+                <w:b/>
+              </w:rPr>
+              <w:t xml:space="preserve"> </w:t>
+            </w:r>
+          </w:p>
+        </w:tc>
+        <w:tc>
+          <w:tcPr/>
+          <w:p>
+            <w:pPr>
+              <w:pStyle w:val="Compact"/>
+            </w:pPr>
           </w:p>
         </w:tc>
       </w:tr>
@@ -5992,23 +5830,15 @@
           <w:p>
             <w:pPr>
               <w:pStyle w:val="Compact"/>
-              <w:jc w:val="left"/>
-            </w:pPr>
-            <w:r>
-              <w:t xml:space="preserve">✔</w:t>
-            </w:r>
-          </w:p>
-        </w:tc>
-        <w:tc>
-          <w:tcPr/>
-          <w:p>
-            <w:pPr>
-              <w:pStyle w:val="Compact"/>
-              <w:jc w:val="center"/>
-            </w:pPr>
-            <w:r>
-              <w:t xml:space="preserve">✔</w:t>
-            </w:r>
+            </w:pPr>
+          </w:p>
+        </w:tc>
+        <w:tc>
+          <w:tcPr/>
+          <w:p>
+            <w:pPr>
+              <w:pStyle w:val="Compact"/>
+            </w:pPr>
           </w:p>
         </w:tc>
       </w:tr>
@@ -6054,9 +5884,6 @@
       </w:r>
       <w:r>
         <w:t xml:space="preserve">，</w:t>
-      </w:r>
-      <w:r>
-        <w:t xml:space="preserve"> </w:t>
       </w:r>
       <w:r>
         <w:rPr>
@@ -6215,7 +6042,7 @@
               <w:jc w:val="center"/>
             </w:pPr>
             <w:r>
-              <w:t xml:space="preserve">✔ 不减</w:t>
+              <w:t xml:space="preserve">不减</w:t>
             </w:r>
           </w:p>
         </w:tc>
@@ -6272,7 +6099,7 @@
               <w:jc w:val="center"/>
             </w:pPr>
             <w:r>
-              <w:t xml:space="preserve">✔ 不减（持平）</w:t>
+              <w:t xml:space="preserve">不减（持平）</w:t>
             </w:r>
           </w:p>
         </w:tc>
@@ -6329,7 +6156,7 @@
               <w:jc w:val="center"/>
             </w:pPr>
             <w:r>
-              <w:t xml:space="preserve">✔ 不减</w:t>
+              <w:t xml:space="preserve">不减</w:t>
             </w:r>
           </w:p>
         </w:tc>
@@ -6386,7 +6213,7 @@
               <w:jc w:val="center"/>
             </w:pPr>
             <w:r>
-              <w:t xml:space="preserve">✔ 新增</w:t>
+              <w:t xml:space="preserve">新增</w:t>
             </w:r>
           </w:p>
         </w:tc>
@@ -6443,7 +6270,7 @@
               <w:jc w:val="center"/>
             </w:pPr>
             <w:r>
-              <w:t xml:space="preserve">✔ 新增</w:t>
+              <w:t xml:space="preserve">新增</w:t>
             </w:r>
           </w:p>
         </w:tc>
@@ -6500,7 +6327,7 @@
               <w:jc w:val="center"/>
             </w:pPr>
             <w:r>
-              <w:t xml:space="preserve">✔ 不减</w:t>
+              <w:t xml:space="preserve">不减</w:t>
             </w:r>
           </w:p>
         </w:tc>
@@ -6557,7 +6384,7 @@
               <w:jc w:val="center"/>
             </w:pPr>
             <w:r>
-              <w:t xml:space="preserve">✔ 不减</w:t>
+              <w:t xml:space="preserve">不减</w:t>
             </w:r>
           </w:p>
         </w:tc>
@@ -6614,7 +6441,7 @@
               <w:jc w:val="center"/>
             </w:pPr>
             <w:r>
-              <w:t xml:space="preserve">✔ 不减</w:t>
+              <w:t xml:space="preserve">不减</w:t>
             </w:r>
           </w:p>
         </w:tc>
@@ -6670,7 +6497,7 @@
         <w:t xml:space="preserve"> </w:t>
       </w:r>
       <w:r>
-        <w:t xml:space="preserve">「⚠️</w:t>
+        <w:t xml:space="preserve">「</w:t>
       </w:r>
       <w:r>
         <w:t xml:space="preserve"> </w:t>
@@ -6974,9 +6801,6 @@
         <w:t xml:space="preserve">：</w:t>
       </w:r>
       <w:r>
-        <w:t xml:space="preserve"> </w:t>
-      </w:r>
-      <w:r>
         <w:rPr>
           <w:bCs/>
           <w:b/>
@@ -7003,9 +6827,6 @@
         <w:t xml:space="preserve">；</w:t>
       </w:r>
       <w:r>
-        <w:t xml:space="preserve"> </w:t>
-      </w:r>
-      <w:r>
         <w:rPr>
           <w:bCs/>
           <w:b/>
@@ -7039,9 +6860,6 @@
         <w:t xml:space="preserve">：</w:t>
       </w:r>
       <w:r>
-        <w:t xml:space="preserve"> </w:t>
-      </w:r>
-      <w:r>
         <w:rPr>
           <w:bCs/>
           <w:b/>
@@ -7102,9 +6920,6 @@
       </w:r>
       <w:r>
         <w:t xml:space="preserve">：</w:t>
-      </w:r>
-      <w:r>
-        <w:t xml:space="preserve"> </w:t>
       </w:r>
       <w:r>
         <w:rPr>
@@ -7508,12 +7323,6 @@
               <w:jc w:val="center"/>
             </w:pPr>
             <w:r>
-              <w:t xml:space="preserve">❌</w:t>
-            </w:r>
-            <w:r>
-              <w:t xml:space="preserve"> </w:t>
-            </w:r>
-            <w:r>
               <w:rPr>
                 <w:bCs/>
                 <w:b/>
@@ -7573,7 +7382,7 @@
               <w:jc w:val="center"/>
             </w:pPr>
             <w:r>
-              <w:t xml:space="preserve">⚠ 有"形式不是断言"承接，但主句是无条件归因</w:t>
+              <w:t xml:space="preserve">有"形式不是断言"承接，但主句是无条件归因</w:t>
             </w:r>
           </w:p>
         </w:tc>
@@ -7628,7 +7437,7 @@
               <w:jc w:val="center"/>
             </w:pPr>
             <w:r>
-              <w:t xml:space="preserve">⚠ 同上</w:t>
+              <w:t xml:space="preserve">同上</w:t>
             </w:r>
           </w:p>
         </w:tc>
@@ -7673,7 +7482,7 @@
               <w:jc w:val="center"/>
             </w:pPr>
             <w:r>
-              <w:t xml:space="preserve">❌ 章标题</w:t>
+              <w:t xml:space="preserve">章标题</w:t>
             </w:r>
           </w:p>
         </w:tc>
@@ -7716,9 +7525,6 @@
               <w:t xml:space="preserve">：</w:t>
             </w:r>
             <w:r>
-              <w:t xml:space="preserve"> </w:t>
-            </w:r>
-            <w:r>
               <w:rPr>
                 <w:bCs/>
                 <w:b/>
@@ -7737,12 +7543,6 @@
               <w:pStyle w:val="Compact"/>
               <w:jc w:val="center"/>
             </w:pPr>
-            <w:r>
-              <w:t xml:space="preserve">❌</w:t>
-            </w:r>
-            <w:r>
-              <w:t xml:space="preserve"> </w:t>
-            </w:r>
             <w:r>
               <w:rPr>
                 <w:bCs/>
@@ -7803,7 +7603,7 @@
               <w:jc w:val="center"/>
             </w:pPr>
             <w:r>
-              <w:t xml:space="preserve">⚠ 有"形式是四条机制链"承接</w:t>
+              <w:t xml:space="preserve">有"形式是四条机制链"承接</w:t>
             </w:r>
           </w:p>
         </w:tc>
@@ -7858,7 +7658,7 @@
               <w:jc w:val="center"/>
             </w:pPr>
             <w:r>
-              <w:t xml:space="preserve">❌ 主句无条件</w:t>
+              <w:t xml:space="preserve">主句无条件</w:t>
             </w:r>
           </w:p>
         </w:tc>
@@ -7936,9 +7736,6 @@
       </w:r>
       <w:r>
         <w:t xml:space="preserve">：</w:t>
-      </w:r>
-      <w:r>
-        <w:t xml:space="preserve"> </w:t>
       </w:r>
       <w:r>
         <w:rPr>
@@ -8078,12 +7875,6 @@
               <w:jc w:val="center"/>
             </w:pPr>
             <w:r>
-              <w:t xml:space="preserve">❌</w:t>
-            </w:r>
-            <w:r>
-              <w:t xml:space="preserve"> </w:t>
-            </w:r>
-            <w:r>
               <w:rPr>
                 <w:bCs/>
                 <w:b/>
@@ -8142,12 +7933,6 @@
               <w:pStyle w:val="Compact"/>
               <w:jc w:val="center"/>
             </w:pPr>
-            <w:r>
-              <w:t xml:space="preserve">❌</w:t>
-            </w:r>
-            <w:r>
-              <w:t xml:space="preserve"> </w:t>
-            </w:r>
             <w:r>
               <w:rPr>
                 <w:bCs/>
@@ -8408,9 +8193,6 @@
       </w:r>
       <w:r>
         <w:t xml:space="preserve">，</w:t>
-      </w:r>
-      <w:r>
-        <w:t xml:space="preserve"> </w:t>
       </w:r>
       <w:r>
         <w:rPr>
@@ -8764,9 +8546,6 @@
         <w:t xml:space="preserve">：</w:t>
       </w:r>
       <w:r>
-        <w:t xml:space="preserve"> </w:t>
-      </w:r>
-      <w:r>
         <w:rPr>
           <w:bCs/>
           <w:b/>
@@ -8775,9 +8554,6 @@
       </w:r>
       <w:r>
         <w:t xml:space="preserve">（旧读数的历史出处另算），</w:t>
-      </w:r>
-      <w:r>
-        <w:t xml:space="preserve"> </w:t>
       </w:r>
       <w:r>
         <w:rPr>
@@ -8946,9 +8722,6 @@
         <w:t xml:space="preserve">，</w:t>
       </w:r>
       <w:r>
-        <w:t xml:space="preserve"> </w:t>
-      </w:r>
-      <w:r>
         <w:rPr>
           <w:bCs/>
           <w:b/>
@@ -8993,9 +8766,6 @@
       </w:r>
       <w:r>
         <w:t xml:space="preserve">：</w:t>
-      </w:r>
-      <w:r>
-        <w:t xml:space="preserve"> </w:t>
       </w:r>
       <w:r>
         <w:rPr>
@@ -9148,9 +8918,6 @@
         <w:t xml:space="preserve">：</w:t>
       </w:r>
       <w:r>
-        <w:t xml:space="preserve"> </w:t>
-      </w:r>
-      <w:r>
         <w:rPr>
           <w:bCs/>
           <w:b/>
@@ -9161,9 +8928,6 @@
         <w:t xml:space="preserve">：</w:t>
       </w:r>
       <w:r>
-        <w:t xml:space="preserve"> </w:t>
-      </w:r>
-      <w:r>
         <w:rPr>
           <w:bCs/>
           <w:b/>
@@ -9226,10 +8990,7 @@
         <w:t xml:space="preserve">收窄比值口径不改变该条收获</w:t>
       </w:r>
       <w:r>
-        <w:t xml:space="preserve"> </w:t>
-      </w:r>
-      <w:r>
-        <w:t xml:space="preserve">✔。</w:t>
+        <w:t xml:space="preserve">。</w:t>
       </w:r>
     </w:p>
     <w:p>
@@ -9461,9 +9222,6 @@
         <w:t xml:space="preserve">（② 篇子审稿人实测）：</w:t>
       </w:r>
       <w:r>
-        <w:t xml:space="preserve"> </w:t>
-      </w:r>
-      <w:r>
         <w:rPr>
           <w:bCs/>
           <w:b/>
@@ -9486,14 +9244,18 @@
         <w:t xml:space="preserve">，</w:t>
       </w:r>
       <w:r>
-        <w:t xml:space="preserve"> </w:t>
-      </w:r>
-      <w:r>
-        <w:rPr>
-          <w:bCs/>
-          <w:b/>
-        </w:rPr>
-        <w:t xml:space="preserve">它在 SHA256SUMS 内 ✔</w:t>
+        <w:rPr>
+          <w:bCs/>
+          <w:b/>
+        </w:rPr>
+        <w:t xml:space="preserve">它在 SHA256SUMS 内</w:t>
+      </w:r>
+      <w:r>
+        <w:rPr>
+          <w:bCs/>
+          <w:b/>
+        </w:rPr>
+        <w:t xml:space="preserve"> </w:t>
       </w:r>
       <w:r>
         <w:t xml:space="preserve">）</w:t>
@@ -9507,9 +9269,6 @@
       </w:r>
       <w:r>
         <w:t xml:space="preserve">；</w:t>
-      </w:r>
-      <w:r>
-        <w:t xml:space="preserve"> </w:t>
       </w:r>
       <w:r>
         <w:rPr>
@@ -10041,7 +9800,14 @@
                 <w:bCs/>
                 <w:b/>
               </w:rPr>
-              <w:t xml:space="preserve">207/207 OK ✔</w:t>
+              <w:t xml:space="preserve">207/207 OK</w:t>
+            </w:r>
+            <w:r>
+              <w:rPr>
+                <w:bCs/>
+                <w:b/>
+              </w:rPr>
+              <w:t xml:space="preserve"> </w:t>
             </w:r>
           </w:p>
         </w:tc>
@@ -10190,10 +9956,17 @@
                 <w:bCs/>
                 <w:b/>
               </w:rPr>
-              <w:t xml:space="preserve">EXIT=0 ✔</w:t>
-            </w:r>
-            <w:r>
-              <w:t xml:space="preserve">（计数：⚠️68/【待完成】14/📌17，改稿后已变，</w:t>
+              <w:t xml:space="preserve">EXIT=0</w:t>
+            </w:r>
+            <w:r>
+              <w:rPr>
+                <w:bCs/>
+                <w:b/>
+              </w:rPr>
+              <w:t xml:space="preserve"> </w:t>
+            </w:r>
+            <w:r>
+              <w:t xml:space="preserve">（计数：68/【待完成】14/【待回查】17，改稿后已变，</w:t>
             </w:r>
             <w:r>
               <w:rPr>
@@ -10276,7 +10049,14 @@
                 <w:bCs/>
                 <w:b/>
               </w:rPr>
-              <w:t xml:space="preserve">EXIT=0 ✔</w:t>
+              <w:t xml:space="preserve">EXIT=0</w:t>
+            </w:r>
+            <w:r>
+              <w:rPr>
+                <w:bCs/>
+                <w:b/>
+              </w:rPr>
+              <w:t xml:space="preserve"> </w:t>
             </w:r>
             <w:r>
               <w:t xml:space="preserve">（208 成员 / 190 非 ASCII 标志位全齐）</w:t>
@@ -10356,7 +10136,14 @@
                 <w:bCs/>
                 <w:b/>
               </w:rPr>
-              <w:t xml:space="preserve">基线已钉死 ✔</w:t>
+              <w:t xml:space="preserve">基线已钉死</w:t>
+            </w:r>
+            <w:r>
+              <w:rPr>
+                <w:bCs/>
+                <w:b/>
+              </w:rPr>
+              <w:t xml:space="preserve"> </w:t>
             </w:r>
             <w:r>
               <w:t xml:space="preserve">；实测：</w:t>
@@ -10806,20 +10593,31 @@
                 <w:bCs/>
                 <w:b/>
               </w:rPr>
-              <w:t xml:space="preserve">0 ✔</w:t>
+              <w:t xml:space="preserve">0</w:t>
+            </w:r>
+            <w:r>
+              <w:rPr>
+                <w:bCs/>
+                <w:b/>
+              </w:rPr>
+              <w:t xml:space="preserve"> </w:t>
             </w:r>
             <w:r>
               <w:t xml:space="preserve">；</w:t>
             </w:r>
             <w:r>
+              <w:rPr>
+                <w:bCs/>
+                <w:b/>
+              </w:rPr>
+              <w:t xml:space="preserve">tools 侧两处已被 owner 修</w:t>
+            </w:r>
+            <w:r>
+              <w:rPr>
+                <w:bCs/>
+                <w:b/>
+              </w:rPr>
               <w:t xml:space="preserve"> </w:t>
-            </w:r>
-            <w:r>
-              <w:rPr>
-                <w:bCs/>
-                <w:b/>
-              </w:rPr>
-              <w:t xml:space="preserve">tools 侧两处已被 owner 修 ✔</w:t>
             </w:r>
           </w:p>
         </w:tc>
@@ -11015,7 +10813,7 @@
     </w:p>
     <w:bookmarkEnd w:id="47"/>
     <w:bookmarkEnd w:id="48"/>
-    <w:bookmarkStart w:id="52" w:name="附录-补实验三档清单收进最终报告-需付费需人只列不跑"/>
+    <w:bookmarkStart w:id="52" w:name="附录-补实验三档清单收进最终报告需付费需人只列不跑"/>
     <w:p>
       <w:pPr>
         <w:pStyle w:val="Heading2"/>
@@ -11024,9 +10822,6 @@
         <w:t xml:space="preserve">6 · 附录 · 补实验三档清单（收进最终报告；</w:t>
       </w:r>
       <w:r>
-        <w:t xml:space="preserve"> </w:t>
-      </w:r>
-      <w:r>
         <w:rPr>
           <w:bCs/>
           <w:b/>
@@ -11037,7 +10832,7 @@
         <w:t xml:space="preserve">）</w:t>
       </w:r>
     </w:p>
-    <w:bookmarkStart w:id="49" w:name="零-api8-项-e-1-已由取证-agent-跑完-e-2-我已跑出可复算脚本"/>
+    <w:bookmarkStart w:id="49" w:name="零-api8-项e-1-已由取证-agent-跑完e-2-我已跑出可复算脚本"/>
     <w:p>
       <w:pPr>
         <w:pStyle w:val="Heading3"/>
@@ -11046,9 +10841,6 @@
         <w:t xml:space="preserve">6.1 零 API（8 项；</w:t>
       </w:r>
       <w:r>
-        <w:t xml:space="preserve"> </w:t>
-      </w:r>
-      <w:r>
         <w:rPr>
           <w:bCs/>
           <w:b/>
@@ -11057,9 +10849,6 @@
       </w:r>
       <w:r>
         <w:t xml:space="preserve">，</w:t>
-      </w:r>
-      <w:r>
-        <w:t xml:space="preserve"> </w:t>
       </w:r>
       <w:r>
         <w:rPr>
@@ -11222,12 +11011,6 @@
               <w:jc w:val="center"/>
             </w:pPr>
             <w:r>
-              <w:t xml:space="preserve">✅</w:t>
-            </w:r>
-            <w:r>
-              <w:t xml:space="preserve"> </w:t>
-            </w:r>
-            <w:r>
               <w:rPr>
                 <w:bCs/>
                 <w:b/>
@@ -11320,12 +11103,6 @@
               <w:jc w:val="center"/>
             </w:pPr>
             <w:r>
-              <w:t xml:space="preserve">✅</w:t>
-            </w:r>
-            <w:r>
-              <w:t xml:space="preserve"> </w:t>
-            </w:r>
-            <w:r>
               <w:rPr>
                 <w:bCs/>
                 <w:b/>
@@ -11416,12 +11193,6 @@
               <w:jc w:val="center"/>
             </w:pPr>
             <w:r>
-              <w:t xml:space="preserve">✅</w:t>
-            </w:r>
-            <w:r>
-              <w:t xml:space="preserve"> </w:t>
-            </w:r>
-            <w:r>
               <w:rPr>
                 <w:bCs/>
                 <w:b/>
@@ -11506,7 +11277,7 @@
               <w:jc w:val="center"/>
             </w:pPr>
             <w:r>
-              <w:t xml:space="preserve">⬜ 可派</w:t>
+              <w:t xml:space="preserve">可派</w:t>
             </w:r>
           </w:p>
         </w:tc>
@@ -11592,7 +11363,7 @@
               <w:jc w:val="center"/>
             </w:pPr>
             <w:r>
-              <w:t xml:space="preserve">⬜ 可派</w:t>
+              <w:t xml:space="preserve">可派</w:t>
             </w:r>
           </w:p>
         </w:tc>
@@ -11666,7 +11437,7 @@
               <w:jc w:val="center"/>
             </w:pPr>
             <w:r>
-              <w:t xml:space="preserve">⬜ 可派</w:t>
+              <w:t xml:space="preserve">可派</w:t>
             </w:r>
           </w:p>
         </w:tc>
@@ -11735,12 +11506,6 @@
               <w:jc w:val="center"/>
             </w:pPr>
             <w:r>
-              <w:t xml:space="preserve">⬜</w:t>
-            </w:r>
-            <w:r>
-              <w:t xml:space="preserve"> </w:t>
-            </w:r>
-            <w:r>
               <w:rPr>
                 <w:bCs/>
                 <w:b/>
@@ -11825,14 +11590,14 @@
               <w:jc w:val="center"/>
             </w:pPr>
             <w:r>
-              <w:t xml:space="preserve">⬜ 可派</w:t>
+              <w:t xml:space="preserve">可派</w:t>
             </w:r>
           </w:p>
         </w:tc>
       </w:tr>
     </w:tbl>
     <w:bookmarkEnd w:id="49"/>
-    <w:bookmarkStart w:id="50" w:name="需额度7-项-等-owner-批-成本-两个独立来源同量级-17-1538"/>
+    <w:bookmarkStart w:id="50" w:name="需额度7-项等-owner-批成本-两个独立来源同量级-17-1538"/>
     <w:p>
       <w:pPr>
         <w:pStyle w:val="Heading3"/>
@@ -11841,9 +11606,6 @@
         <w:t xml:space="preserve">6.2 需额度（7 项；</w:t>
       </w:r>
       <w:r>
-        <w:t xml:space="preserve"> </w:t>
-      </w:r>
-      <w:r>
         <w:rPr>
           <w:bCs/>
           <w:b/>
@@ -11852,9 +11614,6 @@
       </w:r>
       <w:r>
         <w:t xml:space="preserve">；</w:t>
-      </w:r>
-      <w:r>
-        <w:t xml:space="preserve"> </w:t>
       </w:r>
       <w:r>
         <w:rPr>
@@ -12332,9 +12091,6 @@
         <w:t xml:space="preserve">：</w:t>
       </w:r>
       <w:r>
-        <w:t xml:space="preserve"> </w:t>
-      </w:r>
-      <w:r>
         <w:rPr>
           <w:bCs/>
           <w:b/>
@@ -12343,9 +12099,6 @@
       </w:r>
       <w:r>
         <w:t xml:space="preserve">，</w:t>
-      </w:r>
-      <w:r>
-        <w:t xml:space="preserve"> </w:t>
       </w:r>
       <w:r>
         <w:rPr>
@@ -12909,9 +12662,6 @@
         <w:t xml:space="preserve">：</w:t>
       </w:r>
       <w:r>
-        <w:t xml:space="preserve"> </w:t>
-      </w:r>
-      <w:r>
         <w:rPr>
           <w:bCs/>
           <w:b/>
@@ -12992,9 +12742,6 @@
         <w:t xml:space="preserve">；</w:t>
       </w:r>
       <w:r>
-        <w:t xml:space="preserve"> </w:t>
-      </w:r>
-      <w:r>
         <w:rPr>
           <w:bCs/>
           <w:b/>
@@ -13028,9 +12775,6 @@
       </w:r>
       <w:r>
         <w:t xml:space="preserve">；</w:t>
-      </w:r>
-      <w:r>
-        <w:t xml:space="preserve"> </w:t>
       </w:r>
       <w:r>
         <w:rPr>
@@ -13229,9 +12973,6 @@
         <w:t xml:space="preserve">：</w:t>
       </w:r>
       <w:r>
-        <w:t xml:space="preserve"> </w:t>
-      </w:r>
-      <w:r>
         <w:rPr>
           <w:bCs/>
           <w:b/>
@@ -13271,9 +13012,6 @@
         <w:t xml:space="preserve">：</w:t>
       </w:r>
       <w:r>
-        <w:t xml:space="preserve"> </w:t>
-      </w:r>
-      <w:r>
         <w:rPr>
           <w:bCs/>
           <w:b/>
@@ -13311,9 +13049,6 @@
       </w:r>
       <w:r>
         <w:t xml:space="preserve">；</w:t>
-      </w:r>
-      <w:r>
-        <w:t xml:space="preserve"> </w:t>
       </w:r>
       <w:r>
         <w:rPr>
@@ -13401,9 +13136,6 @@
         <w:t xml:space="preserve">（8 / 5 / 7 处）；</w:t>
       </w:r>
       <w:r>
-        <w:t xml:space="preserve"> </w:t>
-      </w:r>
-      <w:r>
         <w:rPr>
           <w:bCs/>
           <w:b/>
@@ -13464,9 +13196,6 @@
         <w:t xml:space="preserve">；</w:t>
       </w:r>
       <w:r>
-        <w:t xml:space="preserve"> </w:t>
-      </w:r>
-      <w:r>
         <w:rPr>
           <w:bCs/>
           <w:b/>
@@ -13477,9 +13206,6 @@
         <w:t xml:space="preserve">；</w:t>
       </w:r>
       <w:r>
-        <w:t xml:space="preserve"> </w:t>
-      </w:r>
-      <w:r>
         <w:rPr>
           <w:bCs/>
           <w:b/>
@@ -13509,9 +13235,6 @@
         <w:t xml:space="preserve">（自己补了"没做对照实验，是设计论证不是实测结论"和反向读数）；</w:t>
       </w:r>
       <w:r>
-        <w:t xml:space="preserve"> </w:t>
-      </w:r>
-      <w:r>
         <w:rPr>
           <w:bCs/>
           <w:b/>
@@ -13522,9 +13245,6 @@
         <w:t xml:space="preserve">（证据形态三档 + 受影响读数全部降为【未测】但"读数不删、结论不撤"）；</w:t>
       </w:r>
       <w:r>
-        <w:t xml:space="preserve"> </w:t>
-      </w:r>
-      <w:r>
         <w:rPr>
           <w:bCs/>
           <w:b/>
@@ -13535,9 +13255,6 @@
         <w:t xml:space="preserve">；</w:t>
       </w:r>
       <w:r>
-        <w:t xml:space="preserve"> </w:t>
-      </w:r>
-      <w:r>
         <w:rPr>
           <w:bCs/>
           <w:b/>
@@ -13546,9 +13263,6 @@
       </w:r>
       <w:r>
         <w:t xml:space="preserve">；</w:t>
-      </w:r>
-      <w:r>
-        <w:t xml:space="preserve"> </w:t>
       </w:r>
       <w:r>
         <w:rPr>
@@ -14141,9 +13855,6 @@
         <w:t xml:space="preserve">：</w:t>
       </w:r>
       <w:r>
-        <w:t xml:space="preserve"> </w:t>
-      </w:r>
-      <w:r>
         <w:rPr>
           <w:bCs/>
           <w:b/>
@@ -14154,9 +13865,6 @@
         <w:t xml:space="preserve">；</w:t>
       </w:r>
       <w:r>
-        <w:t xml:space="preserve"> </w:t>
-      </w:r>
-      <w:r>
         <w:rPr>
           <w:bCs/>
           <w:b/>
@@ -14167,9 +13875,6 @@
         <w:t xml:space="preserve">；</w:t>
       </w:r>
       <w:r>
-        <w:t xml:space="preserve"> </w:t>
-      </w:r>
-      <w:r>
         <w:rPr>
           <w:bCs/>
           <w:b/>
@@ -14180,9 +13885,6 @@
         <w:t xml:space="preserve">；</w:t>
       </w:r>
       <w:r>
-        <w:t xml:space="preserve"> </w:t>
-      </w:r>
-      <w:r>
         <w:rPr>
           <w:bCs/>
           <w:b/>
@@ -14191,9 +13893,6 @@
       </w:r>
       <w:r>
         <w:t xml:space="preserve">；</w:t>
-      </w:r>
-      <w:r>
-        <w:t xml:space="preserve"> </w:t>
       </w:r>
       <w:r>
         <w:rPr>

--- a/papers/复核链/阶段二_独立终审报告_2026-10-25.docx
+++ b/papers/复核链/阶段二_独立终审报告_2026-10-25.docx
@@ -3269,7 +3269,7 @@
                 <w:bCs/>
                 <w:b/>
               </w:rPr>
-              <w:t xml:space="preserve">📄</w:t>
+              <w:t xml:space="preserve">【文档】</w:t>
             </w:r>
           </w:p>
         </w:tc>
@@ -3313,7 +3313,7 @@
                 <w:bCs/>
                 <w:b/>
               </w:rPr>
-              <w:t xml:space="preserve">📄</w:t>
+              <w:t xml:space="preserve">【文档】</w:t>
             </w:r>
             <w:r>
               <w:rPr>
@@ -3712,7 +3712,7 @@
         <w:rPr>
           <w:rStyle w:val="VerbatimChar"/>
         </w:rPr>
-        <w:t xml:space="preserve">📄</w:t>
+        <w:t xml:space="preserve">【文档】</w:t>
       </w:r>
       <w:r>
         <w:t xml:space="preserve"> </w:t>
@@ -6116,7 +6116,7 @@
               <w:rPr>
                 <w:rStyle w:val="VerbatimChar"/>
               </w:rPr>
-              <w:t xml:space="preserve">📌</w:t>
+              <w:t xml:space="preserve">【待回查】</w:t>
             </w:r>
           </w:p>
         </w:tc>
@@ -6966,7 +6966,7 @@
           <w:bCs/>
           <w:b/>
         </w:rPr>
-        <w:t xml:space="preserve">📌</w:t>
+        <w:t xml:space="preserve">【待回查】</w:t>
       </w:r>
       <w:r>
         <w:rPr>
